--- a/Taylor/Python Vue/Taylor Pentz.docx
+++ b/Taylor/Python Vue/Taylor Pentz.docx
@@ -10,8 +10,9 @@
         <w:jc w:val="center"/>
         <w:rPr>
           <w:rFonts w:ascii="Times New Roman" w:eastAsia="Times New Roman" w:hAnsi="Times New Roman" w:cs="Times New Roman"/>
-          <w:sz w:val="24"/>
-          <w:szCs w:val="24"/>
+          <w:sz w:val="28"/>
+          <w:szCs w:val="24"/>
+          <w:u w:val="single"/>
         </w:rPr>
       </w:pPr>
       <w:r>
@@ -94,37 +95,33 @@
           <w:sz w:val="24"/>
           <w:szCs w:val="24"/>
         </w:rPr>
-        <w:t xml:space="preserve"> | 1601 Larkin, H</w:t>
-      </w:r>
-      <w:r>
-        <w:rPr>
-          <w:rFonts w:ascii="Times New Roman" w:eastAsia="Times New Roman" w:hAnsi="Times New Roman" w:cs="Times New Roman"/>
-          <w:sz w:val="24"/>
-          <w:szCs w:val="24"/>
-        </w:rPr>
-        <w:t>igh Point, NC | +1 8042860439</w:t>
-      </w:r>
-    </w:p>
-    <w:p>
-      <w:pPr>
-        <w:shd w:val="clear" w:color="auto" w:fill="DBE5F1" w:themeFill="accent1" w:themeFillTint="33"/>
-        <w:spacing w:after="0" w:line="240" w:lineRule="auto"/>
-        <w:contextualSpacing/>
-        <w:jc w:val="center"/>
-        <w:rPr>
-          <w:rFonts w:ascii="Times New Roman" w:eastAsia="Times New Roman" w:hAnsi="Times New Roman" w:cs="Times New Roman"/>
-          <w:sz w:val="28"/>
-          <w:szCs w:val="24"/>
-          <w:u w:val="single"/>
-        </w:rPr>
-      </w:pPr>
+        <w:t xml:space="preserve"> | 1601 Larkin, High Point, NC | </w:t>
+      </w:r>
+      <w:r>
+        <w:rPr>
+          <w:rFonts w:ascii="Times New Roman" w:eastAsia="Times New Roman" w:hAnsi="Times New Roman" w:cs="Times New Roman"/>
+          <w:sz w:val="24"/>
+          <w:szCs w:val="24"/>
+        </w:rPr>
+        <w:t>+1 (980) 981-4522</w:t>
+      </w:r>
+      <w:r>
+        <w:rPr>
+          <w:rFonts w:ascii="Times New Roman" w:eastAsia="Times New Roman" w:hAnsi="Times New Roman" w:cs="Times New Roman"/>
+          <w:sz w:val="24"/>
+          <w:szCs w:val="24"/>
+        </w:rPr>
+        <w:t xml:space="preserve"> </w:t>
+      </w:r>
       <w:r>
         <w:rPr>
           <w:rFonts w:ascii="Times New Roman" w:hAnsi="Times New Roman" w:cs="Times New Roman"/>
           <w:sz w:val="24"/>
         </w:rPr>
-        <w:t>https://www.linkedin.com/in/taylor-pentz-698a98381/</w:t>
-      </w:r>
+        <w:t>https://www.linkedin.com/in/taylor-pentz-10a92a3aa</w:t>
+      </w:r>
+      <w:bookmarkStart w:id="0" w:name="_GoBack"/>
+      <w:bookmarkEnd w:id="0"/>
     </w:p>
     <w:p>
       <w:pPr>
@@ -273,7 +270,6 @@
           <w:szCs w:val="27"/>
         </w:rPr>
       </w:pPr>
-      <w:proofErr w:type="spellStart"/>
       <w:r>
         <w:rPr>
           <w:rFonts w:ascii="Impact" w:eastAsia="Times New Roman" w:hAnsi="Impact" w:cs="Times New Roman"/>
@@ -283,19 +279,7 @@
           <w:sz w:val="27"/>
           <w:szCs w:val="27"/>
         </w:rPr>
-        <w:t>Technical</w:t>
-      </w:r>
-      <w:proofErr w:type="spellEnd"/>
-      <w:r>
-        <w:rPr>
-          <w:rFonts w:ascii="Impact" w:eastAsia="Times New Roman" w:hAnsi="Impact" w:cs="Times New Roman"/>
-          <w:b/>
-          <w:bCs/>
-          <w:color w:val="1F497D" w:themeColor="text2"/>
-          <w:sz w:val="27"/>
-          <w:szCs w:val="27"/>
-        </w:rPr>
-        <w:t xml:space="preserve"> Skills</w:t>
+        <w:t>Technical Skills</w:t>
       </w:r>
     </w:p>
     <w:p>
@@ -385,8 +369,6 @@
         </w:rPr>
         <w:t xml:space="preserve"> APIs</w:t>
       </w:r>
-      <w:bookmarkStart w:id="0" w:name="_GoBack"/>
-      <w:bookmarkEnd w:id="0"/>
     </w:p>
     <w:p>
       <w:pPr>
@@ -8066,7 +8048,7 @@
 </file>
 
 <file path=customXml/itemProps1.xml><?xml version="1.0" encoding="utf-8"?>
-<ds:datastoreItem xmlns:ds="http://schemas.openxmlformats.org/officeDocument/2006/customXml" ds:itemID="{C3C5E9E6-7308-4143-AF69-4F8F2DB1F74B}">
+<ds:datastoreItem xmlns:ds="http://schemas.openxmlformats.org/officeDocument/2006/customXml" ds:itemID="{2617F17D-A46D-4E75-AF60-9C56678D2EA4}">
   <ds:schemaRefs>
     <ds:schemaRef ds:uri="http://schemas.openxmlformats.org/officeDocument/2006/bibliography"/>
   </ds:schemaRefs>

--- a/Taylor/Python Vue/Taylor Pentz.docx
+++ b/Taylor/Python Vue/Taylor Pentz.docx
@@ -118,7 +118,7 @@
           <w:rFonts w:ascii="Times New Roman" w:hAnsi="Times New Roman" w:cs="Times New Roman"/>
           <w:sz w:val="24"/>
         </w:rPr>
-        <w:t>https://www.linkedin.com/in/taylor-pentz-10a92a3aa</w:t>
+        <w:t>https://www.linkedin.com/in/taylor-p-b0389a3ba</w:t>
       </w:r>
       <w:bookmarkStart w:id="0" w:name="_GoBack"/>
       <w:bookmarkEnd w:id="0"/>
@@ -184,36 +184,8 @@
           <w:rFonts w:ascii="Times New Roman" w:hAnsi="Times New Roman" w:cs="Times New Roman"/>
           <w:sz w:val="24"/>
         </w:rPr>
-        <w:t xml:space="preserve">Python, Vue.js, AWS, GCP, </w:t>
-      </w:r>
-      <w:proofErr w:type="spellStart"/>
-      <w:r>
-        <w:rPr>
-          <w:rStyle w:val="Strong"/>
-          <w:rFonts w:ascii="Times New Roman" w:hAnsi="Times New Roman" w:cs="Times New Roman"/>
-          <w:sz w:val="24"/>
-        </w:rPr>
-        <w:t>Docker</w:t>
-      </w:r>
-      <w:proofErr w:type="spellEnd"/>
-      <w:r>
-        <w:rPr>
-          <w:rStyle w:val="Strong"/>
-          <w:rFonts w:ascii="Times New Roman" w:hAnsi="Times New Roman" w:cs="Times New Roman"/>
-          <w:sz w:val="24"/>
-        </w:rPr>
-        <w:t xml:space="preserve">, SQL, and </w:t>
-      </w:r>
-      <w:proofErr w:type="spellStart"/>
-      <w:r>
-        <w:rPr>
-          <w:rStyle w:val="Strong"/>
-          <w:rFonts w:ascii="Times New Roman" w:hAnsi="Times New Roman" w:cs="Times New Roman"/>
-          <w:sz w:val="24"/>
-        </w:rPr>
-        <w:t>NoSQL</w:t>
-      </w:r>
-      <w:proofErr w:type="spellEnd"/>
+        <w:t>Python, Vue.js, AWS, GCP, Docker, SQL, and NoSQL</w:t>
+      </w:r>
       <w:r>
         <w:rPr>
           <w:rFonts w:ascii="Times New Roman" w:hAnsi="Times New Roman" w:cs="Times New Roman"/>
@@ -313,25 +285,7 @@
           <w:sz w:val="24"/>
           <w:szCs w:val="24"/>
         </w:rPr>
-        <w:t xml:space="preserve"> Python (</w:t>
-      </w:r>
-      <w:proofErr w:type="spellStart"/>
-      <w:r>
-        <w:rPr>
-          <w:rFonts w:ascii="Times New Roman" w:eastAsia="Times New Roman" w:hAnsi="Times New Roman" w:cs="Times New Roman"/>
-          <w:sz w:val="24"/>
-          <w:szCs w:val="24"/>
-        </w:rPr>
-        <w:t>Django</w:t>
-      </w:r>
-      <w:proofErr w:type="spellEnd"/>
-      <w:r>
-        <w:rPr>
-          <w:rFonts w:ascii="Times New Roman" w:eastAsia="Times New Roman" w:hAnsi="Times New Roman" w:cs="Times New Roman"/>
-          <w:sz w:val="24"/>
-          <w:szCs w:val="24"/>
-        </w:rPr>
-        <w:t xml:space="preserve">, Flask, </w:t>
+        <w:t xml:space="preserve"> Python (Django, Flask, </w:t>
       </w:r>
       <w:proofErr w:type="spellStart"/>
       <w:r>
@@ -463,73 +417,15 @@
           <w:sz w:val="24"/>
           <w:szCs w:val="24"/>
         </w:rPr>
-        <w:t xml:space="preserve">Cloud &amp; </w:t>
-      </w:r>
-      <w:proofErr w:type="spellStart"/>
-      <w:r>
-        <w:rPr>
-          <w:rFonts w:ascii="Times New Roman" w:eastAsia="Times New Roman" w:hAnsi="Times New Roman" w:cs="Times New Roman"/>
-          <w:b/>
-          <w:bCs/>
-          <w:sz w:val="24"/>
-          <w:szCs w:val="24"/>
-        </w:rPr>
-        <w:t>DevOps</w:t>
-      </w:r>
-      <w:proofErr w:type="spellEnd"/>
-      <w:r>
-        <w:rPr>
-          <w:rFonts w:ascii="Times New Roman" w:eastAsia="Times New Roman" w:hAnsi="Times New Roman" w:cs="Times New Roman"/>
-          <w:b/>
-          <w:bCs/>
-          <w:sz w:val="24"/>
-          <w:szCs w:val="24"/>
-        </w:rPr>
-        <w:t>:</w:t>
-      </w:r>
-      <w:r>
-        <w:rPr>
-          <w:rFonts w:ascii="Times New Roman" w:eastAsia="Times New Roman" w:hAnsi="Times New Roman" w:cs="Times New Roman"/>
-          <w:sz w:val="24"/>
-          <w:szCs w:val="24"/>
-        </w:rPr>
-        <w:t xml:space="preserve"> AWS, GCP, </w:t>
-      </w:r>
-      <w:proofErr w:type="spellStart"/>
-      <w:r>
-        <w:rPr>
-          <w:rFonts w:ascii="Times New Roman" w:eastAsia="Times New Roman" w:hAnsi="Times New Roman" w:cs="Times New Roman"/>
-          <w:sz w:val="24"/>
-          <w:szCs w:val="24"/>
-        </w:rPr>
-        <w:t>Docker</w:t>
-      </w:r>
-      <w:proofErr w:type="spellEnd"/>
-      <w:r>
-        <w:rPr>
-          <w:rFonts w:ascii="Times New Roman" w:eastAsia="Times New Roman" w:hAnsi="Times New Roman" w:cs="Times New Roman"/>
-          <w:sz w:val="24"/>
-          <w:szCs w:val="24"/>
-        </w:rPr>
-        <w:t xml:space="preserve">, </w:t>
-      </w:r>
-      <w:proofErr w:type="spellStart"/>
-      <w:r>
-        <w:rPr>
-          <w:rFonts w:ascii="Times New Roman" w:eastAsia="Times New Roman" w:hAnsi="Times New Roman" w:cs="Times New Roman"/>
-          <w:sz w:val="24"/>
-          <w:szCs w:val="24"/>
-        </w:rPr>
-        <w:t>Kubernetes</w:t>
-      </w:r>
-      <w:proofErr w:type="spellEnd"/>
-      <w:r>
-        <w:rPr>
-          <w:rFonts w:ascii="Times New Roman" w:eastAsia="Times New Roman" w:hAnsi="Times New Roman" w:cs="Times New Roman"/>
-          <w:sz w:val="24"/>
-          <w:szCs w:val="24"/>
-        </w:rPr>
-        <w:t>, CI/CD pipelines</w:t>
+        <w:t>Cloud &amp; DevOps:</w:t>
+      </w:r>
+      <w:r>
+        <w:rPr>
+          <w:rFonts w:ascii="Times New Roman" w:eastAsia="Times New Roman" w:hAnsi="Times New Roman" w:cs="Times New Roman"/>
+          <w:sz w:val="24"/>
+          <w:szCs w:val="24"/>
+        </w:rPr>
+        <w:t xml:space="preserve"> AWS, GCP, Docker, Kubernetes, CI/CD pipelines</w:t>
       </w:r>
     </w:p>
     <w:p>
@@ -563,7 +459,7 @@
           <w:sz w:val="24"/>
           <w:szCs w:val="24"/>
         </w:rPr>
-        <w:t xml:space="preserve"> </w:t>
+        <w:t xml:space="preserve"> PostgreSQL, MySQL, MongoDB, </w:t>
       </w:r>
       <w:proofErr w:type="spellStart"/>
       <w:r>
@@ -572,7 +468,7 @@
           <w:sz w:val="24"/>
           <w:szCs w:val="24"/>
         </w:rPr>
-        <w:t>PostgreSQL</w:t>
+        <w:t>Redis</w:t>
       </w:r>
       <w:proofErr w:type="spellEnd"/>
       <w:r>
@@ -581,61 +477,7 @@
           <w:sz w:val="24"/>
           <w:szCs w:val="24"/>
         </w:rPr>
-        <w:t xml:space="preserve">, MySQL, </w:t>
-      </w:r>
-      <w:proofErr w:type="spellStart"/>
-      <w:r>
-        <w:rPr>
-          <w:rFonts w:ascii="Times New Roman" w:eastAsia="Times New Roman" w:hAnsi="Times New Roman" w:cs="Times New Roman"/>
-          <w:sz w:val="24"/>
-          <w:szCs w:val="24"/>
-        </w:rPr>
-        <w:t>MongoDB</w:t>
-      </w:r>
-      <w:proofErr w:type="spellEnd"/>
-      <w:r>
-        <w:rPr>
-          <w:rFonts w:ascii="Times New Roman" w:eastAsia="Times New Roman" w:hAnsi="Times New Roman" w:cs="Times New Roman"/>
-          <w:sz w:val="24"/>
-          <w:szCs w:val="24"/>
-        </w:rPr>
-        <w:t xml:space="preserve">, </w:t>
-      </w:r>
-      <w:proofErr w:type="spellStart"/>
-      <w:r>
-        <w:rPr>
-          <w:rFonts w:ascii="Times New Roman" w:eastAsia="Times New Roman" w:hAnsi="Times New Roman" w:cs="Times New Roman"/>
-          <w:sz w:val="24"/>
-          <w:szCs w:val="24"/>
-        </w:rPr>
-        <w:t>Redis</w:t>
-      </w:r>
-      <w:proofErr w:type="spellEnd"/>
-      <w:r>
-        <w:rPr>
-          <w:rFonts w:ascii="Times New Roman" w:eastAsia="Times New Roman" w:hAnsi="Times New Roman" w:cs="Times New Roman"/>
-          <w:sz w:val="24"/>
-          <w:szCs w:val="24"/>
-        </w:rPr>
-        <w:t xml:space="preserve">, Cassandra (SQL + </w:t>
-      </w:r>
-      <w:proofErr w:type="spellStart"/>
-      <w:r>
-        <w:rPr>
-          <w:rFonts w:ascii="Times New Roman" w:eastAsia="Times New Roman" w:hAnsi="Times New Roman" w:cs="Times New Roman"/>
-          <w:sz w:val="24"/>
-          <w:szCs w:val="24"/>
-        </w:rPr>
-        <w:t>NoSQL</w:t>
-      </w:r>
-      <w:proofErr w:type="spellEnd"/>
-      <w:r>
-        <w:rPr>
-          <w:rFonts w:ascii="Times New Roman" w:eastAsia="Times New Roman" w:hAnsi="Times New Roman" w:cs="Times New Roman"/>
-          <w:sz w:val="24"/>
-          <w:szCs w:val="24"/>
-        </w:rPr>
-        <w:t>)</w:t>
+        <w:t>, Cassandra (SQL + NoSQL)</w:t>
       </w:r>
     </w:p>
     <w:p>
@@ -838,43 +680,7 @@
           <w:sz w:val="24"/>
           <w:szCs w:val="24"/>
         </w:rPr>
-        <w:t xml:space="preserve"> using AWS ECS, </w:t>
-      </w:r>
-      <w:proofErr w:type="spellStart"/>
-      <w:r>
-        <w:rPr>
-          <w:rFonts w:ascii="Times New Roman" w:eastAsia="Times New Roman" w:hAnsi="Times New Roman" w:cs="Times New Roman"/>
-          <w:sz w:val="24"/>
-          <w:szCs w:val="24"/>
-        </w:rPr>
-        <w:t>Docker</w:t>
-      </w:r>
-      <w:proofErr w:type="spellEnd"/>
-      <w:r>
-        <w:rPr>
-          <w:rFonts w:ascii="Times New Roman" w:eastAsia="Times New Roman" w:hAnsi="Times New Roman" w:cs="Times New Roman"/>
-          <w:sz w:val="24"/>
-          <w:szCs w:val="24"/>
-        </w:rPr>
-        <w:t xml:space="preserve">, and </w:t>
-      </w:r>
-      <w:proofErr w:type="spellStart"/>
-      <w:r>
-        <w:rPr>
-          <w:rFonts w:ascii="Times New Roman" w:eastAsia="Times New Roman" w:hAnsi="Times New Roman" w:cs="Times New Roman"/>
-          <w:sz w:val="24"/>
-          <w:szCs w:val="24"/>
-        </w:rPr>
-        <w:t>Kubernetes</w:t>
-      </w:r>
-      <w:proofErr w:type="spellEnd"/>
-      <w:r>
-        <w:rPr>
-          <w:rFonts w:ascii="Times New Roman" w:eastAsia="Times New Roman" w:hAnsi="Times New Roman" w:cs="Times New Roman"/>
-          <w:sz w:val="24"/>
-          <w:szCs w:val="24"/>
-        </w:rPr>
-        <w:t>, optimizing scalability, reducing operational complexity, and increasing reliability across multi-tenant apps.</w:t>
+        <w:t xml:space="preserve"> using AWS ECS, Docker, and Kubernetes, optimizing scalability, reducing operational complexity, and increasing reliability across multi-tenant apps.</w:t>
       </w:r>
     </w:p>
     <w:p>
@@ -908,51 +714,7 @@
           <w:sz w:val="24"/>
           <w:szCs w:val="24"/>
         </w:rPr>
-        <w:t xml:space="preserve">data workflows leveraging </w:t>
-      </w:r>
-      <w:proofErr w:type="spellStart"/>
-      <w:r>
-        <w:rPr>
-          <w:rFonts w:ascii="Times New Roman" w:eastAsia="Times New Roman" w:hAnsi="Times New Roman" w:cs="Times New Roman"/>
-          <w:b/>
-          <w:bCs/>
-          <w:sz w:val="24"/>
-          <w:szCs w:val="24"/>
-        </w:rPr>
-        <w:t>PostgreSQL</w:t>
-      </w:r>
-      <w:proofErr w:type="spellEnd"/>
-      <w:r>
-        <w:rPr>
-          <w:rFonts w:ascii="Times New Roman" w:eastAsia="Times New Roman" w:hAnsi="Times New Roman" w:cs="Times New Roman"/>
-          <w:b/>
-          <w:bCs/>
-          <w:sz w:val="24"/>
-          <w:szCs w:val="24"/>
-        </w:rPr>
-        <w:t xml:space="preserve"> for transactional data and </w:t>
-      </w:r>
-      <w:proofErr w:type="spellStart"/>
-      <w:r>
-        <w:rPr>
-          <w:rFonts w:ascii="Times New Roman" w:eastAsia="Times New Roman" w:hAnsi="Times New Roman" w:cs="Times New Roman"/>
-          <w:b/>
-          <w:bCs/>
-          <w:sz w:val="24"/>
-          <w:szCs w:val="24"/>
-        </w:rPr>
-        <w:t>MongoDB</w:t>
-      </w:r>
-      <w:proofErr w:type="spellEnd"/>
-      <w:r>
-        <w:rPr>
-          <w:rFonts w:ascii="Times New Roman" w:eastAsia="Times New Roman" w:hAnsi="Times New Roman" w:cs="Times New Roman"/>
-          <w:b/>
-          <w:bCs/>
-          <w:sz w:val="24"/>
-          <w:szCs w:val="24"/>
-        </w:rPr>
-        <w:t xml:space="preserve"> for unstructured content</w:t>
+        <w:t>data workflows leveraging PostgreSQL for transactional data and MongoDB for unstructured content</w:t>
       </w:r>
       <w:r>
         <w:rPr>
@@ -994,42 +756,8 @@
           <w:sz w:val="24"/>
           <w:szCs w:val="24"/>
         </w:rPr>
-        <w:t xml:space="preserve">CI/CD pipelines with </w:t>
-      </w:r>
-      <w:proofErr w:type="spellStart"/>
-      <w:r>
-        <w:rPr>
-          <w:rFonts w:ascii="Times New Roman" w:eastAsia="Times New Roman" w:hAnsi="Times New Roman" w:cs="Times New Roman"/>
-          <w:b/>
-          <w:bCs/>
-          <w:sz w:val="24"/>
-          <w:szCs w:val="24"/>
-        </w:rPr>
-        <w:t>GitHub</w:t>
-      </w:r>
-      <w:proofErr w:type="spellEnd"/>
-      <w:r>
-        <w:rPr>
-          <w:rFonts w:ascii="Times New Roman" w:eastAsia="Times New Roman" w:hAnsi="Times New Roman" w:cs="Times New Roman"/>
-          <w:b/>
-          <w:bCs/>
-          <w:sz w:val="24"/>
-          <w:szCs w:val="24"/>
-        </w:rPr>
-        <w:t xml:space="preserve"> Actions and </w:t>
-      </w:r>
-      <w:proofErr w:type="spellStart"/>
-      <w:r>
-        <w:rPr>
-          <w:rFonts w:ascii="Times New Roman" w:eastAsia="Times New Roman" w:hAnsi="Times New Roman" w:cs="Times New Roman"/>
-          <w:b/>
-          <w:bCs/>
-          <w:sz w:val="24"/>
-          <w:szCs w:val="24"/>
-        </w:rPr>
-        <w:t>Terraform</w:t>
-      </w:r>
-      <w:proofErr w:type="spellEnd"/>
+        <w:t>CI/CD pipelines with GitHub Actions and Terraform</w:t>
+      </w:r>
       <w:r>
         <w:rPr>
           <w:rFonts w:ascii="Times New Roman" w:eastAsia="Times New Roman" w:hAnsi="Times New Roman" w:cs="Times New Roman"/>
@@ -1226,25 +954,7 @@
           <w:sz w:val="24"/>
           <w:szCs w:val="24"/>
         </w:rPr>
-        <w:t xml:space="preserve">Reduced downtime and improved </w:t>
-      </w:r>
-      <w:proofErr w:type="spellStart"/>
-      <w:r>
-        <w:rPr>
-          <w:rFonts w:ascii="Times New Roman" w:eastAsia="Times New Roman" w:hAnsi="Times New Roman" w:cs="Times New Roman"/>
-          <w:sz w:val="24"/>
-          <w:szCs w:val="24"/>
-        </w:rPr>
-        <w:t>observability</w:t>
-      </w:r>
-      <w:proofErr w:type="spellEnd"/>
-      <w:r>
-        <w:rPr>
-          <w:rFonts w:ascii="Times New Roman" w:eastAsia="Times New Roman" w:hAnsi="Times New Roman" w:cs="Times New Roman"/>
-          <w:sz w:val="24"/>
-          <w:szCs w:val="24"/>
-        </w:rPr>
-        <w:t xml:space="preserve"> by integrating </w:t>
+        <w:t xml:space="preserve">Reduced downtime and improved observability by integrating </w:t>
       </w:r>
       <w:r>
         <w:rPr>
@@ -1437,16 +1147,8 @@
         <w:rPr>
           <w:rStyle w:val="Strong"/>
         </w:rPr>
-        <w:t xml:space="preserve"> with </w:t>
-      </w:r>
-      <w:proofErr w:type="spellStart"/>
-      <w:r>
-        <w:rPr>
-          <w:rStyle w:val="Strong"/>
-        </w:rPr>
-        <w:t>Docker</w:t>
-      </w:r>
-      <w:proofErr w:type="spellEnd"/>
+        <w:t xml:space="preserve"> with Docker</w:t>
+      </w:r>
       <w:r>
         <w:t>, improving fault tolerance, reducing deployment times, and enhancing modularity.</w:t>
       </w:r>
@@ -1467,49 +1169,7 @@
         <w:rPr>
           <w:rStyle w:val="Strong"/>
         </w:rPr>
-        <w:t xml:space="preserve">relational database schemas in </w:t>
-      </w:r>
-      <w:proofErr w:type="spellStart"/>
-      <w:r>
-        <w:rPr>
-          <w:rStyle w:val="Strong"/>
-        </w:rPr>
-        <w:t>PostgreSQL</w:t>
-      </w:r>
-      <w:proofErr w:type="spellEnd"/>
-      <w:r>
-        <w:rPr>
-          <w:rStyle w:val="Strong"/>
-        </w:rPr>
-        <w:t xml:space="preserve"> and optimized </w:t>
-      </w:r>
-      <w:proofErr w:type="spellStart"/>
-      <w:r>
-        <w:rPr>
-          <w:rStyle w:val="Strong"/>
-        </w:rPr>
-        <w:t>MongoDB</w:t>
-      </w:r>
-      <w:proofErr w:type="spellEnd"/>
-      <w:r>
-        <w:rPr>
-          <w:rStyle w:val="Strong"/>
-        </w:rPr>
-        <w:t xml:space="preserve"> </w:t>
-      </w:r>
-      <w:proofErr w:type="spellStart"/>
-      <w:r>
-        <w:rPr>
-          <w:rStyle w:val="Strong"/>
-        </w:rPr>
-        <w:t>NoSQL</w:t>
-      </w:r>
-      <w:proofErr w:type="spellEnd"/>
-      <w:r>
-        <w:rPr>
-          <w:rStyle w:val="Strong"/>
-        </w:rPr>
-        <w:t xml:space="preserve"> collections</w:t>
+        <w:t>relational database schemas in PostgreSQL and optimized MongoDB NoSQL collections</w:t>
       </w:r>
       <w:r>
         <w:t>, delivering faster queries for analytics-heavy modules.</w:t>
@@ -1555,15 +1215,7 @@
         <w:jc w:val="both"/>
       </w:pPr>
       <w:r>
-        <w:t xml:space="preserve">Collaborated with QA and </w:t>
-      </w:r>
-      <w:proofErr w:type="spellStart"/>
-      <w:r>
-        <w:t>DevOps</w:t>
-      </w:r>
-      <w:proofErr w:type="spellEnd"/>
-      <w:r>
-        <w:t xml:space="preserve"> teams to implement </w:t>
+        <w:t xml:space="preserve">Collaborated with QA and DevOps teams to implement </w:t>
       </w:r>
       <w:r>
         <w:rPr>
@@ -1752,29 +1404,7 @@
           <w:sz w:val="24"/>
           <w:szCs w:val="24"/>
         </w:rPr>
-        <w:t xml:space="preserve">Python </w:t>
-      </w:r>
-      <w:proofErr w:type="spellStart"/>
-      <w:r>
-        <w:rPr>
-          <w:rFonts w:ascii="Times New Roman" w:eastAsia="Times New Roman" w:hAnsi="Times New Roman" w:cs="Times New Roman"/>
-          <w:b/>
-          <w:bCs/>
-          <w:sz w:val="24"/>
-          <w:szCs w:val="24"/>
-        </w:rPr>
-        <w:t>Django</w:t>
-      </w:r>
-      <w:proofErr w:type="spellEnd"/>
-      <w:r>
-        <w:rPr>
-          <w:rFonts w:ascii="Times New Roman" w:eastAsia="Times New Roman" w:hAnsi="Times New Roman" w:cs="Times New Roman"/>
-          <w:b/>
-          <w:bCs/>
-          <w:sz w:val="24"/>
-          <w:szCs w:val="24"/>
-        </w:rPr>
-        <w:t xml:space="preserve"> </w:t>
+        <w:t xml:space="preserve">Python Django </w:t>
       </w:r>
       <w:proofErr w:type="spellStart"/>
       <w:r>
@@ -1940,29 +1570,7 @@
           <w:sz w:val="24"/>
           <w:szCs w:val="24"/>
         </w:rPr>
-        <w:t xml:space="preserve">SQL and </w:t>
-      </w:r>
-      <w:proofErr w:type="spellStart"/>
-      <w:r>
-        <w:rPr>
-          <w:rFonts w:ascii="Times New Roman" w:eastAsia="Times New Roman" w:hAnsi="Times New Roman" w:cs="Times New Roman"/>
-          <w:b/>
-          <w:bCs/>
-          <w:sz w:val="24"/>
-          <w:szCs w:val="24"/>
-        </w:rPr>
-        <w:t>NoSQL</w:t>
-      </w:r>
-      <w:proofErr w:type="spellEnd"/>
-      <w:r>
-        <w:rPr>
-          <w:rFonts w:ascii="Times New Roman" w:eastAsia="Times New Roman" w:hAnsi="Times New Roman" w:cs="Times New Roman"/>
-          <w:b/>
-          <w:bCs/>
-          <w:sz w:val="24"/>
-          <w:szCs w:val="24"/>
-        </w:rPr>
-        <w:t xml:space="preserve"> hybrid database models</w:t>
+        <w:t>SQL and NoSQL hybrid database models</w:t>
       </w:r>
       <w:r>
         <w:rPr>
@@ -2317,27 +1925,15 @@
         </w:rPr>
         <w:t xml:space="preserve">Implemented </w:t>
       </w:r>
-      <w:proofErr w:type="spellStart"/>
-      <w:r>
-        <w:rPr>
-          <w:rFonts w:ascii="Times New Roman" w:eastAsia="Times New Roman" w:hAnsi="Times New Roman" w:cs="Times New Roman"/>
-          <w:b/>
-          <w:bCs/>
-          <w:sz w:val="24"/>
-          <w:szCs w:val="24"/>
-        </w:rPr>
-        <w:t>Docker</w:t>
-      </w:r>
-      <w:proofErr w:type="spellEnd"/>
-      <w:r>
-        <w:rPr>
-          <w:rFonts w:ascii="Times New Roman" w:eastAsia="Times New Roman" w:hAnsi="Times New Roman" w:cs="Times New Roman"/>
-          <w:b/>
-          <w:bCs/>
-          <w:sz w:val="24"/>
-          <w:szCs w:val="24"/>
-        </w:rPr>
-        <w:t xml:space="preserve"> containerization</w:t>
+      <w:r>
+        <w:rPr>
+          <w:rFonts w:ascii="Times New Roman" w:eastAsia="Times New Roman" w:hAnsi="Times New Roman" w:cs="Times New Roman"/>
+          <w:b/>
+          <w:bCs/>
+          <w:sz w:val="24"/>
+          <w:szCs w:val="24"/>
+        </w:rPr>
+        <w:t>Docker containerization</w:t>
       </w:r>
       <w:r>
         <w:rPr>
@@ -2501,25 +2097,7 @@
           <w:sz w:val="24"/>
           <w:szCs w:val="24"/>
         </w:rPr>
-        <w:t xml:space="preserve">Delivered technical reports summarizing achievements, </w:t>
-      </w:r>
-      <w:proofErr w:type="spellStart"/>
-      <w:r>
-        <w:rPr>
-          <w:rFonts w:ascii="Times New Roman" w:eastAsia="Times New Roman" w:hAnsi="Times New Roman" w:cs="Times New Roman"/>
-          <w:sz w:val="24"/>
-          <w:szCs w:val="24"/>
-        </w:rPr>
-        <w:t>learnings</w:t>
-      </w:r>
-      <w:proofErr w:type="spellEnd"/>
-      <w:r>
-        <w:rPr>
-          <w:rFonts w:ascii="Times New Roman" w:eastAsia="Times New Roman" w:hAnsi="Times New Roman" w:cs="Times New Roman"/>
-          <w:sz w:val="24"/>
-          <w:szCs w:val="24"/>
-        </w:rPr>
-        <w:t>, and recommendations for team adoption.</w:t>
+        <w:t>Delivered technical reports summarizing achievements, learnings, and recommendations for team adoption.</w:t>
       </w:r>
     </w:p>
     <w:p>
@@ -2612,29 +2190,7 @@
           <w:sz w:val="24"/>
           <w:szCs w:val="24"/>
         </w:rPr>
-        <w:t xml:space="preserve"> backend, Vue.js frontend, </w:t>
-      </w:r>
-      <w:proofErr w:type="spellStart"/>
-      <w:r>
-        <w:rPr>
-          <w:rFonts w:ascii="Times New Roman" w:eastAsia="Times New Roman" w:hAnsi="Times New Roman" w:cs="Times New Roman"/>
-          <w:b/>
-          <w:bCs/>
-          <w:sz w:val="24"/>
-          <w:szCs w:val="24"/>
-        </w:rPr>
-        <w:t>PostgreSQL</w:t>
-      </w:r>
-      <w:proofErr w:type="spellEnd"/>
-      <w:r>
-        <w:rPr>
-          <w:rFonts w:ascii="Times New Roman" w:eastAsia="Times New Roman" w:hAnsi="Times New Roman" w:cs="Times New Roman"/>
-          <w:b/>
-          <w:bCs/>
-          <w:sz w:val="24"/>
-          <w:szCs w:val="24"/>
-        </w:rPr>
-        <w:t xml:space="preserve">, and </w:t>
+        <w:t xml:space="preserve"> backend, Vue.js frontend, PostgreSQL, and </w:t>
       </w:r>
       <w:proofErr w:type="spellStart"/>
       <w:r>
@@ -2716,25 +2272,7 @@
           <w:sz w:val="24"/>
           <w:szCs w:val="24"/>
         </w:rPr>
-        <w:t xml:space="preserve">, integrating </w:t>
-      </w:r>
-      <w:proofErr w:type="spellStart"/>
-      <w:r>
-        <w:rPr>
-          <w:rFonts w:ascii="Times New Roman" w:eastAsia="Times New Roman" w:hAnsi="Times New Roman" w:cs="Times New Roman"/>
-          <w:sz w:val="24"/>
-          <w:szCs w:val="24"/>
-        </w:rPr>
-        <w:t>MongoDB</w:t>
-      </w:r>
-      <w:proofErr w:type="spellEnd"/>
-      <w:r>
-        <w:rPr>
-          <w:rFonts w:ascii="Times New Roman" w:eastAsia="Times New Roman" w:hAnsi="Times New Roman" w:cs="Times New Roman"/>
-          <w:sz w:val="24"/>
-          <w:szCs w:val="24"/>
-        </w:rPr>
-        <w:t xml:space="preserve"> for dynamic insights.</w:t>
+        <w:t>, integrating MongoDB for dynamic insights.</w:t>
       </w:r>
     </w:p>
     <w:p>
@@ -2798,25 +2336,7 @@
           <w:sz w:val="24"/>
           <w:szCs w:val="24"/>
         </w:rPr>
-        <w:t xml:space="preserve">, deployed on GCP </w:t>
-      </w:r>
-      <w:proofErr w:type="spellStart"/>
-      <w:r>
-        <w:rPr>
-          <w:rFonts w:ascii="Times New Roman" w:eastAsia="Times New Roman" w:hAnsi="Times New Roman" w:cs="Times New Roman"/>
-          <w:sz w:val="24"/>
-          <w:szCs w:val="24"/>
-        </w:rPr>
-        <w:t>Kubernetes</w:t>
-      </w:r>
-      <w:proofErr w:type="spellEnd"/>
-      <w:r>
-        <w:rPr>
-          <w:rFonts w:ascii="Times New Roman" w:eastAsia="Times New Roman" w:hAnsi="Times New Roman" w:cs="Times New Roman"/>
-          <w:sz w:val="24"/>
-          <w:szCs w:val="24"/>
-        </w:rPr>
-        <w:t xml:space="preserve"> clusters.</w:t>
+        <w:t>, deployed on GCP Kubernetes clusters.</w:t>
       </w:r>
     </w:p>
     <w:p>
@@ -2850,60 +2370,18 @@
           <w:sz w:val="24"/>
           <w:szCs w:val="24"/>
         </w:rPr>
-        <w:t xml:space="preserve"> Implemented </w:t>
-      </w:r>
-      <w:proofErr w:type="spellStart"/>
-      <w:r>
-        <w:rPr>
-          <w:rFonts w:ascii="Times New Roman" w:eastAsia="Times New Roman" w:hAnsi="Times New Roman" w:cs="Times New Roman"/>
-          <w:sz w:val="24"/>
-          <w:szCs w:val="24"/>
-        </w:rPr>
-        <w:t>GitHub</w:t>
-      </w:r>
-      <w:proofErr w:type="spellEnd"/>
-      <w:r>
-        <w:rPr>
-          <w:rFonts w:ascii="Times New Roman" w:eastAsia="Times New Roman" w:hAnsi="Times New Roman" w:cs="Times New Roman"/>
-          <w:sz w:val="24"/>
-          <w:szCs w:val="24"/>
-        </w:rPr>
-        <w:t xml:space="preserve"> Actions pipelines with </w:t>
-      </w:r>
-      <w:proofErr w:type="spellStart"/>
-      <w:r>
-        <w:rPr>
-          <w:rFonts w:ascii="Times New Roman" w:eastAsia="Times New Roman" w:hAnsi="Times New Roman" w:cs="Times New Roman"/>
-          <w:b/>
-          <w:bCs/>
-          <w:sz w:val="24"/>
-          <w:szCs w:val="24"/>
-        </w:rPr>
-        <w:t>Docker</w:t>
-      </w:r>
-      <w:proofErr w:type="spellEnd"/>
-      <w:r>
-        <w:rPr>
-          <w:rFonts w:ascii="Times New Roman" w:eastAsia="Times New Roman" w:hAnsi="Times New Roman" w:cs="Times New Roman"/>
-          <w:b/>
-          <w:bCs/>
-          <w:sz w:val="24"/>
-          <w:szCs w:val="24"/>
-        </w:rPr>
-        <w:t xml:space="preserve">, AWS ECS, and </w:t>
-      </w:r>
-      <w:proofErr w:type="spellStart"/>
-      <w:r>
-        <w:rPr>
-          <w:rFonts w:ascii="Times New Roman" w:eastAsia="Times New Roman" w:hAnsi="Times New Roman" w:cs="Times New Roman"/>
-          <w:b/>
-          <w:bCs/>
-          <w:sz w:val="24"/>
-          <w:szCs w:val="24"/>
-        </w:rPr>
-        <w:t>Terraform</w:t>
-      </w:r>
-      <w:proofErr w:type="spellEnd"/>
+        <w:t xml:space="preserve"> Implemented GitHub Actions pipelines with </w:t>
+      </w:r>
+      <w:r>
+        <w:rPr>
+          <w:rFonts w:ascii="Times New Roman" w:eastAsia="Times New Roman" w:hAnsi="Times New Roman" w:cs="Times New Roman"/>
+          <w:b/>
+          <w:bCs/>
+          <w:sz w:val="24"/>
+          <w:szCs w:val="24"/>
+        </w:rPr>
+        <w:t>Docker, AWS ECS, and Terraform</w:t>
+      </w:r>
       <w:r>
         <w:rPr>
           <w:rFonts w:ascii="Times New Roman" w:eastAsia="Times New Roman" w:hAnsi="Times New Roman" w:cs="Times New Roman"/>
@@ -3007,27 +2485,15 @@
           <w:szCs w:val="24"/>
         </w:rPr>
       </w:pPr>
-      <w:proofErr w:type="spellStart"/>
-      <w:r>
-        <w:rPr>
-          <w:rFonts w:ascii="Times New Roman" w:eastAsia="Times New Roman" w:hAnsi="Times New Roman" w:cs="Times New Roman"/>
-          <w:b/>
-          <w:bCs/>
-          <w:sz w:val="24"/>
-          <w:szCs w:val="24"/>
-        </w:rPr>
-        <w:t>Docker</w:t>
-      </w:r>
-      <w:proofErr w:type="spellEnd"/>
-      <w:r>
-        <w:rPr>
-          <w:rFonts w:ascii="Times New Roman" w:eastAsia="Times New Roman" w:hAnsi="Times New Roman" w:cs="Times New Roman"/>
-          <w:b/>
-          <w:bCs/>
-          <w:sz w:val="24"/>
-          <w:szCs w:val="24"/>
-        </w:rPr>
-        <w:t xml:space="preserve"> Certified Associate</w:t>
+      <w:r>
+        <w:rPr>
+          <w:rFonts w:ascii="Times New Roman" w:eastAsia="Times New Roman" w:hAnsi="Times New Roman" w:cs="Times New Roman"/>
+          <w:b/>
+          <w:bCs/>
+          <w:sz w:val="24"/>
+          <w:szCs w:val="24"/>
+        </w:rPr>
+        <w:t>Docker Certified Associate</w:t>
       </w:r>
     </w:p>
     <w:p>
@@ -3045,27 +2511,15 @@
           <w:szCs w:val="24"/>
         </w:rPr>
       </w:pPr>
-      <w:proofErr w:type="spellStart"/>
-      <w:r>
-        <w:rPr>
-          <w:rFonts w:ascii="Times New Roman" w:eastAsia="Times New Roman" w:hAnsi="Times New Roman" w:cs="Times New Roman"/>
-          <w:b/>
-          <w:bCs/>
-          <w:sz w:val="24"/>
-          <w:szCs w:val="24"/>
-        </w:rPr>
-        <w:t>MongoDB</w:t>
-      </w:r>
-      <w:proofErr w:type="spellEnd"/>
-      <w:r>
-        <w:rPr>
-          <w:rFonts w:ascii="Times New Roman" w:eastAsia="Times New Roman" w:hAnsi="Times New Roman" w:cs="Times New Roman"/>
-          <w:b/>
-          <w:bCs/>
-          <w:sz w:val="24"/>
-          <w:szCs w:val="24"/>
-        </w:rPr>
-        <w:t xml:space="preserve"> Certified Developer Associate</w:t>
+      <w:r>
+        <w:rPr>
+          <w:rFonts w:ascii="Times New Roman" w:eastAsia="Times New Roman" w:hAnsi="Times New Roman" w:cs="Times New Roman"/>
+          <w:b/>
+          <w:bCs/>
+          <w:sz w:val="24"/>
+          <w:szCs w:val="24"/>
+        </w:rPr>
+        <w:t>MongoDB Certified Developer Associate</w:t>
       </w:r>
     </w:p>
     <w:p>
@@ -8048,7 +7502,7 @@
 </file>
 
 <file path=customXml/itemProps1.xml><?xml version="1.0" encoding="utf-8"?>
-<ds:datastoreItem xmlns:ds="http://schemas.openxmlformats.org/officeDocument/2006/customXml" ds:itemID="{2617F17D-A46D-4E75-AF60-9C56678D2EA4}">
+<ds:datastoreItem xmlns:ds="http://schemas.openxmlformats.org/officeDocument/2006/customXml" ds:itemID="{4BED8279-1470-4609-976C-47D0504DE40D}">
   <ds:schemaRefs>
     <ds:schemaRef ds:uri="http://schemas.openxmlformats.org/officeDocument/2006/bibliography"/>
   </ds:schemaRefs>

--- a/Taylor/Python Vue/Taylor Pentz.docx
+++ b/Taylor/Python Vue/Taylor Pentz.docx
@@ -54,7 +54,7 @@
           <w:rFonts w:ascii="Arial Black" w:eastAsia="Times New Roman" w:hAnsi="Arial Black" w:cs="Times New Roman"/>
           <w:b/>
           <w:bCs/>
-          <w:sz w:val="32"/>
+          <w:sz w:val="24"/>
           <w:szCs w:val="32"/>
         </w:rPr>
         <w:t>Senior Software</w:t>
@@ -64,17 +64,66 @@
           <w:rFonts w:ascii="Arial Black" w:eastAsia="Times New Roman" w:hAnsi="Arial Black" w:cs="Times New Roman"/>
           <w:b/>
           <w:bCs/>
-          <w:sz w:val="32"/>
+          <w:sz w:val="24"/>
           <w:szCs w:val="32"/>
         </w:rPr>
         <w:t xml:space="preserve"> Engineer</w:t>
       </w:r>
       <w:r>
         <w:rPr>
-          <w:rFonts w:ascii="Times New Roman" w:eastAsia="Times New Roman" w:hAnsi="Times New Roman" w:cs="Times New Roman"/>
-          <w:sz w:val="24"/>
-          <w:szCs w:val="24"/>
-        </w:rPr>
+          <w:rFonts w:ascii="Arial Black" w:eastAsia="Times New Roman" w:hAnsi="Arial Black" w:cs="Times New Roman"/>
+          <w:sz w:val="24"/>
+          <w:szCs w:val="24"/>
+        </w:rPr>
+        <w:t xml:space="preserve"> – Python (</w:t>
+      </w:r>
+      <w:proofErr w:type="spellStart"/>
+      <w:r>
+        <w:rPr>
+          <w:rFonts w:ascii="Arial Black" w:eastAsia="Times New Roman" w:hAnsi="Arial Black" w:cs="Times New Roman"/>
+          <w:sz w:val="24"/>
+          <w:szCs w:val="24"/>
+        </w:rPr>
+        <w:t>FastAP</w:t>
+      </w:r>
+      <w:bookmarkStart w:id="0" w:name="_GoBack"/>
+      <w:bookmarkEnd w:id="0"/>
+      <w:r>
+        <w:rPr>
+          <w:rFonts w:ascii="Arial Black" w:eastAsia="Times New Roman" w:hAnsi="Arial Black" w:cs="Times New Roman"/>
+          <w:sz w:val="24"/>
+          <w:szCs w:val="24"/>
+        </w:rPr>
+        <w:t>I</w:t>
+      </w:r>
+      <w:proofErr w:type="spellEnd"/>
+      <w:r>
+        <w:rPr>
+          <w:rFonts w:ascii="Arial Black" w:eastAsia="Times New Roman" w:hAnsi="Arial Black" w:cs="Times New Roman"/>
+          <w:sz w:val="24"/>
+          <w:szCs w:val="24"/>
+        </w:rPr>
+        <w:t xml:space="preserve">/Django), </w:t>
+      </w:r>
+      <w:proofErr w:type="spellStart"/>
+      <w:r>
+        <w:rPr>
+          <w:rFonts w:ascii="Arial Black" w:eastAsia="Times New Roman" w:hAnsi="Arial Black" w:cs="Times New Roman"/>
+          <w:sz w:val="24"/>
+          <w:szCs w:val="24"/>
+        </w:rPr>
+        <w:t>Vue</w:t>
+      </w:r>
+      <w:proofErr w:type="spellEnd"/>
+      <w:r>
+        <w:rPr>
+          <w:rFonts w:ascii="Arial Black" w:eastAsia="Times New Roman" w:hAnsi="Arial Black" w:cs="Times New Roman"/>
+          <w:sz w:val="24"/>
+          <w:szCs w:val="24"/>
+        </w:rPr>
+        <w:t>, AWS</w:t>
+      </w:r>
+      <w:r>
         <w:br/>
       </w:r>
       <w:hyperlink r:id="rId9" w:history="1">
@@ -120,8 +169,6 @@
         </w:rPr>
         <w:t>https://www.linkedin.com/in/taylor-p-b0389a3ba</w:t>
       </w:r>
-      <w:bookmarkStart w:id="0" w:name="_GoBack"/>
-      <w:bookmarkEnd w:id="0"/>
     </w:p>
     <w:p>
       <w:pPr>
@@ -166,66 +213,133 @@
         <w:jc w:val="both"/>
         <w:rPr>
           <w:rFonts w:ascii="Times New Roman" w:eastAsia="Times New Roman" w:hAnsi="Times New Roman" w:cs="Times New Roman"/>
-          <w:sz w:val="28"/>
-          <w:szCs w:val="24"/>
-        </w:rPr>
-      </w:pPr>
-      <w:proofErr w:type="gramStart"/>
+          <w:sz w:val="24"/>
+          <w:szCs w:val="24"/>
+        </w:rPr>
+      </w:pPr>
       <w:r>
         <w:rPr>
           <w:rFonts w:ascii="Times New Roman" w:hAnsi="Times New Roman" w:cs="Times New Roman"/>
           <w:sz w:val="24"/>
-        </w:rPr>
-        <w:t xml:space="preserve">Full-stack software engineer with expertise in </w:t>
+          <w:szCs w:val="24"/>
+        </w:rPr>
+        <w:t xml:space="preserve">Senior Software Engineer with 11+ years of experience building scalable products across </w:t>
+      </w:r>
+      <w:proofErr w:type="spellStart"/>
+      <w:r>
+        <w:rPr>
+          <w:rFonts w:ascii="Times New Roman" w:hAnsi="Times New Roman" w:cs="Times New Roman"/>
+          <w:sz w:val="24"/>
+          <w:szCs w:val="24"/>
+        </w:rPr>
+        <w:t>fintech</w:t>
+      </w:r>
+      <w:proofErr w:type="spellEnd"/>
+      <w:r>
+        <w:rPr>
+          <w:rFonts w:ascii="Times New Roman" w:hAnsi="Times New Roman" w:cs="Times New Roman"/>
+          <w:sz w:val="24"/>
+          <w:szCs w:val="24"/>
+        </w:rPr>
+        <w:t xml:space="preserve">, SaaS, and enterprise platforms using </w:t>
       </w:r>
       <w:r>
         <w:rPr>
           <w:rStyle w:val="Strong"/>
           <w:rFonts w:ascii="Times New Roman" w:hAnsi="Times New Roman" w:cs="Times New Roman"/>
           <w:sz w:val="24"/>
-        </w:rPr>
-        <w:t>Python, Vue.js, AWS, GCP, Docker, SQL, and NoSQL</w:t>
+          <w:szCs w:val="24"/>
+        </w:rPr>
+        <w:t>Python</w:t>
       </w:r>
       <w:r>
         <w:rPr>
           <w:rFonts w:ascii="Times New Roman" w:hAnsi="Times New Roman" w:cs="Times New Roman"/>
           <w:sz w:val="24"/>
-        </w:rPr>
-        <w:t>.</w:t>
-      </w:r>
-      <w:proofErr w:type="gramEnd"/>
-      <w:r>
-        <w:rPr>
+          <w:szCs w:val="24"/>
+        </w:rPr>
+        <w:t xml:space="preserve">, </w:t>
+      </w:r>
+      <w:r>
+        <w:rPr>
+          <w:rStyle w:val="Strong"/>
           <w:rFonts w:ascii="Times New Roman" w:hAnsi="Times New Roman" w:cs="Times New Roman"/>
           <w:sz w:val="24"/>
-        </w:rPr>
-        <w:t xml:space="preserve"> </w:t>
-      </w:r>
-      <w:proofErr w:type="gramStart"/>
+          <w:szCs w:val="24"/>
+        </w:rPr>
+        <w:t>Vue.js</w:t>
+      </w:r>
       <w:r>
         <w:rPr>
           <w:rFonts w:ascii="Times New Roman" w:hAnsi="Times New Roman" w:cs="Times New Roman"/>
           <w:sz w:val="24"/>
-        </w:rPr>
-        <w:t>Proven track record of building scalable applications, modernizing legacy systems, and delivering high-impact features across distributed environments.</w:t>
-      </w:r>
-      <w:proofErr w:type="gramEnd"/>
-      <w:r>
-        <w:rPr>
+          <w:szCs w:val="24"/>
+        </w:rPr>
+        <w:t xml:space="preserve">, distributed systems, cloud-native architectures, and modern DevOps practices, delivering secure and high-performance applications through expertise in </w:t>
+      </w:r>
+      <w:r>
+        <w:rPr>
+          <w:rStyle w:val="Strong"/>
           <w:rFonts w:ascii="Times New Roman" w:hAnsi="Times New Roman" w:cs="Times New Roman"/>
           <w:sz w:val="24"/>
-        </w:rPr>
-        <w:t xml:space="preserve"> </w:t>
-      </w:r>
-      <w:proofErr w:type="gramStart"/>
+          <w:szCs w:val="24"/>
+        </w:rPr>
+        <w:t>Python 3.8–3.12</w:t>
+      </w:r>
       <w:r>
         <w:rPr>
           <w:rFonts w:ascii="Times New Roman" w:hAnsi="Times New Roman" w:cs="Times New Roman"/>
           <w:sz w:val="24"/>
-        </w:rPr>
-        <w:t>Adept at leading teams, architecting cloud solutions, and optimizing data workflows for performance, scalability, and reliability.</w:t>
-      </w:r>
-      <w:proofErr w:type="gramEnd"/>
+          <w:szCs w:val="24"/>
+        </w:rPr>
+        <w:t xml:space="preserve">, </w:t>
+      </w:r>
+      <w:proofErr w:type="spellStart"/>
+      <w:r>
+        <w:rPr>
+          <w:rStyle w:val="Strong"/>
+          <w:rFonts w:ascii="Times New Roman" w:hAnsi="Times New Roman" w:cs="Times New Roman"/>
+          <w:sz w:val="24"/>
+          <w:szCs w:val="24"/>
+        </w:rPr>
+        <w:t>Vue</w:t>
+      </w:r>
+      <w:proofErr w:type="spellEnd"/>
+      <w:r>
+        <w:rPr>
+          <w:rStyle w:val="Strong"/>
+          <w:rFonts w:ascii="Times New Roman" w:hAnsi="Times New Roman" w:cs="Times New Roman"/>
+          <w:sz w:val="24"/>
+          <w:szCs w:val="24"/>
+        </w:rPr>
+        <w:t xml:space="preserve"> 2/3</w:t>
+      </w:r>
+      <w:r>
+        <w:rPr>
+          <w:rFonts w:ascii="Times New Roman" w:hAnsi="Times New Roman" w:cs="Times New Roman"/>
+          <w:sz w:val="24"/>
+          <w:szCs w:val="24"/>
+        </w:rPr>
+        <w:t xml:space="preserve">, </w:t>
+      </w:r>
+      <w:proofErr w:type="spellStart"/>
+      <w:r>
+        <w:rPr>
+          <w:rFonts w:ascii="Times New Roman" w:hAnsi="Times New Roman" w:cs="Times New Roman"/>
+          <w:sz w:val="24"/>
+          <w:szCs w:val="24"/>
+        </w:rPr>
+        <w:t>microservices</w:t>
+      </w:r>
+      <w:proofErr w:type="spellEnd"/>
+      <w:r>
+        <w:rPr>
+          <w:rFonts w:ascii="Times New Roman" w:hAnsi="Times New Roman" w:cs="Times New Roman"/>
+          <w:sz w:val="24"/>
+          <w:szCs w:val="24"/>
+        </w:rPr>
+        <w:t>, API design, CI/CD automation, cloud infrastructure, and modernization of legacy systems.</w:t>
+      </w:r>
     </w:p>
     <w:p>
       <w:pPr>
@@ -259,7 +373,7 @@
         <w:pStyle w:val="ListParagraph"/>
         <w:numPr>
           <w:ilvl w:val="0"/>
-          <w:numId w:val="16"/>
+          <w:numId w:val="32"/>
         </w:numPr>
         <w:spacing w:before="100" w:beforeAutospacing="1" w:after="100" w:afterAutospacing="1" w:line="240" w:lineRule="auto"/>
         <w:jc w:val="both"/>
@@ -277,15 +391,33 @@
           <w:sz w:val="24"/>
           <w:szCs w:val="24"/>
         </w:rPr>
-        <w:t>Backend:</w:t>
-      </w:r>
-      <w:r>
-        <w:rPr>
-          <w:rFonts w:ascii="Times New Roman" w:eastAsia="Times New Roman" w:hAnsi="Times New Roman" w:cs="Times New Roman"/>
-          <w:sz w:val="24"/>
-          <w:szCs w:val="24"/>
-        </w:rPr>
-        <w:t xml:space="preserve"> Python (Django, Flask, </w:t>
+        <w:t>Languages:</w:t>
+      </w:r>
+      <w:r>
+        <w:rPr>
+          <w:rFonts w:ascii="Times New Roman" w:eastAsia="Times New Roman" w:hAnsi="Times New Roman" w:cs="Times New Roman"/>
+          <w:sz w:val="24"/>
+          <w:szCs w:val="24"/>
+        </w:rPr>
+        <w:t xml:space="preserve"> </w:t>
+      </w:r>
+      <w:r>
+        <w:rPr>
+          <w:rFonts w:ascii="Times New Roman" w:eastAsia="Times New Roman" w:hAnsi="Times New Roman" w:cs="Times New Roman"/>
+          <w:b/>
+          <w:bCs/>
+          <w:sz w:val="24"/>
+          <w:szCs w:val="24"/>
+        </w:rPr>
+        <w:t>Python</w:t>
+      </w:r>
+      <w:r>
+        <w:rPr>
+          <w:rFonts w:ascii="Times New Roman" w:eastAsia="Times New Roman" w:hAnsi="Times New Roman" w:cs="Times New Roman"/>
+          <w:sz w:val="24"/>
+          <w:szCs w:val="24"/>
+        </w:rPr>
+        <w:t xml:space="preserve">, JavaScript, </w:t>
       </w:r>
       <w:proofErr w:type="spellStart"/>
       <w:r>
@@ -294,7 +426,7 @@
           <w:sz w:val="24"/>
           <w:szCs w:val="24"/>
         </w:rPr>
-        <w:t>FastAPI</w:t>
+        <w:t>TypeScript</w:t>
       </w:r>
       <w:proofErr w:type="spellEnd"/>
       <w:r>
@@ -303,25 +435,7 @@
           <w:sz w:val="24"/>
           <w:szCs w:val="24"/>
         </w:rPr>
-        <w:t>), REST/</w:t>
-      </w:r>
-      <w:proofErr w:type="spellStart"/>
-      <w:r>
-        <w:rPr>
-          <w:rFonts w:ascii="Times New Roman" w:eastAsia="Times New Roman" w:hAnsi="Times New Roman" w:cs="Times New Roman"/>
-          <w:sz w:val="24"/>
-          <w:szCs w:val="24"/>
-        </w:rPr>
-        <w:t>GraphQL</w:t>
-      </w:r>
-      <w:proofErr w:type="spellEnd"/>
-      <w:r>
-        <w:rPr>
-          <w:rFonts w:ascii="Times New Roman" w:eastAsia="Times New Roman" w:hAnsi="Times New Roman" w:cs="Times New Roman"/>
-          <w:sz w:val="24"/>
-          <w:szCs w:val="24"/>
-        </w:rPr>
-        <w:t xml:space="preserve"> APIs</w:t>
+        <w:t>, SQL, Bash, HTML5, CSS3</w:t>
       </w:r>
     </w:p>
     <w:p>
@@ -329,7 +443,7 @@
         <w:pStyle w:val="ListParagraph"/>
         <w:numPr>
           <w:ilvl w:val="0"/>
-          <w:numId w:val="16"/>
+          <w:numId w:val="32"/>
         </w:numPr>
         <w:spacing w:before="100" w:beforeAutospacing="1" w:after="100" w:afterAutospacing="1" w:line="240" w:lineRule="auto"/>
         <w:jc w:val="both"/>
@@ -347,24 +461,44 @@
           <w:sz w:val="24"/>
           <w:szCs w:val="24"/>
         </w:rPr>
-        <w:t>Frontend:</w:t>
-      </w:r>
-      <w:r>
-        <w:rPr>
-          <w:rFonts w:ascii="Times New Roman" w:eastAsia="Times New Roman" w:hAnsi="Times New Roman" w:cs="Times New Roman"/>
-          <w:sz w:val="24"/>
-          <w:szCs w:val="24"/>
-        </w:rPr>
-        <w:t xml:space="preserve"> Vue.js, </w:t>
+        <w:t>Backend:</w:t>
+      </w:r>
+      <w:r>
+        <w:rPr>
+          <w:rFonts w:ascii="Times New Roman" w:eastAsia="Times New Roman" w:hAnsi="Times New Roman" w:cs="Times New Roman"/>
+          <w:sz w:val="24"/>
+          <w:szCs w:val="24"/>
+        </w:rPr>
+        <w:t xml:space="preserve"> </w:t>
+      </w:r>
+      <w:r>
+        <w:rPr>
+          <w:rFonts w:ascii="Times New Roman" w:eastAsia="Times New Roman" w:hAnsi="Times New Roman" w:cs="Times New Roman"/>
+          <w:b/>
+          <w:bCs/>
+          <w:sz w:val="24"/>
+          <w:szCs w:val="24"/>
+        </w:rPr>
+        <w:t>Python 3.8–3.12</w:t>
+      </w:r>
+      <w:r>
+        <w:rPr>
+          <w:rFonts w:ascii="Times New Roman" w:eastAsia="Times New Roman" w:hAnsi="Times New Roman" w:cs="Times New Roman"/>
+          <w:sz w:val="24"/>
+          <w:szCs w:val="24"/>
+        </w:rPr>
+        <w:t xml:space="preserve">, </w:t>
       </w:r>
       <w:proofErr w:type="spellStart"/>
       <w:r>
         <w:rPr>
           <w:rFonts w:ascii="Times New Roman" w:eastAsia="Times New Roman" w:hAnsi="Times New Roman" w:cs="Times New Roman"/>
-          <w:sz w:val="24"/>
-          <w:szCs w:val="24"/>
-        </w:rPr>
-        <w:t>Vuex</w:t>
+          <w:b/>
+          <w:bCs/>
+          <w:sz w:val="24"/>
+          <w:szCs w:val="24"/>
+        </w:rPr>
+        <w:t>FastAPI</w:t>
       </w:r>
       <w:proofErr w:type="spellEnd"/>
       <w:r>
@@ -373,7 +507,43 @@
           <w:sz w:val="24"/>
           <w:szCs w:val="24"/>
         </w:rPr>
-        <w:t xml:space="preserve">, Nuxt.js, </w:t>
+        <w:t xml:space="preserve">, </w:t>
+      </w:r>
+      <w:r>
+        <w:rPr>
+          <w:rFonts w:ascii="Times New Roman" w:eastAsia="Times New Roman" w:hAnsi="Times New Roman" w:cs="Times New Roman"/>
+          <w:b/>
+          <w:bCs/>
+          <w:sz w:val="24"/>
+          <w:szCs w:val="24"/>
+        </w:rPr>
+        <w:t>Django</w:t>
+      </w:r>
+      <w:r>
+        <w:rPr>
+          <w:rFonts w:ascii="Times New Roman" w:eastAsia="Times New Roman" w:hAnsi="Times New Roman" w:cs="Times New Roman"/>
+          <w:sz w:val="24"/>
+          <w:szCs w:val="24"/>
+        </w:rPr>
+        <w:t xml:space="preserve">, </w:t>
+      </w:r>
+      <w:r>
+        <w:rPr>
+          <w:rFonts w:ascii="Times New Roman" w:eastAsia="Times New Roman" w:hAnsi="Times New Roman" w:cs="Times New Roman"/>
+          <w:b/>
+          <w:bCs/>
+          <w:sz w:val="24"/>
+          <w:szCs w:val="24"/>
+        </w:rPr>
+        <w:t>Flask</w:t>
+      </w:r>
+      <w:r>
+        <w:rPr>
+          <w:rFonts w:ascii="Times New Roman" w:eastAsia="Times New Roman" w:hAnsi="Times New Roman" w:cs="Times New Roman"/>
+          <w:sz w:val="24"/>
+          <w:szCs w:val="24"/>
+        </w:rPr>
+        <w:t xml:space="preserve">, Celery, REST APIs, </w:t>
       </w:r>
       <w:proofErr w:type="spellStart"/>
       <w:r>
@@ -382,7 +552,7 @@
           <w:sz w:val="24"/>
           <w:szCs w:val="24"/>
         </w:rPr>
-        <w:t>TypeScript</w:t>
+        <w:t>GraphQL</w:t>
       </w:r>
       <w:proofErr w:type="spellEnd"/>
       <w:r>
@@ -391,7 +561,25 @@
           <w:sz w:val="24"/>
           <w:szCs w:val="24"/>
         </w:rPr>
-        <w:t>, HTML5/CSS3</w:t>
+        <w:t xml:space="preserve">, </w:t>
+      </w:r>
+      <w:proofErr w:type="spellStart"/>
+      <w:r>
+        <w:rPr>
+          <w:rFonts w:ascii="Times New Roman" w:eastAsia="Times New Roman" w:hAnsi="Times New Roman" w:cs="Times New Roman"/>
+          <w:sz w:val="24"/>
+          <w:szCs w:val="24"/>
+        </w:rPr>
+        <w:t>gRPC</w:t>
+      </w:r>
+      <w:proofErr w:type="spellEnd"/>
+      <w:r>
+        <w:rPr>
+          <w:rFonts w:ascii="Times New Roman" w:eastAsia="Times New Roman" w:hAnsi="Times New Roman" w:cs="Times New Roman"/>
+          <w:sz w:val="24"/>
+          <w:szCs w:val="24"/>
+        </w:rPr>
+        <w:t>, JWT, OAuth2</w:t>
       </w:r>
     </w:p>
     <w:p>
@@ -399,7 +587,7 @@
         <w:pStyle w:val="ListParagraph"/>
         <w:numPr>
           <w:ilvl w:val="0"/>
-          <w:numId w:val="16"/>
+          <w:numId w:val="32"/>
         </w:numPr>
         <w:spacing w:before="100" w:beforeAutospacing="1" w:after="100" w:afterAutospacing="1" w:line="240" w:lineRule="auto"/>
         <w:jc w:val="both"/>
@@ -417,15 +605,105 @@
           <w:sz w:val="24"/>
           <w:szCs w:val="24"/>
         </w:rPr>
-        <w:t>Cloud &amp; DevOps:</w:t>
-      </w:r>
-      <w:r>
-        <w:rPr>
-          <w:rFonts w:ascii="Times New Roman" w:eastAsia="Times New Roman" w:hAnsi="Times New Roman" w:cs="Times New Roman"/>
-          <w:sz w:val="24"/>
-          <w:szCs w:val="24"/>
-        </w:rPr>
-        <w:t xml:space="preserve"> AWS, GCP, Docker, Kubernetes, CI/CD pipelines</w:t>
+        <w:t>Frontend:</w:t>
+      </w:r>
+      <w:r>
+        <w:rPr>
+          <w:rFonts w:ascii="Times New Roman" w:eastAsia="Times New Roman" w:hAnsi="Times New Roman" w:cs="Times New Roman"/>
+          <w:sz w:val="24"/>
+          <w:szCs w:val="24"/>
+        </w:rPr>
+        <w:t xml:space="preserve"> </w:t>
+      </w:r>
+      <w:r>
+        <w:rPr>
+          <w:rFonts w:ascii="Times New Roman" w:eastAsia="Times New Roman" w:hAnsi="Times New Roman" w:cs="Times New Roman"/>
+          <w:b/>
+          <w:bCs/>
+          <w:sz w:val="24"/>
+          <w:szCs w:val="24"/>
+        </w:rPr>
+        <w:t>Vue.js 2/3</w:t>
+      </w:r>
+      <w:r>
+        <w:rPr>
+          <w:rFonts w:ascii="Times New Roman" w:eastAsia="Times New Roman" w:hAnsi="Times New Roman" w:cs="Times New Roman"/>
+          <w:sz w:val="24"/>
+          <w:szCs w:val="24"/>
+        </w:rPr>
+        <w:t xml:space="preserve">, Nuxt.js, </w:t>
+      </w:r>
+      <w:proofErr w:type="spellStart"/>
+      <w:r>
+        <w:rPr>
+          <w:rFonts w:ascii="Times New Roman" w:eastAsia="Times New Roman" w:hAnsi="Times New Roman" w:cs="Times New Roman"/>
+          <w:sz w:val="24"/>
+          <w:szCs w:val="24"/>
+        </w:rPr>
+        <w:t>Vuex</w:t>
+      </w:r>
+      <w:proofErr w:type="spellEnd"/>
+      <w:r>
+        <w:rPr>
+          <w:rFonts w:ascii="Times New Roman" w:eastAsia="Times New Roman" w:hAnsi="Times New Roman" w:cs="Times New Roman"/>
+          <w:sz w:val="24"/>
+          <w:szCs w:val="24"/>
+        </w:rPr>
+        <w:t xml:space="preserve">, </w:t>
+      </w:r>
+      <w:proofErr w:type="spellStart"/>
+      <w:r>
+        <w:rPr>
+          <w:rFonts w:ascii="Times New Roman" w:eastAsia="Times New Roman" w:hAnsi="Times New Roman" w:cs="Times New Roman"/>
+          <w:sz w:val="24"/>
+          <w:szCs w:val="24"/>
+        </w:rPr>
+        <w:t>Pinia</w:t>
+      </w:r>
+      <w:proofErr w:type="spellEnd"/>
+      <w:r>
+        <w:rPr>
+          <w:rFonts w:ascii="Times New Roman" w:eastAsia="Times New Roman" w:hAnsi="Times New Roman" w:cs="Times New Roman"/>
+          <w:sz w:val="24"/>
+          <w:szCs w:val="24"/>
+        </w:rPr>
+        <w:t xml:space="preserve">, JavaScript ES6+, </w:t>
+      </w:r>
+      <w:proofErr w:type="spellStart"/>
+      <w:r>
+        <w:rPr>
+          <w:rFonts w:ascii="Times New Roman" w:eastAsia="Times New Roman" w:hAnsi="Times New Roman" w:cs="Times New Roman"/>
+          <w:sz w:val="24"/>
+          <w:szCs w:val="24"/>
+        </w:rPr>
+        <w:t>TypeScript</w:t>
+      </w:r>
+      <w:proofErr w:type="spellEnd"/>
+      <w:r>
+        <w:rPr>
+          <w:rFonts w:ascii="Times New Roman" w:eastAsia="Times New Roman" w:hAnsi="Times New Roman" w:cs="Times New Roman"/>
+          <w:sz w:val="24"/>
+          <w:szCs w:val="24"/>
+        </w:rPr>
+        <w:t xml:space="preserve">, </w:t>
+      </w:r>
+      <w:proofErr w:type="spellStart"/>
+      <w:r>
+        <w:rPr>
+          <w:rFonts w:ascii="Times New Roman" w:eastAsia="Times New Roman" w:hAnsi="Times New Roman" w:cs="Times New Roman"/>
+          <w:sz w:val="24"/>
+          <w:szCs w:val="24"/>
+        </w:rPr>
+        <w:t>Vuetify</w:t>
+      </w:r>
+      <w:proofErr w:type="spellEnd"/>
+      <w:r>
+        <w:rPr>
+          <w:rFonts w:ascii="Times New Roman" w:eastAsia="Times New Roman" w:hAnsi="Times New Roman" w:cs="Times New Roman"/>
+          <w:sz w:val="24"/>
+          <w:szCs w:val="24"/>
+        </w:rPr>
+        <w:t>, Tailwind CSS</w:t>
       </w:r>
     </w:p>
     <w:p>
@@ -433,7 +711,7 @@
         <w:pStyle w:val="ListParagraph"/>
         <w:numPr>
           <w:ilvl w:val="0"/>
-          <w:numId w:val="16"/>
+          <w:numId w:val="32"/>
         </w:numPr>
         <w:spacing w:before="100" w:beforeAutospacing="1" w:after="100" w:afterAutospacing="1" w:line="240" w:lineRule="auto"/>
         <w:jc w:val="both"/>
@@ -451,6 +729,58 @@
           <w:sz w:val="24"/>
           <w:szCs w:val="24"/>
         </w:rPr>
+        <w:t>Cloud &amp; DevOps:</w:t>
+      </w:r>
+      <w:r>
+        <w:rPr>
+          <w:rFonts w:ascii="Times New Roman" w:eastAsia="Times New Roman" w:hAnsi="Times New Roman" w:cs="Times New Roman"/>
+          <w:sz w:val="24"/>
+          <w:szCs w:val="24"/>
+        </w:rPr>
+        <w:t xml:space="preserve"> </w:t>
+      </w:r>
+      <w:r>
+        <w:rPr>
+          <w:rFonts w:ascii="Times New Roman" w:eastAsia="Times New Roman" w:hAnsi="Times New Roman" w:cs="Times New Roman"/>
+          <w:b/>
+          <w:bCs/>
+          <w:sz w:val="24"/>
+          <w:szCs w:val="24"/>
+        </w:rPr>
+        <w:t>AWS</w:t>
+      </w:r>
+      <w:r>
+        <w:rPr>
+          <w:rFonts w:ascii="Times New Roman" w:eastAsia="Times New Roman" w:hAnsi="Times New Roman" w:cs="Times New Roman"/>
+          <w:sz w:val="24"/>
+          <w:szCs w:val="24"/>
+        </w:rPr>
+        <w:t>, Docker, Kubernetes, Terraform, GitHub Actions, Jenkins, CI/CD, Nginx, Linux, ECS, Lambda</w:t>
+      </w:r>
+    </w:p>
+    <w:p>
+      <w:pPr>
+        <w:pStyle w:val="ListParagraph"/>
+        <w:numPr>
+          <w:ilvl w:val="0"/>
+          <w:numId w:val="32"/>
+        </w:numPr>
+        <w:spacing w:before="100" w:beforeAutospacing="1" w:after="100" w:afterAutospacing="1" w:line="240" w:lineRule="auto"/>
+        <w:jc w:val="both"/>
+        <w:rPr>
+          <w:rFonts w:ascii="Times New Roman" w:eastAsia="Times New Roman" w:hAnsi="Times New Roman" w:cs="Times New Roman"/>
+          <w:sz w:val="24"/>
+          <w:szCs w:val="24"/>
+        </w:rPr>
+      </w:pPr>
+      <w:r>
+        <w:rPr>
+          <w:rFonts w:ascii="Times New Roman" w:eastAsia="Times New Roman" w:hAnsi="Times New Roman" w:cs="Times New Roman"/>
+          <w:b/>
+          <w:bCs/>
+          <w:sz w:val="24"/>
+          <w:szCs w:val="24"/>
+        </w:rPr>
         <w:t>Databases:</w:t>
       </w:r>
       <w:r>
@@ -459,7 +789,7 @@
           <w:sz w:val="24"/>
           <w:szCs w:val="24"/>
         </w:rPr>
-        <w:t xml:space="preserve"> PostgreSQL, MySQL, MongoDB, </w:t>
+        <w:t xml:space="preserve"> PostgreSQL, MySQL, </w:t>
       </w:r>
       <w:proofErr w:type="spellStart"/>
       <w:r>
@@ -477,7 +807,273 @@
           <w:sz w:val="24"/>
           <w:szCs w:val="24"/>
         </w:rPr>
-        <w:t>, Cassandra (SQL + NoSQL)</w:t>
+        <w:t xml:space="preserve">, MongoDB, </w:t>
+      </w:r>
+      <w:proofErr w:type="spellStart"/>
+      <w:r>
+        <w:rPr>
+          <w:rFonts w:ascii="Times New Roman" w:eastAsia="Times New Roman" w:hAnsi="Times New Roman" w:cs="Times New Roman"/>
+          <w:sz w:val="24"/>
+          <w:szCs w:val="24"/>
+        </w:rPr>
+        <w:t>DynamoDB</w:t>
+      </w:r>
+      <w:proofErr w:type="spellEnd"/>
+      <w:r>
+        <w:rPr>
+          <w:rFonts w:ascii="Times New Roman" w:eastAsia="Times New Roman" w:hAnsi="Times New Roman" w:cs="Times New Roman"/>
+          <w:sz w:val="24"/>
+          <w:szCs w:val="24"/>
+        </w:rPr>
+        <w:t xml:space="preserve">, </w:t>
+      </w:r>
+      <w:proofErr w:type="spellStart"/>
+      <w:r>
+        <w:rPr>
+          <w:rFonts w:ascii="Times New Roman" w:eastAsia="Times New Roman" w:hAnsi="Times New Roman" w:cs="Times New Roman"/>
+          <w:sz w:val="24"/>
+          <w:szCs w:val="24"/>
+        </w:rPr>
+        <w:t>Elasticsearch</w:t>
+      </w:r>
+      <w:proofErr w:type="spellEnd"/>
+    </w:p>
+    <w:p>
+      <w:pPr>
+        <w:pStyle w:val="ListParagraph"/>
+        <w:numPr>
+          <w:ilvl w:val="0"/>
+          <w:numId w:val="32"/>
+        </w:numPr>
+        <w:spacing w:before="100" w:beforeAutospacing="1" w:after="100" w:afterAutospacing="1" w:line="240" w:lineRule="auto"/>
+        <w:jc w:val="both"/>
+        <w:rPr>
+          <w:rFonts w:ascii="Times New Roman" w:eastAsia="Times New Roman" w:hAnsi="Times New Roman" w:cs="Times New Roman"/>
+          <w:sz w:val="24"/>
+          <w:szCs w:val="24"/>
+        </w:rPr>
+      </w:pPr>
+      <w:r>
+        <w:rPr>
+          <w:rFonts w:ascii="Times New Roman" w:eastAsia="Times New Roman" w:hAnsi="Times New Roman" w:cs="Times New Roman"/>
+          <w:b/>
+          <w:bCs/>
+          <w:sz w:val="24"/>
+          <w:szCs w:val="24"/>
+        </w:rPr>
+        <w:t>Architecture:</w:t>
+      </w:r>
+      <w:r>
+        <w:rPr>
+          <w:rFonts w:ascii="Times New Roman" w:eastAsia="Times New Roman" w:hAnsi="Times New Roman" w:cs="Times New Roman"/>
+          <w:sz w:val="24"/>
+          <w:szCs w:val="24"/>
+        </w:rPr>
+        <w:t xml:space="preserve"> </w:t>
+      </w:r>
+      <w:proofErr w:type="spellStart"/>
+      <w:r>
+        <w:rPr>
+          <w:rFonts w:ascii="Times New Roman" w:eastAsia="Times New Roman" w:hAnsi="Times New Roman" w:cs="Times New Roman"/>
+          <w:b/>
+          <w:bCs/>
+          <w:sz w:val="24"/>
+          <w:szCs w:val="24"/>
+        </w:rPr>
+        <w:t>Microservices</w:t>
+      </w:r>
+      <w:proofErr w:type="spellEnd"/>
+      <w:r>
+        <w:rPr>
+          <w:rFonts w:ascii="Times New Roman" w:eastAsia="Times New Roman" w:hAnsi="Times New Roman" w:cs="Times New Roman"/>
+          <w:sz w:val="24"/>
+          <w:szCs w:val="24"/>
+        </w:rPr>
+        <w:t xml:space="preserve">, Event-Driven Architecture, Distributed Systems, </w:t>
+      </w:r>
+      <w:proofErr w:type="spellStart"/>
+      <w:r>
+        <w:rPr>
+          <w:rFonts w:ascii="Times New Roman" w:eastAsia="Times New Roman" w:hAnsi="Times New Roman" w:cs="Times New Roman"/>
+          <w:sz w:val="24"/>
+          <w:szCs w:val="24"/>
+        </w:rPr>
+        <w:t>Serverless</w:t>
+      </w:r>
+      <w:proofErr w:type="spellEnd"/>
+      <w:r>
+        <w:rPr>
+          <w:rFonts w:ascii="Times New Roman" w:eastAsia="Times New Roman" w:hAnsi="Times New Roman" w:cs="Times New Roman"/>
+          <w:sz w:val="24"/>
+          <w:szCs w:val="24"/>
+        </w:rPr>
+        <w:t>, Clean Architecture, Domain Driven Design</w:t>
+      </w:r>
+    </w:p>
+    <w:p>
+      <w:pPr>
+        <w:pStyle w:val="ListParagraph"/>
+        <w:numPr>
+          <w:ilvl w:val="0"/>
+          <w:numId w:val="32"/>
+        </w:numPr>
+        <w:spacing w:before="100" w:beforeAutospacing="1" w:after="100" w:afterAutospacing="1" w:line="240" w:lineRule="auto"/>
+        <w:jc w:val="both"/>
+        <w:rPr>
+          <w:rFonts w:ascii="Times New Roman" w:eastAsia="Times New Roman" w:hAnsi="Times New Roman" w:cs="Times New Roman"/>
+          <w:sz w:val="24"/>
+          <w:szCs w:val="24"/>
+        </w:rPr>
+      </w:pPr>
+      <w:r>
+        <w:rPr>
+          <w:rFonts w:ascii="Times New Roman" w:eastAsia="Times New Roman" w:hAnsi="Times New Roman" w:cs="Times New Roman"/>
+          <w:b/>
+          <w:bCs/>
+          <w:sz w:val="24"/>
+          <w:szCs w:val="24"/>
+        </w:rPr>
+        <w:t>Testing:</w:t>
+      </w:r>
+      <w:r>
+        <w:rPr>
+          <w:rFonts w:ascii="Times New Roman" w:eastAsia="Times New Roman" w:hAnsi="Times New Roman" w:cs="Times New Roman"/>
+          <w:sz w:val="24"/>
+          <w:szCs w:val="24"/>
+        </w:rPr>
+        <w:t xml:space="preserve"> </w:t>
+      </w:r>
+      <w:proofErr w:type="spellStart"/>
+      <w:r>
+        <w:rPr>
+          <w:rFonts w:ascii="Times New Roman" w:eastAsia="Times New Roman" w:hAnsi="Times New Roman" w:cs="Times New Roman"/>
+          <w:sz w:val="24"/>
+          <w:szCs w:val="24"/>
+        </w:rPr>
+        <w:t>PyTest</w:t>
+      </w:r>
+      <w:proofErr w:type="spellEnd"/>
+      <w:r>
+        <w:rPr>
+          <w:rFonts w:ascii="Times New Roman" w:eastAsia="Times New Roman" w:hAnsi="Times New Roman" w:cs="Times New Roman"/>
+          <w:sz w:val="24"/>
+          <w:szCs w:val="24"/>
+        </w:rPr>
+        <w:t>, Jest, Cypress, Playwright, Unit Testing, Integration Testing, Contract Testing</w:t>
+      </w:r>
+    </w:p>
+    <w:p>
+      <w:pPr>
+        <w:pStyle w:val="ListParagraph"/>
+        <w:numPr>
+          <w:ilvl w:val="0"/>
+          <w:numId w:val="32"/>
+        </w:numPr>
+        <w:spacing w:before="100" w:beforeAutospacing="1" w:after="100" w:afterAutospacing="1" w:line="240" w:lineRule="auto"/>
+        <w:jc w:val="both"/>
+        <w:rPr>
+          <w:rFonts w:ascii="Times New Roman" w:eastAsia="Times New Roman" w:hAnsi="Times New Roman" w:cs="Times New Roman"/>
+          <w:sz w:val="24"/>
+          <w:szCs w:val="24"/>
+        </w:rPr>
+      </w:pPr>
+      <w:r>
+        <w:rPr>
+          <w:rFonts w:ascii="Times New Roman" w:eastAsia="Times New Roman" w:hAnsi="Times New Roman" w:cs="Times New Roman"/>
+          <w:b/>
+          <w:bCs/>
+          <w:sz w:val="24"/>
+          <w:szCs w:val="24"/>
+        </w:rPr>
+        <w:t>Monitoring:</w:t>
+      </w:r>
+      <w:r>
+        <w:rPr>
+          <w:rFonts w:ascii="Times New Roman" w:eastAsia="Times New Roman" w:hAnsi="Times New Roman" w:cs="Times New Roman"/>
+          <w:sz w:val="24"/>
+          <w:szCs w:val="24"/>
+        </w:rPr>
+        <w:t xml:space="preserve"> Prometheus, </w:t>
+      </w:r>
+      <w:proofErr w:type="spellStart"/>
+      <w:r>
+        <w:rPr>
+          <w:rFonts w:ascii="Times New Roman" w:eastAsia="Times New Roman" w:hAnsi="Times New Roman" w:cs="Times New Roman"/>
+          <w:sz w:val="24"/>
+          <w:szCs w:val="24"/>
+        </w:rPr>
+        <w:t>Grafana</w:t>
+      </w:r>
+      <w:proofErr w:type="spellEnd"/>
+      <w:r>
+        <w:rPr>
+          <w:rFonts w:ascii="Times New Roman" w:eastAsia="Times New Roman" w:hAnsi="Times New Roman" w:cs="Times New Roman"/>
+          <w:sz w:val="24"/>
+          <w:szCs w:val="24"/>
+        </w:rPr>
+        <w:t xml:space="preserve">, </w:t>
+      </w:r>
+      <w:proofErr w:type="spellStart"/>
+      <w:r>
+        <w:rPr>
+          <w:rFonts w:ascii="Times New Roman" w:eastAsia="Times New Roman" w:hAnsi="Times New Roman" w:cs="Times New Roman"/>
+          <w:sz w:val="24"/>
+          <w:szCs w:val="24"/>
+        </w:rPr>
+        <w:t>CloudWatch</w:t>
+      </w:r>
+      <w:proofErr w:type="spellEnd"/>
+      <w:r>
+        <w:rPr>
+          <w:rFonts w:ascii="Times New Roman" w:eastAsia="Times New Roman" w:hAnsi="Times New Roman" w:cs="Times New Roman"/>
+          <w:sz w:val="24"/>
+          <w:szCs w:val="24"/>
+        </w:rPr>
+        <w:t xml:space="preserve">, ELK Stack, Sentry, </w:t>
+      </w:r>
+      <w:proofErr w:type="spellStart"/>
+      <w:r>
+        <w:rPr>
+          <w:rFonts w:ascii="Times New Roman" w:eastAsia="Times New Roman" w:hAnsi="Times New Roman" w:cs="Times New Roman"/>
+          <w:sz w:val="24"/>
+          <w:szCs w:val="24"/>
+        </w:rPr>
+        <w:t>Datadog</w:t>
+      </w:r>
+      <w:proofErr w:type="spellEnd"/>
+    </w:p>
+    <w:p>
+      <w:pPr>
+        <w:pStyle w:val="ListParagraph"/>
+        <w:numPr>
+          <w:ilvl w:val="0"/>
+          <w:numId w:val="32"/>
+        </w:numPr>
+        <w:spacing w:before="100" w:beforeAutospacing="1" w:after="100" w:afterAutospacing="1" w:line="240" w:lineRule="auto"/>
+        <w:jc w:val="both"/>
+        <w:rPr>
+          <w:rFonts w:ascii="Times New Roman" w:eastAsia="Times New Roman" w:hAnsi="Times New Roman" w:cs="Times New Roman"/>
+          <w:sz w:val="24"/>
+          <w:szCs w:val="24"/>
+        </w:rPr>
+      </w:pPr>
+      <w:r>
+        <w:rPr>
+          <w:rFonts w:ascii="Times New Roman" w:eastAsia="Times New Roman" w:hAnsi="Times New Roman" w:cs="Times New Roman"/>
+          <w:b/>
+          <w:bCs/>
+          <w:sz w:val="24"/>
+          <w:szCs w:val="24"/>
+        </w:rPr>
+        <w:t>Practices:</w:t>
+      </w:r>
+      <w:r>
+        <w:rPr>
+          <w:rFonts w:ascii="Times New Roman" w:eastAsia="Times New Roman" w:hAnsi="Times New Roman" w:cs="Times New Roman"/>
+          <w:sz w:val="24"/>
+          <w:szCs w:val="24"/>
+        </w:rPr>
+        <w:t xml:space="preserve"> Agile, Scrum, Code Reviews, System Design, Performance Optimization, Security Best Practices, Technical Leadership</w:t>
       </w:r>
     </w:p>
     <w:p>
@@ -582,7 +1178,7 @@
         <w:pStyle w:val="ListParagraph"/>
         <w:numPr>
           <w:ilvl w:val="0"/>
-          <w:numId w:val="18"/>
+          <w:numId w:val="33"/>
         </w:numPr>
         <w:spacing w:before="100" w:beforeAutospacing="1" w:after="100" w:afterAutospacing="1" w:line="240" w:lineRule="auto"/>
         <w:jc w:val="both"/>
@@ -598,7 +1194,7 @@
           <w:sz w:val="24"/>
           <w:szCs w:val="24"/>
         </w:rPr>
-        <w:t xml:space="preserve">Designed and implemented full-stack applications using </w:t>
+        <w:t xml:space="preserve">Architected enterprise-grade platforms using </w:t>
       </w:r>
       <w:r>
         <w:rPr>
@@ -608,7 +1204,15 @@
           <w:sz w:val="24"/>
           <w:szCs w:val="24"/>
         </w:rPr>
-        <w:t xml:space="preserve">Python </w:t>
+        <w:t>Python 3.11</w:t>
+      </w:r>
+      <w:r>
+        <w:rPr>
+          <w:rFonts w:ascii="Times New Roman" w:eastAsia="Times New Roman" w:hAnsi="Times New Roman" w:cs="Times New Roman"/>
+          <w:sz w:val="24"/>
+          <w:szCs w:val="24"/>
+        </w:rPr>
+        <w:t xml:space="preserve">, </w:t>
       </w:r>
       <w:proofErr w:type="spellStart"/>
       <w:r>
@@ -619,9 +1223,18 @@
           <w:sz w:val="24"/>
           <w:szCs w:val="24"/>
         </w:rPr>
-        <w:t>backends</w:t>
+        <w:t>FastAPI</w:t>
       </w:r>
       <w:proofErr w:type="spellEnd"/>
+      <w:r>
+        <w:rPr>
+          <w:rFonts w:ascii="Times New Roman" w:eastAsia="Times New Roman" w:hAnsi="Times New Roman" w:cs="Times New Roman"/>
+          <w:sz w:val="24"/>
+          <w:szCs w:val="24"/>
+        </w:rPr>
+        <w:t xml:space="preserve">, </w:t>
+      </w:r>
+      <w:proofErr w:type="spellStart"/>
       <w:r>
         <w:rPr>
           <w:rFonts w:ascii="Times New Roman" w:eastAsia="Times New Roman" w:hAnsi="Times New Roman" w:cs="Times New Roman"/>
@@ -630,15 +1243,62 @@
           <w:sz w:val="24"/>
           <w:szCs w:val="24"/>
         </w:rPr>
-        <w:t xml:space="preserve"> with Vue.js frontends</w:t>
-      </w:r>
-      <w:r>
-        <w:rPr>
-          <w:rFonts w:ascii="Times New Roman" w:eastAsia="Times New Roman" w:hAnsi="Times New Roman" w:cs="Times New Roman"/>
-          <w:sz w:val="24"/>
-          <w:szCs w:val="24"/>
-        </w:rPr>
-        <w:t>, integrating APIs, authentication, and real-time updates across distributed services.</w:t>
+        <w:t>Vue</w:t>
+      </w:r>
+      <w:proofErr w:type="spellEnd"/>
+      <w:r>
+        <w:rPr>
+          <w:rFonts w:ascii="Times New Roman" w:eastAsia="Times New Roman" w:hAnsi="Times New Roman" w:cs="Times New Roman"/>
+          <w:b/>
+          <w:bCs/>
+          <w:sz w:val="24"/>
+          <w:szCs w:val="24"/>
+        </w:rPr>
+        <w:t xml:space="preserve"> 3</w:t>
+      </w:r>
+      <w:r>
+        <w:rPr>
+          <w:rFonts w:ascii="Times New Roman" w:eastAsia="Times New Roman" w:hAnsi="Times New Roman" w:cs="Times New Roman"/>
+          <w:sz w:val="24"/>
+          <w:szCs w:val="24"/>
+        </w:rPr>
+        <w:t xml:space="preserve">, and </w:t>
+      </w:r>
+      <w:r>
+        <w:rPr>
+          <w:rFonts w:ascii="Times New Roman" w:eastAsia="Times New Roman" w:hAnsi="Times New Roman" w:cs="Times New Roman"/>
+          <w:b/>
+          <w:bCs/>
+          <w:sz w:val="24"/>
+          <w:szCs w:val="24"/>
+        </w:rPr>
+        <w:t>AWS</w:t>
+      </w:r>
+      <w:r>
+        <w:rPr>
+          <w:rFonts w:ascii="Times New Roman" w:eastAsia="Times New Roman" w:hAnsi="Times New Roman" w:cs="Times New Roman"/>
+          <w:sz w:val="24"/>
+          <w:szCs w:val="24"/>
+        </w:rPr>
+        <w:t xml:space="preserve">, creating scalable </w:t>
+      </w:r>
+      <w:proofErr w:type="spellStart"/>
+      <w:r>
+        <w:rPr>
+          <w:rFonts w:ascii="Times New Roman" w:eastAsia="Times New Roman" w:hAnsi="Times New Roman" w:cs="Times New Roman"/>
+          <w:sz w:val="24"/>
+          <w:szCs w:val="24"/>
+        </w:rPr>
+        <w:t>microservices</w:t>
+      </w:r>
+      <w:proofErr w:type="spellEnd"/>
+      <w:r>
+        <w:rPr>
+          <w:rFonts w:ascii="Times New Roman" w:eastAsia="Times New Roman" w:hAnsi="Times New Roman" w:cs="Times New Roman"/>
+          <w:sz w:val="24"/>
+          <w:szCs w:val="24"/>
+        </w:rPr>
+        <w:t xml:space="preserve"> and reusable frontend modules that supported rapid feature delivery across multiple business domains.</w:t>
       </w:r>
     </w:p>
     <w:p>
@@ -646,7 +1306,7 @@
         <w:pStyle w:val="ListParagraph"/>
         <w:numPr>
           <w:ilvl w:val="0"/>
-          <w:numId w:val="18"/>
+          <w:numId w:val="33"/>
         </w:numPr>
         <w:spacing w:before="100" w:beforeAutospacing="1" w:after="100" w:afterAutospacing="1" w:line="240" w:lineRule="auto"/>
         <w:jc w:val="both"/>
@@ -662,7 +1322,7 @@
           <w:sz w:val="24"/>
           <w:szCs w:val="24"/>
         </w:rPr>
-        <w:t xml:space="preserve">Built </w:t>
+        <w:t xml:space="preserve">Led migration from monolithic services to </w:t>
       </w:r>
       <w:r>
         <w:rPr>
@@ -672,15 +1332,81 @@
           <w:sz w:val="24"/>
           <w:szCs w:val="24"/>
         </w:rPr>
-        <w:t>cloud-native deployments</w:t>
-      </w:r>
-      <w:r>
-        <w:rPr>
-          <w:rFonts w:ascii="Times New Roman" w:eastAsia="Times New Roman" w:hAnsi="Times New Roman" w:cs="Times New Roman"/>
-          <w:sz w:val="24"/>
-          <w:szCs w:val="24"/>
-        </w:rPr>
-        <w:t xml:space="preserve"> using AWS ECS, Docker, and Kubernetes, optimizing scalability, reducing operational complexity, and increasing reliability across multi-tenant apps.</w:t>
+        <w:t xml:space="preserve">containerized </w:t>
+      </w:r>
+      <w:proofErr w:type="spellStart"/>
+      <w:r>
+        <w:rPr>
+          <w:rFonts w:ascii="Times New Roman" w:eastAsia="Times New Roman" w:hAnsi="Times New Roman" w:cs="Times New Roman"/>
+          <w:b/>
+          <w:bCs/>
+          <w:sz w:val="24"/>
+          <w:szCs w:val="24"/>
+        </w:rPr>
+        <w:t>microservices</w:t>
+      </w:r>
+      <w:proofErr w:type="spellEnd"/>
+      <w:r>
+        <w:rPr>
+          <w:rFonts w:ascii="Times New Roman" w:eastAsia="Times New Roman" w:hAnsi="Times New Roman" w:cs="Times New Roman"/>
+          <w:sz w:val="24"/>
+          <w:szCs w:val="24"/>
+        </w:rPr>
+        <w:t xml:space="preserve"> with </w:t>
+      </w:r>
+      <w:r>
+        <w:rPr>
+          <w:rFonts w:ascii="Times New Roman" w:eastAsia="Times New Roman" w:hAnsi="Times New Roman" w:cs="Times New Roman"/>
+          <w:b/>
+          <w:bCs/>
+          <w:sz w:val="24"/>
+          <w:szCs w:val="24"/>
+        </w:rPr>
+        <w:t>Docker</w:t>
+      </w:r>
+      <w:r>
+        <w:rPr>
+          <w:rFonts w:ascii="Times New Roman" w:eastAsia="Times New Roman" w:hAnsi="Times New Roman" w:cs="Times New Roman"/>
+          <w:sz w:val="24"/>
+          <w:szCs w:val="24"/>
+        </w:rPr>
+        <w:t xml:space="preserve"> and </w:t>
+      </w:r>
+      <w:r>
+        <w:rPr>
+          <w:rFonts w:ascii="Times New Roman" w:eastAsia="Times New Roman" w:hAnsi="Times New Roman" w:cs="Times New Roman"/>
+          <w:b/>
+          <w:bCs/>
+          <w:sz w:val="24"/>
+          <w:szCs w:val="24"/>
+        </w:rPr>
+        <w:t>Kubernetes</w:t>
+      </w:r>
+      <w:r>
+        <w:rPr>
+          <w:rFonts w:ascii="Times New Roman" w:eastAsia="Times New Roman" w:hAnsi="Times New Roman" w:cs="Times New Roman"/>
+          <w:sz w:val="24"/>
+          <w:szCs w:val="24"/>
+        </w:rPr>
+        <w:t xml:space="preserve">, reducing deployment bottlenecks and improving overall release efficiency by </w:t>
+      </w:r>
+      <w:r>
+        <w:rPr>
+          <w:rFonts w:ascii="Times New Roman" w:eastAsia="Times New Roman" w:hAnsi="Times New Roman" w:cs="Times New Roman"/>
+          <w:b/>
+          <w:bCs/>
+          <w:sz w:val="24"/>
+          <w:szCs w:val="24"/>
+        </w:rPr>
+        <w:t>38%</w:t>
+      </w:r>
+      <w:r>
+        <w:rPr>
+          <w:rFonts w:ascii="Times New Roman" w:eastAsia="Times New Roman" w:hAnsi="Times New Roman" w:cs="Times New Roman"/>
+          <w:sz w:val="24"/>
+          <w:szCs w:val="24"/>
+        </w:rPr>
+        <w:t xml:space="preserve"> across engineering teams.</w:t>
       </w:r>
     </w:p>
     <w:p>
@@ -688,7 +1414,7 @@
         <w:pStyle w:val="ListParagraph"/>
         <w:numPr>
           <w:ilvl w:val="0"/>
-          <w:numId w:val="18"/>
+          <w:numId w:val="33"/>
         </w:numPr>
         <w:spacing w:before="100" w:beforeAutospacing="1" w:after="100" w:afterAutospacing="1" w:line="240" w:lineRule="auto"/>
         <w:jc w:val="both"/>
@@ -704,8 +1430,9 @@
           <w:sz w:val="24"/>
           <w:szCs w:val="24"/>
         </w:rPr>
-        <w:t xml:space="preserve">Architected </w:t>
-      </w:r>
+        <w:t xml:space="preserve">Developed high-throughput REST APIs with </w:t>
+      </w:r>
+      <w:proofErr w:type="spellStart"/>
       <w:r>
         <w:rPr>
           <w:rFonts w:ascii="Times New Roman" w:eastAsia="Times New Roman" w:hAnsi="Times New Roman" w:cs="Times New Roman"/>
@@ -714,15 +1441,34 @@
           <w:sz w:val="24"/>
           <w:szCs w:val="24"/>
         </w:rPr>
-        <w:t>data workflows leveraging PostgreSQL for transactional data and MongoDB for unstructured content</w:t>
-      </w:r>
-      <w:r>
-        <w:rPr>
-          <w:rFonts w:ascii="Times New Roman" w:eastAsia="Times New Roman" w:hAnsi="Times New Roman" w:cs="Times New Roman"/>
-          <w:sz w:val="24"/>
-          <w:szCs w:val="24"/>
-        </w:rPr>
-        <w:t>, ensuring performance through indexing and optimized queries.</w:t>
+        <w:t>FastAPI</w:t>
+      </w:r>
+      <w:proofErr w:type="spellEnd"/>
+      <w:r>
+        <w:rPr>
+          <w:rFonts w:ascii="Times New Roman" w:eastAsia="Times New Roman" w:hAnsi="Times New Roman" w:cs="Times New Roman"/>
+          <w:sz w:val="24"/>
+          <w:szCs w:val="24"/>
+        </w:rPr>
+        <w:t xml:space="preserve">, asynchronous processing with Celery, and </w:t>
+      </w:r>
+      <w:proofErr w:type="spellStart"/>
+      <w:r>
+        <w:rPr>
+          <w:rFonts w:ascii="Times New Roman" w:eastAsia="Times New Roman" w:hAnsi="Times New Roman" w:cs="Times New Roman"/>
+          <w:sz w:val="24"/>
+          <w:szCs w:val="24"/>
+        </w:rPr>
+        <w:t>Redis</w:t>
+      </w:r>
+      <w:proofErr w:type="spellEnd"/>
+      <w:r>
+        <w:rPr>
+          <w:rFonts w:ascii="Times New Roman" w:eastAsia="Times New Roman" w:hAnsi="Times New Roman" w:cs="Times New Roman"/>
+          <w:sz w:val="24"/>
+          <w:szCs w:val="24"/>
+        </w:rPr>
+        <w:t xml:space="preserve"> caching that resolved latency issues causing intermittent timeout failures during peak business hours.</w:t>
       </w:r>
     </w:p>
     <w:p>
@@ -730,7 +1476,7 @@
         <w:pStyle w:val="ListParagraph"/>
         <w:numPr>
           <w:ilvl w:val="0"/>
-          <w:numId w:val="18"/>
+          <w:numId w:val="33"/>
         </w:numPr>
         <w:spacing w:before="100" w:beforeAutospacing="1" w:after="100" w:afterAutospacing="1" w:line="240" w:lineRule="auto"/>
         <w:jc w:val="both"/>
@@ -746,8 +1492,9 @@
           <w:sz w:val="24"/>
           <w:szCs w:val="24"/>
         </w:rPr>
-        <w:t xml:space="preserve">Enhanced developer productivity by introducing </w:t>
-      </w:r>
+        <w:t xml:space="preserve">Implemented advanced frontend workflows using </w:t>
+      </w:r>
+      <w:proofErr w:type="spellStart"/>
       <w:r>
         <w:rPr>
           <w:rFonts w:ascii="Times New Roman" w:eastAsia="Times New Roman" w:hAnsi="Times New Roman" w:cs="Times New Roman"/>
@@ -756,15 +1503,64 @@
           <w:sz w:val="24"/>
           <w:szCs w:val="24"/>
         </w:rPr>
-        <w:t>CI/CD pipelines with GitHub Actions and Terraform</w:t>
-      </w:r>
-      <w:r>
-        <w:rPr>
-          <w:rFonts w:ascii="Times New Roman" w:eastAsia="Times New Roman" w:hAnsi="Times New Roman" w:cs="Times New Roman"/>
-          <w:sz w:val="24"/>
-          <w:szCs w:val="24"/>
-        </w:rPr>
-        <w:t>, standardizing build, test, and deployment across multiple environments.</w:t>
+        <w:t>Vue</w:t>
+      </w:r>
+      <w:proofErr w:type="spellEnd"/>
+      <w:r>
+        <w:rPr>
+          <w:rFonts w:ascii="Times New Roman" w:eastAsia="Times New Roman" w:hAnsi="Times New Roman" w:cs="Times New Roman"/>
+          <w:b/>
+          <w:bCs/>
+          <w:sz w:val="24"/>
+          <w:szCs w:val="24"/>
+        </w:rPr>
+        <w:t xml:space="preserve"> 3</w:t>
+      </w:r>
+      <w:r>
+        <w:rPr>
+          <w:rFonts w:ascii="Times New Roman" w:eastAsia="Times New Roman" w:hAnsi="Times New Roman" w:cs="Times New Roman"/>
+          <w:sz w:val="24"/>
+          <w:szCs w:val="24"/>
+        </w:rPr>
+        <w:t xml:space="preserve">, </w:t>
+      </w:r>
+      <w:proofErr w:type="spellStart"/>
+      <w:r>
+        <w:rPr>
+          <w:rFonts w:ascii="Times New Roman" w:eastAsia="Times New Roman" w:hAnsi="Times New Roman" w:cs="Times New Roman"/>
+          <w:b/>
+          <w:bCs/>
+          <w:sz w:val="24"/>
+          <w:szCs w:val="24"/>
+        </w:rPr>
+        <w:t>Pinia</w:t>
+      </w:r>
+      <w:proofErr w:type="spellEnd"/>
+      <w:r>
+        <w:rPr>
+          <w:rFonts w:ascii="Times New Roman" w:eastAsia="Times New Roman" w:hAnsi="Times New Roman" w:cs="Times New Roman"/>
+          <w:sz w:val="24"/>
+          <w:szCs w:val="24"/>
+        </w:rPr>
+        <w:t xml:space="preserve">, and </w:t>
+      </w:r>
+      <w:proofErr w:type="spellStart"/>
+      <w:r>
+        <w:rPr>
+          <w:rFonts w:ascii="Times New Roman" w:eastAsia="Times New Roman" w:hAnsi="Times New Roman" w:cs="Times New Roman"/>
+          <w:sz w:val="24"/>
+          <w:szCs w:val="24"/>
+        </w:rPr>
+        <w:t>TypeScript</w:t>
+      </w:r>
+      <w:proofErr w:type="spellEnd"/>
+      <w:r>
+        <w:rPr>
+          <w:rFonts w:ascii="Times New Roman" w:eastAsia="Times New Roman" w:hAnsi="Times New Roman" w:cs="Times New Roman"/>
+          <w:sz w:val="24"/>
+          <w:szCs w:val="24"/>
+        </w:rPr>
+        <w:t xml:space="preserve"> while redesigning state management patterns that significantly improved maintainability of large-scale UI modules.</w:t>
       </w:r>
     </w:p>
     <w:p>
@@ -772,7 +1568,7 @@
         <w:pStyle w:val="ListParagraph"/>
         <w:numPr>
           <w:ilvl w:val="0"/>
-          <w:numId w:val="18"/>
+          <w:numId w:val="33"/>
         </w:numPr>
         <w:spacing w:before="100" w:beforeAutospacing="1" w:after="100" w:afterAutospacing="1" w:line="240" w:lineRule="auto"/>
         <w:jc w:val="both"/>
@@ -788,47 +1584,7 @@
           <w:sz w:val="24"/>
           <w:szCs w:val="24"/>
         </w:rPr>
-        <w:t xml:space="preserve">Partnered with product managers and designers to deliver user-centric interfaces, </w:t>
-      </w:r>
-      <w:r>
-        <w:rPr>
-          <w:rFonts w:ascii="Times New Roman" w:eastAsia="Times New Roman" w:hAnsi="Times New Roman" w:cs="Times New Roman"/>
-          <w:b/>
-          <w:bCs/>
-          <w:sz w:val="24"/>
-          <w:szCs w:val="24"/>
-        </w:rPr>
-        <w:t xml:space="preserve">translating complex business needs into intuitive Vue.js components with </w:t>
-      </w:r>
-      <w:proofErr w:type="spellStart"/>
-      <w:r>
-        <w:rPr>
-          <w:rFonts w:ascii="Times New Roman" w:eastAsia="Times New Roman" w:hAnsi="Times New Roman" w:cs="Times New Roman"/>
-          <w:b/>
-          <w:bCs/>
-          <w:sz w:val="24"/>
-          <w:szCs w:val="24"/>
-        </w:rPr>
-        <w:t>Vuex</w:t>
-      </w:r>
-      <w:proofErr w:type="spellEnd"/>
-      <w:r>
-        <w:rPr>
-          <w:rFonts w:ascii="Times New Roman" w:eastAsia="Times New Roman" w:hAnsi="Times New Roman" w:cs="Times New Roman"/>
-          <w:b/>
-          <w:bCs/>
-          <w:sz w:val="24"/>
-          <w:szCs w:val="24"/>
-        </w:rPr>
-        <w:t xml:space="preserve"> state management</w:t>
-      </w:r>
-      <w:r>
-        <w:rPr>
-          <w:rFonts w:ascii="Times New Roman" w:eastAsia="Times New Roman" w:hAnsi="Times New Roman" w:cs="Times New Roman"/>
-          <w:sz w:val="24"/>
-          <w:szCs w:val="24"/>
-        </w:rPr>
-        <w:t>.</w:t>
+        <w:t>Resolved production incidents related to database locking, API throttling, and memory spikes by introducing monitoring dashboards, query optimization, and proactive alerting strategies.</w:t>
       </w:r>
     </w:p>
     <w:p>
@@ -836,7 +1592,7 @@
         <w:pStyle w:val="ListParagraph"/>
         <w:numPr>
           <w:ilvl w:val="0"/>
-          <w:numId w:val="18"/>
+          <w:numId w:val="33"/>
         </w:numPr>
         <w:spacing w:before="100" w:beforeAutospacing="1" w:after="100" w:afterAutospacing="1" w:line="240" w:lineRule="auto"/>
         <w:jc w:val="both"/>
@@ -852,7 +1608,8 @@
           <w:sz w:val="24"/>
           <w:szCs w:val="24"/>
         </w:rPr>
-        <w:t xml:space="preserve">Conducted </w:t>
+        <w:lastRenderedPageBreak/>
+        <w:t xml:space="preserve">Built secure authentication services using </w:t>
       </w:r>
       <w:r>
         <w:rPr>
@@ -862,15 +1619,15 @@
           <w:sz w:val="24"/>
           <w:szCs w:val="24"/>
         </w:rPr>
-        <w:t>code reviews, mentoring junior engineers</w:t>
-      </w:r>
-      <w:r>
-        <w:rPr>
-          <w:rFonts w:ascii="Times New Roman" w:eastAsia="Times New Roman" w:hAnsi="Times New Roman" w:cs="Times New Roman"/>
-          <w:sz w:val="24"/>
-          <w:szCs w:val="24"/>
-        </w:rPr>
-        <w:t>, and implementing coding best practices that improved maintainability and lowered onboarding time for new hires.</w:t>
+        <w:t>OAuth2</w:t>
+      </w:r>
+      <w:r>
+        <w:rPr>
+          <w:rFonts w:ascii="Times New Roman" w:eastAsia="Times New Roman" w:hAnsi="Times New Roman" w:cs="Times New Roman"/>
+          <w:sz w:val="24"/>
+          <w:szCs w:val="24"/>
+        </w:rPr>
+        <w:t>, JWT, and role-based authorization layers that improved compliance requirements and reduced authentication-related defects.</w:t>
       </w:r>
     </w:p>
     <w:p>
@@ -878,7 +1635,7 @@
         <w:pStyle w:val="ListParagraph"/>
         <w:numPr>
           <w:ilvl w:val="0"/>
-          <w:numId w:val="18"/>
+          <w:numId w:val="33"/>
         </w:numPr>
         <w:spacing w:before="100" w:beforeAutospacing="1" w:after="100" w:afterAutospacing="1" w:line="240" w:lineRule="auto"/>
         <w:jc w:val="both"/>
@@ -894,43 +1651,7 @@
           <w:sz w:val="24"/>
           <w:szCs w:val="24"/>
         </w:rPr>
-        <w:t xml:space="preserve">Improved </w:t>
-      </w:r>
-      <w:r>
-        <w:rPr>
-          <w:rFonts w:ascii="Times New Roman" w:eastAsia="Times New Roman" w:hAnsi="Times New Roman" w:cs="Times New Roman"/>
-          <w:b/>
-          <w:bCs/>
-          <w:sz w:val="24"/>
-          <w:szCs w:val="24"/>
-        </w:rPr>
-        <w:t>security posture</w:t>
-      </w:r>
-      <w:r>
-        <w:rPr>
-          <w:rFonts w:ascii="Times New Roman" w:eastAsia="Times New Roman" w:hAnsi="Times New Roman" w:cs="Times New Roman"/>
-          <w:sz w:val="24"/>
-          <w:szCs w:val="24"/>
-        </w:rPr>
-        <w:t xml:space="preserve"> by implementing OAuth2.0 authentication, JWT handling, and role-based access controls across </w:t>
-      </w:r>
-      <w:proofErr w:type="spellStart"/>
-      <w:r>
-        <w:rPr>
-          <w:rFonts w:ascii="Times New Roman" w:eastAsia="Times New Roman" w:hAnsi="Times New Roman" w:cs="Times New Roman"/>
-          <w:sz w:val="24"/>
-          <w:szCs w:val="24"/>
-        </w:rPr>
-        <w:t>microservices</w:t>
-      </w:r>
-      <w:proofErr w:type="spellEnd"/>
-      <w:r>
-        <w:rPr>
-          <w:rFonts w:ascii="Times New Roman" w:eastAsia="Times New Roman" w:hAnsi="Times New Roman" w:cs="Times New Roman"/>
-          <w:sz w:val="24"/>
-          <w:szCs w:val="24"/>
-        </w:rPr>
-        <w:t>, aligning with compliance standards.</w:t>
+        <w:t>Modernized legacy Python services by upgrading unsupported dependencies, refactoring synchronous workflows, and improving code coverage through automated testing pipelines.</w:t>
       </w:r>
     </w:p>
     <w:p>
@@ -938,7 +1659,7 @@
         <w:pStyle w:val="ListParagraph"/>
         <w:numPr>
           <w:ilvl w:val="0"/>
-          <w:numId w:val="18"/>
+          <w:numId w:val="33"/>
         </w:numPr>
         <w:spacing w:before="100" w:beforeAutospacing="1" w:after="100" w:afterAutospacing="1" w:line="240" w:lineRule="auto"/>
         <w:jc w:val="both"/>
@@ -954,7 +1675,7 @@
           <w:sz w:val="24"/>
           <w:szCs w:val="24"/>
         </w:rPr>
-        <w:t xml:space="preserve">Reduced downtime and improved observability by integrating </w:t>
+        <w:t xml:space="preserve">Introduced </w:t>
       </w:r>
       <w:r>
         <w:rPr>
@@ -964,31 +1685,24 @@
           <w:sz w:val="24"/>
           <w:szCs w:val="24"/>
         </w:rPr>
-        <w:t xml:space="preserve">monitoring with Prometheus and </w:t>
-      </w:r>
-      <w:proofErr w:type="spellStart"/>
-      <w:r>
-        <w:rPr>
-          <w:rFonts w:ascii="Times New Roman" w:eastAsia="Times New Roman" w:hAnsi="Times New Roman" w:cs="Times New Roman"/>
-          <w:b/>
-          <w:bCs/>
-          <w:sz w:val="24"/>
-          <w:szCs w:val="24"/>
-        </w:rPr>
-        <w:t>Grafana</w:t>
-      </w:r>
-      <w:proofErr w:type="spellEnd"/>
-      <w:r>
-        <w:rPr>
-          <w:rFonts w:ascii="Times New Roman" w:eastAsia="Times New Roman" w:hAnsi="Times New Roman" w:cs="Times New Roman"/>
-          <w:sz w:val="24"/>
-          <w:szCs w:val="24"/>
-        </w:rPr>
-        <w:t>, ensuring near-real-time alerting and performance visibility.</w:t>
+        <w:t>GitHub Actions</w:t>
+      </w:r>
+      <w:r>
+        <w:rPr>
+          <w:rFonts w:ascii="Times New Roman" w:eastAsia="Times New Roman" w:hAnsi="Times New Roman" w:cs="Times New Roman"/>
+          <w:sz w:val="24"/>
+          <w:szCs w:val="24"/>
+        </w:rPr>
+        <w:t xml:space="preserve"> pipelines with automated testing, container validation, and deployment workflows that reduced failed production releases and improved engineering productivity.</w:t>
       </w:r>
     </w:p>
     <w:p>
       <w:pPr>
+        <w:pStyle w:val="ListParagraph"/>
+        <w:numPr>
+          <w:ilvl w:val="0"/>
+          <w:numId w:val="33"/>
+        </w:numPr>
         <w:spacing w:before="100" w:beforeAutospacing="1" w:after="100" w:afterAutospacing="1" w:line="240" w:lineRule="auto"/>
         <w:jc w:val="both"/>
         <w:rPr>
@@ -997,9 +1711,22 @@
           <w:szCs w:val="24"/>
         </w:rPr>
       </w:pPr>
+      <w:r>
+        <w:rPr>
+          <w:rFonts w:ascii="Times New Roman" w:eastAsia="Times New Roman" w:hAnsi="Times New Roman" w:cs="Times New Roman"/>
+          <w:sz w:val="24"/>
+          <w:szCs w:val="24"/>
+        </w:rPr>
+        <w:t>Collaborated with architects and product teams to design event-driven workflows using messaging patterns that simplified integrations between distributed services.</w:t>
+      </w:r>
     </w:p>
     <w:p>
       <w:pPr>
+        <w:pStyle w:val="ListParagraph"/>
+        <w:numPr>
+          <w:ilvl w:val="0"/>
+          <w:numId w:val="33"/>
+        </w:numPr>
         <w:spacing w:before="100" w:beforeAutospacing="1" w:after="100" w:afterAutospacing="1" w:line="240" w:lineRule="auto"/>
         <w:jc w:val="both"/>
         <w:rPr>
@@ -1008,6 +1735,14 @@
           <w:szCs w:val="24"/>
         </w:rPr>
       </w:pPr>
+      <w:r>
+        <w:rPr>
+          <w:rFonts w:ascii="Times New Roman" w:eastAsia="Times New Roman" w:hAnsi="Times New Roman" w:cs="Times New Roman"/>
+          <w:sz w:val="24"/>
+          <w:szCs w:val="24"/>
+        </w:rPr>
+        <w:t>Mentored engineers through architecture reviews, performance optimization sessions, and coding standards initiatives that improved development consistency across projects.</w:t>
+      </w:r>
     </w:p>
     <w:p>
       <w:pPr>
@@ -1031,7 +1766,6 @@
           <w:sz w:val="24"/>
           <w:szCs w:val="24"/>
         </w:rPr>
-        <w:lastRenderedPageBreak/>
         <w:t>Hexaview</w:t>
       </w:r>
       <w:proofErr w:type="spellEnd"/>
@@ -1092,205 +1826,394 @@
     </w:p>
     <w:p>
       <w:pPr>
-        <w:pStyle w:val="NormalWeb"/>
+        <w:pStyle w:val="ListParagraph"/>
         <w:numPr>
           <w:ilvl w:val="0"/>
-          <w:numId w:val="21"/>
+          <w:numId w:val="34"/>
         </w:numPr>
+        <w:spacing w:before="100" w:beforeAutospacing="1" w:after="100" w:afterAutospacing="1" w:line="240" w:lineRule="auto"/>
         <w:jc w:val="both"/>
-      </w:pPr>
-      <w:r>
-        <w:t xml:space="preserve">Developed and deployed </w:t>
-      </w:r>
-      <w:r>
-        <w:rPr>
-          <w:rStyle w:val="Strong"/>
-        </w:rPr>
-        <w:t>enterprise web applications</w:t>
-      </w:r>
-      <w:r>
-        <w:t xml:space="preserve"> using Python Flask APIs with Vue.js frontends, ensuring high availability, performance, and user-friendly interfaces.</w:t>
+        <w:rPr>
+          <w:rFonts w:ascii="Times New Roman" w:eastAsia="Times New Roman" w:hAnsi="Times New Roman" w:cs="Times New Roman"/>
+          <w:sz w:val="24"/>
+          <w:szCs w:val="24"/>
+        </w:rPr>
+      </w:pPr>
+      <w:r>
+        <w:rPr>
+          <w:rFonts w:ascii="Times New Roman" w:eastAsia="Times New Roman" w:hAnsi="Times New Roman" w:cs="Times New Roman"/>
+          <w:sz w:val="24"/>
+          <w:szCs w:val="24"/>
+        </w:rPr>
+        <w:t xml:space="preserve">Engineered customer-facing applications using </w:t>
+      </w:r>
+      <w:r>
+        <w:rPr>
+          <w:rFonts w:ascii="Times New Roman" w:eastAsia="Times New Roman" w:hAnsi="Times New Roman" w:cs="Times New Roman"/>
+          <w:b/>
+          <w:bCs/>
+          <w:sz w:val="24"/>
+          <w:szCs w:val="24"/>
+        </w:rPr>
+        <w:t>Python 3.8–3.10</w:t>
+      </w:r>
+      <w:r>
+        <w:rPr>
+          <w:rFonts w:ascii="Times New Roman" w:eastAsia="Times New Roman" w:hAnsi="Times New Roman" w:cs="Times New Roman"/>
+          <w:sz w:val="24"/>
+          <w:szCs w:val="24"/>
+        </w:rPr>
+        <w:t xml:space="preserve">, </w:t>
+      </w:r>
+      <w:r>
+        <w:rPr>
+          <w:rFonts w:ascii="Times New Roman" w:eastAsia="Times New Roman" w:hAnsi="Times New Roman" w:cs="Times New Roman"/>
+          <w:b/>
+          <w:bCs/>
+          <w:sz w:val="24"/>
+          <w:szCs w:val="24"/>
+        </w:rPr>
+        <w:t>Django</w:t>
+      </w:r>
+      <w:r>
+        <w:rPr>
+          <w:rFonts w:ascii="Times New Roman" w:eastAsia="Times New Roman" w:hAnsi="Times New Roman" w:cs="Times New Roman"/>
+          <w:sz w:val="24"/>
+          <w:szCs w:val="24"/>
+        </w:rPr>
+        <w:t xml:space="preserve">, </w:t>
+      </w:r>
+      <w:proofErr w:type="spellStart"/>
+      <w:r>
+        <w:rPr>
+          <w:rFonts w:ascii="Times New Roman" w:eastAsia="Times New Roman" w:hAnsi="Times New Roman" w:cs="Times New Roman"/>
+          <w:b/>
+          <w:bCs/>
+          <w:sz w:val="24"/>
+          <w:szCs w:val="24"/>
+        </w:rPr>
+        <w:t>Vue</w:t>
+      </w:r>
+      <w:proofErr w:type="spellEnd"/>
+      <w:r>
+        <w:rPr>
+          <w:rFonts w:ascii="Times New Roman" w:eastAsia="Times New Roman" w:hAnsi="Times New Roman" w:cs="Times New Roman"/>
+          <w:b/>
+          <w:bCs/>
+          <w:sz w:val="24"/>
+          <w:szCs w:val="24"/>
+        </w:rPr>
+        <w:t xml:space="preserve"> 2/3</w:t>
+      </w:r>
+      <w:r>
+        <w:rPr>
+          <w:rFonts w:ascii="Times New Roman" w:eastAsia="Times New Roman" w:hAnsi="Times New Roman" w:cs="Times New Roman"/>
+          <w:sz w:val="24"/>
+          <w:szCs w:val="24"/>
+        </w:rPr>
+        <w:t>, and PostgreSQL to support large transactional workloads across distributed environments.</w:t>
       </w:r>
     </w:p>
     <w:p>
       <w:pPr>
-        <w:pStyle w:val="NormalWeb"/>
+        <w:pStyle w:val="ListParagraph"/>
         <w:numPr>
           <w:ilvl w:val="0"/>
-          <w:numId w:val="21"/>
+          <w:numId w:val="34"/>
         </w:numPr>
+        <w:spacing w:before="100" w:beforeAutospacing="1" w:after="100" w:afterAutospacing="1" w:line="240" w:lineRule="auto"/>
         <w:jc w:val="both"/>
-      </w:pPr>
-      <w:proofErr w:type="gramStart"/>
-      <w:r>
-        <w:t>Migrated</w:t>
-      </w:r>
-      <w:proofErr w:type="gramEnd"/>
-      <w:r>
-        <w:t xml:space="preserve"> multiple monolithic services into </w:t>
-      </w:r>
-      <w:r>
-        <w:rPr>
-          <w:rStyle w:val="Strong"/>
-        </w:rPr>
-        <w:t xml:space="preserve">containerized </w:t>
-      </w:r>
-      <w:proofErr w:type="spellStart"/>
-      <w:r>
-        <w:rPr>
-          <w:rStyle w:val="Strong"/>
-        </w:rPr>
-        <w:t>microservices</w:t>
-      </w:r>
-      <w:proofErr w:type="spellEnd"/>
-      <w:r>
-        <w:rPr>
-          <w:rStyle w:val="Strong"/>
-        </w:rPr>
-        <w:t xml:space="preserve"> with Docker</w:t>
-      </w:r>
-      <w:r>
-        <w:t>, improving fault tolerance, reducing deployment times, and enhancing modularity.</w:t>
+        <w:rPr>
+          <w:rFonts w:ascii="Times New Roman" w:eastAsia="Times New Roman" w:hAnsi="Times New Roman" w:cs="Times New Roman"/>
+          <w:sz w:val="24"/>
+          <w:szCs w:val="24"/>
+        </w:rPr>
+      </w:pPr>
+      <w:r>
+        <w:rPr>
+          <w:rFonts w:ascii="Times New Roman" w:eastAsia="Times New Roman" w:hAnsi="Times New Roman" w:cs="Times New Roman"/>
+          <w:sz w:val="24"/>
+          <w:szCs w:val="24"/>
+        </w:rPr>
+        <w:t xml:space="preserve">Built scalable backend services and optimized ORM queries that reduced slow database operations by </w:t>
+      </w:r>
+      <w:r>
+        <w:rPr>
+          <w:rFonts w:ascii="Times New Roman" w:eastAsia="Times New Roman" w:hAnsi="Times New Roman" w:cs="Times New Roman"/>
+          <w:b/>
+          <w:bCs/>
+          <w:sz w:val="24"/>
+          <w:szCs w:val="24"/>
+        </w:rPr>
+        <w:t>34%</w:t>
+      </w:r>
+      <w:r>
+        <w:rPr>
+          <w:rFonts w:ascii="Times New Roman" w:eastAsia="Times New Roman" w:hAnsi="Times New Roman" w:cs="Times New Roman"/>
+          <w:sz w:val="24"/>
+          <w:szCs w:val="24"/>
+        </w:rPr>
+        <w:t>, improving response times for heavily utilized customer workflows.</w:t>
       </w:r>
     </w:p>
     <w:p>
       <w:pPr>
-        <w:pStyle w:val="NormalWeb"/>
+        <w:pStyle w:val="ListParagraph"/>
         <w:numPr>
           <w:ilvl w:val="0"/>
-          <w:numId w:val="21"/>
+          <w:numId w:val="34"/>
         </w:numPr>
+        <w:spacing w:before="100" w:beforeAutospacing="1" w:after="100" w:afterAutospacing="1" w:line="240" w:lineRule="auto"/>
         <w:jc w:val="both"/>
-      </w:pPr>
-      <w:r>
-        <w:t xml:space="preserve">Designed </w:t>
-      </w:r>
-      <w:r>
-        <w:rPr>
-          <w:rStyle w:val="Strong"/>
-        </w:rPr>
-        <w:t>relational database schemas in PostgreSQL and optimized MongoDB NoSQL collections</w:t>
-      </w:r>
-      <w:r>
-        <w:t>, delivering faster queries for analytics-heavy modules.</w:t>
+        <w:rPr>
+          <w:rFonts w:ascii="Times New Roman" w:eastAsia="Times New Roman" w:hAnsi="Times New Roman" w:cs="Times New Roman"/>
+          <w:sz w:val="24"/>
+          <w:szCs w:val="24"/>
+        </w:rPr>
+      </w:pPr>
+      <w:r>
+        <w:rPr>
+          <w:rFonts w:ascii="Times New Roman" w:eastAsia="Times New Roman" w:hAnsi="Times New Roman" w:cs="Times New Roman"/>
+          <w:sz w:val="24"/>
+          <w:szCs w:val="24"/>
+        </w:rPr>
+        <w:t xml:space="preserve">Developed reusable </w:t>
+      </w:r>
+      <w:proofErr w:type="spellStart"/>
+      <w:r>
+        <w:rPr>
+          <w:rFonts w:ascii="Times New Roman" w:eastAsia="Times New Roman" w:hAnsi="Times New Roman" w:cs="Times New Roman"/>
+          <w:sz w:val="24"/>
+          <w:szCs w:val="24"/>
+        </w:rPr>
+        <w:t>Vue</w:t>
+      </w:r>
+      <w:proofErr w:type="spellEnd"/>
+      <w:r>
+        <w:rPr>
+          <w:rFonts w:ascii="Times New Roman" w:eastAsia="Times New Roman" w:hAnsi="Times New Roman" w:cs="Times New Roman"/>
+          <w:sz w:val="24"/>
+          <w:szCs w:val="24"/>
+        </w:rPr>
+        <w:t xml:space="preserve"> component libraries with centralized state management using </w:t>
+      </w:r>
+      <w:proofErr w:type="spellStart"/>
+      <w:r>
+        <w:rPr>
+          <w:rFonts w:ascii="Times New Roman" w:eastAsia="Times New Roman" w:hAnsi="Times New Roman" w:cs="Times New Roman"/>
+          <w:b/>
+          <w:bCs/>
+          <w:sz w:val="24"/>
+          <w:szCs w:val="24"/>
+        </w:rPr>
+        <w:t>Vuex</w:t>
+      </w:r>
+      <w:proofErr w:type="spellEnd"/>
+      <w:r>
+        <w:rPr>
+          <w:rFonts w:ascii="Times New Roman" w:eastAsia="Times New Roman" w:hAnsi="Times New Roman" w:cs="Times New Roman"/>
+          <w:sz w:val="24"/>
+          <w:szCs w:val="24"/>
+        </w:rPr>
+        <w:t>, increasing consistency across frontend applications and reducing duplicate implementations.</w:t>
       </w:r>
     </w:p>
     <w:p>
       <w:pPr>
-        <w:pStyle w:val="NormalWeb"/>
+        <w:pStyle w:val="ListParagraph"/>
         <w:numPr>
           <w:ilvl w:val="0"/>
-          <w:numId w:val="21"/>
+          <w:numId w:val="34"/>
         </w:numPr>
+        <w:spacing w:before="100" w:beforeAutospacing="1" w:after="100" w:afterAutospacing="1" w:line="240" w:lineRule="auto"/>
         <w:jc w:val="both"/>
-      </w:pPr>
-      <w:r>
-        <w:t xml:space="preserve">Implemented </w:t>
-      </w:r>
-      <w:r>
-        <w:rPr>
-          <w:rStyle w:val="Strong"/>
-        </w:rPr>
-        <w:t xml:space="preserve">caching strategies with </w:t>
-      </w:r>
-      <w:proofErr w:type="spellStart"/>
-      <w:r>
-        <w:rPr>
-          <w:rStyle w:val="Strong"/>
-        </w:rPr>
-        <w:t>Redis</w:t>
-      </w:r>
-      <w:proofErr w:type="spellEnd"/>
-      <w:r>
-        <w:t xml:space="preserve"> to reduce API response latency and improve user experience across high-traffic workloads.</w:t>
+        <w:rPr>
+          <w:rFonts w:ascii="Times New Roman" w:eastAsia="Times New Roman" w:hAnsi="Times New Roman" w:cs="Times New Roman"/>
+          <w:sz w:val="24"/>
+          <w:szCs w:val="24"/>
+        </w:rPr>
+      </w:pPr>
+      <w:r>
+        <w:rPr>
+          <w:rFonts w:ascii="Times New Roman" w:eastAsia="Times New Roman" w:hAnsi="Times New Roman" w:cs="Times New Roman"/>
+          <w:sz w:val="24"/>
+          <w:szCs w:val="24"/>
+        </w:rPr>
+        <w:t xml:space="preserve">Migrated legacy frontend modules from older JavaScript implementations into modern </w:t>
+      </w:r>
+      <w:r>
+        <w:rPr>
+          <w:rFonts w:ascii="Times New Roman" w:eastAsia="Times New Roman" w:hAnsi="Times New Roman" w:cs="Times New Roman"/>
+          <w:b/>
+          <w:bCs/>
+          <w:sz w:val="24"/>
+          <w:szCs w:val="24"/>
+        </w:rPr>
+        <w:t>Vue.js</w:t>
+      </w:r>
+      <w:r>
+        <w:rPr>
+          <w:rFonts w:ascii="Times New Roman" w:eastAsia="Times New Roman" w:hAnsi="Times New Roman" w:cs="Times New Roman"/>
+          <w:sz w:val="24"/>
+          <w:szCs w:val="24"/>
+        </w:rPr>
+        <w:t xml:space="preserve"> architecture while maintaining backward compatibility requirements.</w:t>
       </w:r>
     </w:p>
     <w:p>
       <w:pPr>
-        <w:pStyle w:val="NormalWeb"/>
+        <w:pStyle w:val="ListParagraph"/>
         <w:numPr>
           <w:ilvl w:val="0"/>
-          <w:numId w:val="21"/>
+          <w:numId w:val="34"/>
         </w:numPr>
+        <w:spacing w:before="100" w:beforeAutospacing="1" w:after="100" w:afterAutospacing="1" w:line="240" w:lineRule="auto"/>
         <w:jc w:val="both"/>
-      </w:pPr>
-      <w:r>
-        <w:t xml:space="preserve">Collaborated with QA and DevOps teams to implement </w:t>
-      </w:r>
-      <w:r>
-        <w:rPr>
-          <w:rStyle w:val="Strong"/>
-        </w:rPr>
-        <w:t>automated testing, CI/CD, and performance benchmarking pipelines</w:t>
-      </w:r>
-      <w:r>
-        <w:t>, ensuring stable production releases.</w:t>
+        <w:rPr>
+          <w:rFonts w:ascii="Times New Roman" w:eastAsia="Times New Roman" w:hAnsi="Times New Roman" w:cs="Times New Roman"/>
+          <w:sz w:val="24"/>
+          <w:szCs w:val="24"/>
+        </w:rPr>
+      </w:pPr>
+      <w:r>
+        <w:rPr>
+          <w:rFonts w:ascii="Times New Roman" w:eastAsia="Times New Roman" w:hAnsi="Times New Roman" w:cs="Times New Roman"/>
+          <w:sz w:val="24"/>
+          <w:szCs w:val="24"/>
+        </w:rPr>
+        <w:t xml:space="preserve">Implemented background processing pipelines using Celery and </w:t>
+      </w:r>
+      <w:proofErr w:type="spellStart"/>
+      <w:r>
+        <w:rPr>
+          <w:rFonts w:ascii="Times New Roman" w:eastAsia="Times New Roman" w:hAnsi="Times New Roman" w:cs="Times New Roman"/>
+          <w:sz w:val="24"/>
+          <w:szCs w:val="24"/>
+        </w:rPr>
+        <w:t>Redis</w:t>
+      </w:r>
+      <w:proofErr w:type="spellEnd"/>
+      <w:r>
+        <w:rPr>
+          <w:rFonts w:ascii="Times New Roman" w:eastAsia="Times New Roman" w:hAnsi="Times New Roman" w:cs="Times New Roman"/>
+          <w:sz w:val="24"/>
+          <w:szCs w:val="24"/>
+        </w:rPr>
+        <w:t xml:space="preserve"> to manage asynchronous reporting workloads and eliminate recurring request timeout failures.</w:t>
       </w:r>
     </w:p>
     <w:p>
       <w:pPr>
-        <w:pStyle w:val="NormalWeb"/>
+        <w:pStyle w:val="ListParagraph"/>
         <w:numPr>
           <w:ilvl w:val="0"/>
-          <w:numId w:val="21"/>
+          <w:numId w:val="34"/>
         </w:numPr>
+        <w:spacing w:before="100" w:beforeAutospacing="1" w:after="100" w:afterAutospacing="1" w:line="240" w:lineRule="auto"/>
         <w:jc w:val="both"/>
-      </w:pPr>
-      <w:r>
-        <w:t xml:space="preserve">Enhanced system security by </w:t>
-      </w:r>
-      <w:r>
-        <w:rPr>
-          <w:rStyle w:val="Strong"/>
-        </w:rPr>
-        <w:t>applying encryption, secure APIs, and compliance with GDPR and SOC2 standards</w:t>
-      </w:r>
-      <w:r>
-        <w:t>, protecting sensitive client data.</w:t>
+        <w:rPr>
+          <w:rFonts w:ascii="Times New Roman" w:eastAsia="Times New Roman" w:hAnsi="Times New Roman" w:cs="Times New Roman"/>
+          <w:sz w:val="24"/>
+          <w:szCs w:val="24"/>
+        </w:rPr>
+      </w:pPr>
+      <w:r>
+        <w:rPr>
+          <w:rFonts w:ascii="Times New Roman" w:eastAsia="Times New Roman" w:hAnsi="Times New Roman" w:cs="Times New Roman"/>
+          <w:sz w:val="24"/>
+          <w:szCs w:val="24"/>
+        </w:rPr>
+        <w:t>Investigated production issues involving memory leaks, API serialization failures, and inconsistent session handling through structured debugging and observability improvements.</w:t>
       </w:r>
     </w:p>
     <w:p>
       <w:pPr>
-        <w:pStyle w:val="NormalWeb"/>
+        <w:pStyle w:val="ListParagraph"/>
         <w:numPr>
           <w:ilvl w:val="0"/>
-          <w:numId w:val="21"/>
+          <w:numId w:val="34"/>
         </w:numPr>
+        <w:spacing w:before="100" w:beforeAutospacing="1" w:after="100" w:afterAutospacing="1" w:line="240" w:lineRule="auto"/>
         <w:jc w:val="both"/>
-      </w:pPr>
-      <w:r>
-        <w:t xml:space="preserve">Built </w:t>
-      </w:r>
-      <w:r>
-        <w:rPr>
-          <w:rStyle w:val="Strong"/>
-        </w:rPr>
-        <w:t>data visualization dashboards in Vue.js</w:t>
-      </w:r>
-      <w:r>
-        <w:t xml:space="preserve"> integrated with APIs, empowering end-users with real-time insights and decision-support tools.</w:t>
+        <w:rPr>
+          <w:rFonts w:ascii="Times New Roman" w:eastAsia="Times New Roman" w:hAnsi="Times New Roman" w:cs="Times New Roman"/>
+          <w:sz w:val="24"/>
+          <w:szCs w:val="24"/>
+        </w:rPr>
+      </w:pPr>
+      <w:r>
+        <w:rPr>
+          <w:rFonts w:ascii="Times New Roman" w:eastAsia="Times New Roman" w:hAnsi="Times New Roman" w:cs="Times New Roman"/>
+          <w:sz w:val="24"/>
+          <w:szCs w:val="24"/>
+        </w:rPr>
+        <w:t>Designed secure REST interfaces with validation layers, rate limiting, and logging controls to strengthen platform reliability and operational visibility.</w:t>
       </w:r>
     </w:p>
     <w:p>
       <w:pPr>
-        <w:pStyle w:val="NormalWeb"/>
+        <w:pStyle w:val="ListParagraph"/>
         <w:numPr>
           <w:ilvl w:val="0"/>
-          <w:numId w:val="21"/>
+          <w:numId w:val="34"/>
         </w:numPr>
+        <w:spacing w:before="100" w:beforeAutospacing="1" w:after="100" w:afterAutospacing="1" w:line="240" w:lineRule="auto"/>
         <w:jc w:val="both"/>
-      </w:pPr>
-      <w:r>
-        <w:t xml:space="preserve">Drove </w:t>
-      </w:r>
-      <w:r>
-        <w:rPr>
-          <w:rStyle w:val="Strong"/>
-        </w:rPr>
-        <w:t>cross-functional collaboration with global teams</w:t>
-      </w:r>
-      <w:r>
-        <w:t>, improving delivery timelines and ensuring alignment between technical goals and business outcomes.</w:t>
+        <w:rPr>
+          <w:rFonts w:ascii="Times New Roman" w:eastAsia="Times New Roman" w:hAnsi="Times New Roman" w:cs="Times New Roman"/>
+          <w:sz w:val="24"/>
+          <w:szCs w:val="24"/>
+        </w:rPr>
+      </w:pPr>
+      <w:r>
+        <w:rPr>
+          <w:rFonts w:ascii="Times New Roman" w:eastAsia="Times New Roman" w:hAnsi="Times New Roman" w:cs="Times New Roman"/>
+          <w:sz w:val="24"/>
+          <w:szCs w:val="24"/>
+        </w:rPr>
+        <w:t xml:space="preserve">Created CI/CD pipelines using </w:t>
+      </w:r>
+      <w:r>
+        <w:rPr>
+          <w:rFonts w:ascii="Times New Roman" w:eastAsia="Times New Roman" w:hAnsi="Times New Roman" w:cs="Times New Roman"/>
+          <w:b/>
+          <w:bCs/>
+          <w:sz w:val="24"/>
+          <w:szCs w:val="24"/>
+        </w:rPr>
+        <w:t>Jenkins</w:t>
+      </w:r>
+      <w:r>
+        <w:rPr>
+          <w:rFonts w:ascii="Times New Roman" w:eastAsia="Times New Roman" w:hAnsi="Times New Roman" w:cs="Times New Roman"/>
+          <w:sz w:val="24"/>
+          <w:szCs w:val="24"/>
+        </w:rPr>
+        <w:t>, Docker, and automated quality gates that accelerated deployment cycles and improved release confidence.</w:t>
+      </w:r>
+    </w:p>
+    <w:p>
+      <w:pPr>
+        <w:pStyle w:val="ListParagraph"/>
+        <w:numPr>
+          <w:ilvl w:val="0"/>
+          <w:numId w:val="34"/>
+        </w:numPr>
+        <w:spacing w:before="100" w:beforeAutospacing="1" w:after="100" w:afterAutospacing="1" w:line="240" w:lineRule="auto"/>
+        <w:jc w:val="both"/>
+        <w:rPr>
+          <w:rFonts w:ascii="Times New Roman" w:eastAsia="Times New Roman" w:hAnsi="Times New Roman" w:cs="Times New Roman"/>
+          <w:sz w:val="24"/>
+          <w:szCs w:val="24"/>
+        </w:rPr>
+      </w:pPr>
+      <w:r>
+        <w:rPr>
+          <w:rFonts w:ascii="Times New Roman" w:eastAsia="Times New Roman" w:hAnsi="Times New Roman" w:cs="Times New Roman"/>
+          <w:sz w:val="24"/>
+          <w:szCs w:val="24"/>
+        </w:rPr>
+        <w:t>Partnered with cross-functional teams to deliver new product capabilities while maintaining high system availability during major platform enhancements.</w:t>
       </w:r>
     </w:p>
     <w:p>
@@ -1378,7 +2301,7 @@
         <w:pStyle w:val="ListParagraph"/>
         <w:numPr>
           <w:ilvl w:val="0"/>
-          <w:numId w:val="22"/>
+          <w:numId w:val="35"/>
         </w:numPr>
         <w:spacing w:before="100" w:beforeAutospacing="1" w:after="100" w:afterAutospacing="1" w:line="240" w:lineRule="auto"/>
         <w:jc w:val="both"/>
@@ -1394,7 +2317,7 @@
           <w:sz w:val="24"/>
           <w:szCs w:val="24"/>
         </w:rPr>
-        <w:t xml:space="preserve">Built full-stack solutions with </w:t>
+        <w:t xml:space="preserve">Developed backend services using </w:t>
       </w:r>
       <w:r>
         <w:rPr>
@@ -1404,9 +2327,16 @@
           <w:sz w:val="24"/>
           <w:szCs w:val="24"/>
         </w:rPr>
-        <w:t xml:space="preserve">Python Django </w:t>
-      </w:r>
-      <w:proofErr w:type="spellStart"/>
+        <w:t>Python 3.5–3.7</w:t>
+      </w:r>
+      <w:r>
+        <w:rPr>
+          <w:rFonts w:ascii="Times New Roman" w:eastAsia="Times New Roman" w:hAnsi="Times New Roman" w:cs="Times New Roman"/>
+          <w:sz w:val="24"/>
+          <w:szCs w:val="24"/>
+        </w:rPr>
+        <w:t xml:space="preserve">, </w:t>
+      </w:r>
       <w:r>
         <w:rPr>
           <w:rFonts w:ascii="Times New Roman" w:eastAsia="Times New Roman" w:hAnsi="Times New Roman" w:cs="Times New Roman"/>
@@ -1415,26 +2345,15 @@
           <w:sz w:val="24"/>
           <w:szCs w:val="24"/>
         </w:rPr>
-        <w:t>backends</w:t>
-      </w:r>
-      <w:proofErr w:type="spellEnd"/>
-      <w:r>
-        <w:rPr>
-          <w:rFonts w:ascii="Times New Roman" w:eastAsia="Times New Roman" w:hAnsi="Times New Roman" w:cs="Times New Roman"/>
-          <w:b/>
-          <w:bCs/>
-          <w:sz w:val="24"/>
-          <w:szCs w:val="24"/>
-        </w:rPr>
-        <w:t xml:space="preserve"> and Vue.js user interfaces</w:t>
-      </w:r>
-      <w:r>
-        <w:rPr>
-          <w:rFonts w:ascii="Times New Roman" w:eastAsia="Times New Roman" w:hAnsi="Times New Roman" w:cs="Times New Roman"/>
-          <w:sz w:val="24"/>
-          <w:szCs w:val="24"/>
-        </w:rPr>
-        <w:t>, enabling clients to scale operations while ensuring code reusability and maintainability.</w:t>
+        <w:t>Flask</w:t>
+      </w:r>
+      <w:r>
+        <w:rPr>
+          <w:rFonts w:ascii="Times New Roman" w:eastAsia="Times New Roman" w:hAnsi="Times New Roman" w:cs="Times New Roman"/>
+          <w:sz w:val="24"/>
+          <w:szCs w:val="24"/>
+        </w:rPr>
+        <w:t>, and relational databases while supporting customer-facing applications with increasing transaction volumes.</w:t>
       </w:r>
     </w:p>
     <w:p>
@@ -1442,7 +2361,7 @@
         <w:pStyle w:val="ListParagraph"/>
         <w:numPr>
           <w:ilvl w:val="0"/>
-          <w:numId w:val="22"/>
+          <w:numId w:val="35"/>
         </w:numPr>
         <w:spacing w:before="100" w:beforeAutospacing="1" w:after="100" w:afterAutospacing="1" w:line="240" w:lineRule="auto"/>
         <w:jc w:val="both"/>
@@ -1458,7 +2377,7 @@
           <w:sz w:val="24"/>
           <w:szCs w:val="24"/>
         </w:rPr>
-        <w:t xml:space="preserve">Designed </w:t>
+        <w:t xml:space="preserve">Created responsive web applications using early </w:t>
       </w:r>
       <w:r>
         <w:rPr>
@@ -1468,15 +2387,15 @@
           <w:sz w:val="24"/>
           <w:szCs w:val="24"/>
         </w:rPr>
-        <w:t>scalable REST APIs</w:t>
-      </w:r>
-      <w:r>
-        <w:rPr>
-          <w:rFonts w:ascii="Times New Roman" w:eastAsia="Times New Roman" w:hAnsi="Times New Roman" w:cs="Times New Roman"/>
-          <w:sz w:val="24"/>
-          <w:szCs w:val="24"/>
-        </w:rPr>
-        <w:t xml:space="preserve"> consumed by frontend and third-party integrations, providing consistent performance under heavy load.</w:t>
+        <w:t>Vue.js</w:t>
+      </w:r>
+      <w:r>
+        <w:rPr>
+          <w:rFonts w:ascii="Times New Roman" w:eastAsia="Times New Roman" w:hAnsi="Times New Roman" w:cs="Times New Roman"/>
+          <w:sz w:val="24"/>
+          <w:szCs w:val="24"/>
+        </w:rPr>
+        <w:t xml:space="preserve"> implementations and reusable UI components that simplified frontend maintenance across multiple projects.</w:t>
       </w:r>
     </w:p>
     <w:p>
@@ -1484,7 +2403,7 @@
         <w:pStyle w:val="ListParagraph"/>
         <w:numPr>
           <w:ilvl w:val="0"/>
-          <w:numId w:val="22"/>
+          <w:numId w:val="35"/>
         </w:numPr>
         <w:spacing w:before="100" w:beforeAutospacing="1" w:after="100" w:afterAutospacing="1" w:line="240" w:lineRule="auto"/>
         <w:jc w:val="both"/>
@@ -1500,43 +2419,7 @@
           <w:sz w:val="24"/>
           <w:szCs w:val="24"/>
         </w:rPr>
-        <w:t xml:space="preserve">Deployed </w:t>
-      </w:r>
-      <w:r>
-        <w:rPr>
-          <w:rFonts w:ascii="Times New Roman" w:eastAsia="Times New Roman" w:hAnsi="Times New Roman" w:cs="Times New Roman"/>
-          <w:b/>
-          <w:bCs/>
-          <w:sz w:val="24"/>
-          <w:szCs w:val="24"/>
-        </w:rPr>
-        <w:t>applications across AWS and GCP</w:t>
-      </w:r>
-      <w:r>
-        <w:rPr>
-          <w:rFonts w:ascii="Times New Roman" w:eastAsia="Times New Roman" w:hAnsi="Times New Roman" w:cs="Times New Roman"/>
-          <w:sz w:val="24"/>
-          <w:szCs w:val="24"/>
-        </w:rPr>
-        <w:t xml:space="preserve"> using </w:t>
-      </w:r>
-      <w:proofErr w:type="spellStart"/>
-      <w:r>
-        <w:rPr>
-          <w:rFonts w:ascii="Times New Roman" w:eastAsia="Times New Roman" w:hAnsi="Times New Roman" w:cs="Times New Roman"/>
-          <w:sz w:val="24"/>
-          <w:szCs w:val="24"/>
-        </w:rPr>
-        <w:t>Dockerized</w:t>
-      </w:r>
-      <w:proofErr w:type="spellEnd"/>
-      <w:r>
-        <w:rPr>
-          <w:rFonts w:ascii="Times New Roman" w:eastAsia="Times New Roman" w:hAnsi="Times New Roman" w:cs="Times New Roman"/>
-          <w:sz w:val="24"/>
-          <w:szCs w:val="24"/>
-        </w:rPr>
-        <w:t xml:space="preserve"> containers, ensuring fault-tolerant infrastructure with multi-region failover strategies.</w:t>
+        <w:t>Improved API performance by optimizing database indexing strategies and introducing caching mechanisms that reduced expensive query execution patterns.</w:t>
       </w:r>
     </w:p>
     <w:p>
@@ -1544,7 +2427,7 @@
         <w:pStyle w:val="ListParagraph"/>
         <w:numPr>
           <w:ilvl w:val="0"/>
-          <w:numId w:val="22"/>
+          <w:numId w:val="35"/>
         </w:numPr>
         <w:spacing w:before="100" w:beforeAutospacing="1" w:after="100" w:afterAutospacing="1" w:line="240" w:lineRule="auto"/>
         <w:jc w:val="both"/>
@@ -1560,25 +2443,7 @@
           <w:sz w:val="24"/>
           <w:szCs w:val="24"/>
         </w:rPr>
-        <w:t xml:space="preserve">Implemented </w:t>
-      </w:r>
-      <w:r>
-        <w:rPr>
-          <w:rFonts w:ascii="Times New Roman" w:eastAsia="Times New Roman" w:hAnsi="Times New Roman" w:cs="Times New Roman"/>
-          <w:b/>
-          <w:bCs/>
-          <w:sz w:val="24"/>
-          <w:szCs w:val="24"/>
-        </w:rPr>
-        <w:t>SQL and NoSQL hybrid database models</w:t>
-      </w:r>
-      <w:r>
-        <w:rPr>
-          <w:rFonts w:ascii="Times New Roman" w:eastAsia="Times New Roman" w:hAnsi="Times New Roman" w:cs="Times New Roman"/>
-          <w:sz w:val="24"/>
-          <w:szCs w:val="24"/>
-        </w:rPr>
-        <w:t xml:space="preserve"> to support transactional, analytical, and semi-structured workloads with seamless integration.</w:t>
+        <w:t>Resolved recurring production defects involving concurrency conflicts, failed background jobs, and inconsistent data synchronization between dependent services.</w:t>
       </w:r>
     </w:p>
     <w:p>
@@ -1586,7 +2451,7 @@
         <w:pStyle w:val="ListParagraph"/>
         <w:numPr>
           <w:ilvl w:val="0"/>
-          <w:numId w:val="22"/>
+          <w:numId w:val="35"/>
         </w:numPr>
         <w:spacing w:before="100" w:beforeAutospacing="1" w:after="100" w:afterAutospacing="1" w:line="240" w:lineRule="auto"/>
         <w:jc w:val="both"/>
@@ -1602,25 +2467,7 @@
           <w:sz w:val="24"/>
           <w:szCs w:val="24"/>
         </w:rPr>
-        <w:t xml:space="preserve">Enhanced user engagement by creating </w:t>
-      </w:r>
-      <w:r>
-        <w:rPr>
-          <w:rFonts w:ascii="Times New Roman" w:eastAsia="Times New Roman" w:hAnsi="Times New Roman" w:cs="Times New Roman"/>
-          <w:b/>
-          <w:bCs/>
-          <w:sz w:val="24"/>
-          <w:szCs w:val="24"/>
-        </w:rPr>
-        <w:t>responsive, mobile-friendly Vue.js components</w:t>
-      </w:r>
-      <w:r>
-        <w:rPr>
-          <w:rFonts w:ascii="Times New Roman" w:eastAsia="Times New Roman" w:hAnsi="Times New Roman" w:cs="Times New Roman"/>
-          <w:sz w:val="24"/>
-          <w:szCs w:val="24"/>
-        </w:rPr>
-        <w:t>, aligned with accessibility standards and best UI/UX practices.</w:t>
+        <w:t>Participated in modernization initiatives by replacing outdated libraries and improving service maintainability through modular architecture practices.</w:t>
       </w:r>
     </w:p>
     <w:p>
@@ -1628,7 +2475,7 @@
         <w:pStyle w:val="ListParagraph"/>
         <w:numPr>
           <w:ilvl w:val="0"/>
-          <w:numId w:val="22"/>
+          <w:numId w:val="35"/>
         </w:numPr>
         <w:spacing w:before="100" w:beforeAutospacing="1" w:after="100" w:afterAutospacing="1" w:line="240" w:lineRule="auto"/>
         <w:jc w:val="both"/>
@@ -1644,25 +2491,26 @@
           <w:sz w:val="24"/>
           <w:szCs w:val="24"/>
         </w:rPr>
-        <w:t xml:space="preserve">Created robust </w:t>
-      </w:r>
-      <w:r>
-        <w:rPr>
-          <w:rFonts w:ascii="Times New Roman" w:eastAsia="Times New Roman" w:hAnsi="Times New Roman" w:cs="Times New Roman"/>
-          <w:b/>
-          <w:bCs/>
-          <w:sz w:val="24"/>
-          <w:szCs w:val="24"/>
-        </w:rPr>
-        <w:t>unit and integration tests</w:t>
-      </w:r>
-      <w:r>
-        <w:rPr>
-          <w:rFonts w:ascii="Times New Roman" w:eastAsia="Times New Roman" w:hAnsi="Times New Roman" w:cs="Times New Roman"/>
-          <w:sz w:val="24"/>
-          <w:szCs w:val="24"/>
-        </w:rPr>
-        <w:t>, improving coverage and reducing regression issues during production releases.</w:t>
+        <w:lastRenderedPageBreak/>
+        <w:t xml:space="preserve">Implemented automated testing strategies with </w:t>
+      </w:r>
+      <w:proofErr w:type="spellStart"/>
+      <w:r>
+        <w:rPr>
+          <w:rFonts w:ascii="Times New Roman" w:eastAsia="Times New Roman" w:hAnsi="Times New Roman" w:cs="Times New Roman"/>
+          <w:sz w:val="24"/>
+          <w:szCs w:val="24"/>
+        </w:rPr>
+        <w:t>PyTest</w:t>
+      </w:r>
+      <w:proofErr w:type="spellEnd"/>
+      <w:r>
+        <w:rPr>
+          <w:rFonts w:ascii="Times New Roman" w:eastAsia="Times New Roman" w:hAnsi="Times New Roman" w:cs="Times New Roman"/>
+          <w:sz w:val="24"/>
+          <w:szCs w:val="24"/>
+        </w:rPr>
+        <w:t xml:space="preserve"> and integration testing pipelines to reduce regression issues during frequent releases.</w:t>
       </w:r>
     </w:p>
     <w:p>
@@ -1670,7 +2518,7 @@
         <w:pStyle w:val="ListParagraph"/>
         <w:numPr>
           <w:ilvl w:val="0"/>
-          <w:numId w:val="22"/>
+          <w:numId w:val="35"/>
         </w:numPr>
         <w:spacing w:before="100" w:beforeAutospacing="1" w:after="100" w:afterAutospacing="1" w:line="240" w:lineRule="auto"/>
         <w:jc w:val="both"/>
@@ -1686,25 +2534,7 @@
           <w:sz w:val="24"/>
           <w:szCs w:val="24"/>
         </w:rPr>
-        <w:t xml:space="preserve">Established </w:t>
-      </w:r>
-      <w:r>
-        <w:rPr>
-          <w:rFonts w:ascii="Times New Roman" w:eastAsia="Times New Roman" w:hAnsi="Times New Roman" w:cs="Times New Roman"/>
-          <w:b/>
-          <w:bCs/>
-          <w:sz w:val="24"/>
-          <w:szCs w:val="24"/>
-        </w:rPr>
-        <w:t>API documentation and developer guides</w:t>
-      </w:r>
-      <w:r>
-        <w:rPr>
-          <w:rFonts w:ascii="Times New Roman" w:eastAsia="Times New Roman" w:hAnsi="Times New Roman" w:cs="Times New Roman"/>
-          <w:sz w:val="24"/>
-          <w:szCs w:val="24"/>
-        </w:rPr>
-        <w:t>, facilitating smoother onboarding and third-party integrations.</w:t>
+        <w:t>Supported cloud migration initiatives involving Docker adoption and infrastructure standardization for improved deployment consistency.</w:t>
       </w:r>
     </w:p>
     <w:p>
@@ -1712,7 +2542,7 @@
         <w:pStyle w:val="ListParagraph"/>
         <w:numPr>
           <w:ilvl w:val="0"/>
-          <w:numId w:val="22"/>
+          <w:numId w:val="35"/>
         </w:numPr>
         <w:spacing w:before="100" w:beforeAutospacing="1" w:after="100" w:afterAutospacing="1" w:line="240" w:lineRule="auto"/>
         <w:jc w:val="both"/>
@@ -1728,25 +2558,7 @@
           <w:sz w:val="24"/>
           <w:szCs w:val="24"/>
         </w:rPr>
-        <w:t xml:space="preserve">Optimized performance of legacy systems through </w:t>
-      </w:r>
-      <w:r>
-        <w:rPr>
-          <w:rFonts w:ascii="Times New Roman" w:eastAsia="Times New Roman" w:hAnsi="Times New Roman" w:cs="Times New Roman"/>
-          <w:b/>
-          <w:bCs/>
-          <w:sz w:val="24"/>
-          <w:szCs w:val="24"/>
-        </w:rPr>
-        <w:t>refactoring and database indexing</w:t>
-      </w:r>
-      <w:r>
-        <w:rPr>
-          <w:rFonts w:ascii="Times New Roman" w:eastAsia="Times New Roman" w:hAnsi="Times New Roman" w:cs="Times New Roman"/>
-          <w:sz w:val="24"/>
-          <w:szCs w:val="24"/>
-        </w:rPr>
-        <w:t>, reducing response times and resource overhead.</w:t>
+        <w:t>Worked closely with QA and product stakeholders to translate business requirements into scalable technical solutions with measurable operational value.</w:t>
       </w:r>
     </w:p>
     <w:p>
@@ -1822,7 +2634,7 @@
         <w:pStyle w:val="ListParagraph"/>
         <w:numPr>
           <w:ilvl w:val="0"/>
-          <w:numId w:val="29"/>
+          <w:numId w:val="36"/>
         </w:numPr>
         <w:spacing w:before="100" w:beforeAutospacing="1" w:after="100" w:afterAutospacing="1" w:line="240" w:lineRule="auto"/>
         <w:jc w:val="both"/>
@@ -1838,7 +2650,7 @@
           <w:sz w:val="24"/>
           <w:szCs w:val="24"/>
         </w:rPr>
-        <w:t xml:space="preserve">Assisted in the </w:t>
+        <w:t xml:space="preserve">Developed internal tools using </w:t>
       </w:r>
       <w:r>
         <w:rPr>
@@ -1848,15 +2660,15 @@
           <w:sz w:val="24"/>
           <w:szCs w:val="24"/>
         </w:rPr>
-        <w:t>development of internal tools</w:t>
-      </w:r>
-      <w:r>
-        <w:rPr>
-          <w:rFonts w:ascii="Times New Roman" w:eastAsia="Times New Roman" w:hAnsi="Times New Roman" w:cs="Times New Roman"/>
-          <w:sz w:val="24"/>
-          <w:szCs w:val="24"/>
-        </w:rPr>
-        <w:t xml:space="preserve"> with Python scripts and SQL databases, streamlining workflows and reducing manual operations for engineering teams.</w:t>
+        <w:t>Python</w:t>
+      </w:r>
+      <w:r>
+        <w:rPr>
+          <w:rFonts w:ascii="Times New Roman" w:eastAsia="Times New Roman" w:hAnsi="Times New Roman" w:cs="Times New Roman"/>
+          <w:sz w:val="24"/>
+          <w:szCs w:val="24"/>
+        </w:rPr>
+        <w:t>, JavaScript, and SQL to automate repetitive engineering tasks and improve reporting accuracy across teams.</w:t>
       </w:r>
     </w:p>
     <w:p>
@@ -1864,7 +2676,7 @@
         <w:pStyle w:val="ListParagraph"/>
         <w:numPr>
           <w:ilvl w:val="0"/>
-          <w:numId w:val="29"/>
+          <w:numId w:val="36"/>
         </w:numPr>
         <w:spacing w:before="100" w:beforeAutospacing="1" w:after="100" w:afterAutospacing="1" w:line="240" w:lineRule="auto"/>
         <w:jc w:val="both"/>
@@ -1880,26 +2692,7 @@
           <w:sz w:val="24"/>
           <w:szCs w:val="24"/>
         </w:rPr>
-        <w:lastRenderedPageBreak/>
-        <w:t xml:space="preserve">Built </w:t>
-      </w:r>
-      <w:r>
-        <w:rPr>
-          <w:rFonts w:ascii="Times New Roman" w:eastAsia="Times New Roman" w:hAnsi="Times New Roman" w:cs="Times New Roman"/>
-          <w:b/>
-          <w:bCs/>
-          <w:sz w:val="24"/>
-          <w:szCs w:val="24"/>
-        </w:rPr>
-        <w:t>REST APIs</w:t>
-      </w:r>
-      <w:r>
-        <w:rPr>
-          <w:rFonts w:ascii="Times New Roman" w:eastAsia="Times New Roman" w:hAnsi="Times New Roman" w:cs="Times New Roman"/>
-          <w:sz w:val="24"/>
-          <w:szCs w:val="24"/>
-        </w:rPr>
-        <w:t xml:space="preserve"> for data retrieval and reporting, improving transparency and reducing reporting overhead for product managers.</w:t>
+        <w:t>Contributed to frontend enhancements and usability improvements that streamlined navigation flows and reduced manual support requests from internal users.</w:t>
       </w:r>
     </w:p>
     <w:p>
@@ -1907,7 +2700,7 @@
         <w:pStyle w:val="ListParagraph"/>
         <w:numPr>
           <w:ilvl w:val="0"/>
-          <w:numId w:val="29"/>
+          <w:numId w:val="36"/>
         </w:numPr>
         <w:spacing w:before="100" w:beforeAutospacing="1" w:after="100" w:afterAutospacing="1" w:line="240" w:lineRule="auto"/>
         <w:jc w:val="both"/>
@@ -1923,25 +2716,7 @@
           <w:sz w:val="24"/>
           <w:szCs w:val="24"/>
         </w:rPr>
-        <w:t xml:space="preserve">Implemented </w:t>
-      </w:r>
-      <w:r>
-        <w:rPr>
-          <w:rFonts w:ascii="Times New Roman" w:eastAsia="Times New Roman" w:hAnsi="Times New Roman" w:cs="Times New Roman"/>
-          <w:b/>
-          <w:bCs/>
-          <w:sz w:val="24"/>
-          <w:szCs w:val="24"/>
-        </w:rPr>
-        <w:t>Docker containerization</w:t>
-      </w:r>
-      <w:r>
-        <w:rPr>
-          <w:rFonts w:ascii="Times New Roman" w:eastAsia="Times New Roman" w:hAnsi="Times New Roman" w:cs="Times New Roman"/>
-          <w:sz w:val="24"/>
-          <w:szCs w:val="24"/>
-        </w:rPr>
-        <w:t xml:space="preserve"> for local development environments, improving consistency and reducing setup time for new developers.</w:t>
+        <w:t>Assisted with debugging software defects related to API integrations, validation logic, and inconsistent database responses in shared environments.</w:t>
       </w:r>
     </w:p>
     <w:p>
@@ -1949,7 +2724,7 @@
         <w:pStyle w:val="ListParagraph"/>
         <w:numPr>
           <w:ilvl w:val="0"/>
-          <w:numId w:val="29"/>
+          <w:numId w:val="36"/>
         </w:numPr>
         <w:spacing w:before="100" w:beforeAutospacing="1" w:after="100" w:afterAutospacing="1" w:line="240" w:lineRule="auto"/>
         <w:jc w:val="both"/>
@@ -1965,25 +2740,7 @@
           <w:sz w:val="24"/>
           <w:szCs w:val="24"/>
         </w:rPr>
-        <w:t xml:space="preserve">Supported integration of </w:t>
-      </w:r>
-      <w:r>
-        <w:rPr>
-          <w:rFonts w:ascii="Times New Roman" w:eastAsia="Times New Roman" w:hAnsi="Times New Roman" w:cs="Times New Roman"/>
-          <w:b/>
-          <w:bCs/>
-          <w:sz w:val="24"/>
-          <w:szCs w:val="24"/>
-        </w:rPr>
-        <w:t>Azure cloud services</w:t>
-      </w:r>
-      <w:r>
-        <w:rPr>
-          <w:rFonts w:ascii="Times New Roman" w:eastAsia="Times New Roman" w:hAnsi="Times New Roman" w:cs="Times New Roman"/>
-          <w:sz w:val="24"/>
-          <w:szCs w:val="24"/>
-        </w:rPr>
-        <w:t xml:space="preserve"> for analytics pipelines, learning best practices in cloud deployments and monitoring.</w:t>
+        <w:t>Participated in code reviews and engineering discussions to improve software quality and increase familiarity with enterprise development standards.</w:t>
       </w:r>
     </w:p>
     <w:p>
@@ -1991,7 +2748,7 @@
         <w:pStyle w:val="ListParagraph"/>
         <w:numPr>
           <w:ilvl w:val="0"/>
-          <w:numId w:val="29"/>
+          <w:numId w:val="36"/>
         </w:numPr>
         <w:spacing w:before="100" w:beforeAutospacing="1" w:after="100" w:afterAutospacing="1" w:line="240" w:lineRule="auto"/>
         <w:jc w:val="both"/>
@@ -2007,7 +2764,7 @@
           <w:sz w:val="24"/>
           <w:szCs w:val="24"/>
         </w:rPr>
-        <w:t>Collaborated with cross-team engineers, documenting technical findings and presenting enhancements for usability and efficiency.</w:t>
+        <w:t>Created automation scripts that reduced repetitive operational tasks and improved consistency of development workflows.</w:t>
       </w:r>
     </w:p>
     <w:p>
@@ -2015,7 +2772,7 @@
         <w:pStyle w:val="ListParagraph"/>
         <w:numPr>
           <w:ilvl w:val="0"/>
-          <w:numId w:val="29"/>
+          <w:numId w:val="36"/>
         </w:numPr>
         <w:spacing w:before="100" w:beforeAutospacing="1" w:after="100" w:afterAutospacing="1" w:line="240" w:lineRule="auto"/>
         <w:jc w:val="both"/>
@@ -2031,25 +2788,7 @@
           <w:sz w:val="24"/>
           <w:szCs w:val="24"/>
         </w:rPr>
-        <w:t xml:space="preserve">Participated in </w:t>
-      </w:r>
-      <w:r>
-        <w:rPr>
-          <w:rFonts w:ascii="Times New Roman" w:eastAsia="Times New Roman" w:hAnsi="Times New Roman" w:cs="Times New Roman"/>
-          <w:b/>
-          <w:bCs/>
-          <w:sz w:val="24"/>
-          <w:szCs w:val="24"/>
-        </w:rPr>
-        <w:t>code reviews and debugging sessions</w:t>
-      </w:r>
-      <w:r>
-        <w:rPr>
-          <w:rFonts w:ascii="Times New Roman" w:eastAsia="Times New Roman" w:hAnsi="Times New Roman" w:cs="Times New Roman"/>
-          <w:sz w:val="24"/>
-          <w:szCs w:val="24"/>
-        </w:rPr>
-        <w:t>, developing professional skills in enterprise engineering practices.</w:t>
+        <w:t>Collaborated with senior engineers to implement enhancements while following structured software delivery processes and coding standards.</w:t>
       </w:r>
     </w:p>
     <w:p>
@@ -2057,7 +2796,7 @@
         <w:pStyle w:val="ListParagraph"/>
         <w:numPr>
           <w:ilvl w:val="0"/>
-          <w:numId w:val="29"/>
+          <w:numId w:val="36"/>
         </w:numPr>
         <w:spacing w:before="100" w:beforeAutospacing="1" w:after="100" w:afterAutospacing="1" w:line="240" w:lineRule="auto"/>
         <w:jc w:val="both"/>
@@ -2073,31 +2812,7 @@
           <w:sz w:val="24"/>
           <w:szCs w:val="24"/>
         </w:rPr>
-        <w:t>Conducted testing and validation of system modules, ensuring reliability and performance alignment with internal standards.</w:t>
-      </w:r>
-    </w:p>
-    <w:p>
-      <w:pPr>
-        <w:pStyle w:val="ListParagraph"/>
-        <w:numPr>
-          <w:ilvl w:val="0"/>
-          <w:numId w:val="29"/>
-        </w:numPr>
-        <w:spacing w:before="100" w:beforeAutospacing="1" w:after="100" w:afterAutospacing="1" w:line="240" w:lineRule="auto"/>
-        <w:jc w:val="both"/>
-        <w:rPr>
-          <w:rFonts w:ascii="Times New Roman" w:eastAsia="Times New Roman" w:hAnsi="Times New Roman" w:cs="Times New Roman"/>
-          <w:sz w:val="24"/>
-          <w:szCs w:val="24"/>
-        </w:rPr>
-      </w:pPr>
-      <w:r>
-        <w:rPr>
-          <w:rFonts w:ascii="Times New Roman" w:eastAsia="Times New Roman" w:hAnsi="Times New Roman" w:cs="Times New Roman"/>
-          <w:sz w:val="24"/>
-          <w:szCs w:val="24"/>
-        </w:rPr>
-        <w:t>Delivered technical reports summarizing achievements, learnings, and recommendations for team adoption.</w:t>
+        <w:t>Supported testing activities and documentation updates to improve release readiness and reduce onboarding effort for new contributors.</w:t>
       </w:r>
     </w:p>
     <w:p>
@@ -2129,266 +2844,80 @@
     </w:p>
     <w:p>
       <w:pPr>
-        <w:pStyle w:val="ListParagraph"/>
+        <w:pStyle w:val="Heading3"/>
+        <w:jc w:val="both"/>
+        <w:rPr>
+          <w:sz w:val="24"/>
+          <w:szCs w:val="24"/>
+        </w:rPr>
+      </w:pPr>
+      <w:r>
+        <w:rPr>
+          <w:rStyle w:val="Strong"/>
+          <w:b/>
+          <w:bCs/>
+          <w:sz w:val="24"/>
+          <w:szCs w:val="24"/>
+        </w:rPr>
+        <w:t>Cloud Native Financial Analytics Platform</w:t>
+      </w:r>
+    </w:p>
+    <w:p>
+      <w:pPr>
+        <w:pStyle w:val="NormalWeb"/>
         <w:numPr>
           <w:ilvl w:val="0"/>
-          <w:numId w:val="28"/>
+          <w:numId w:val="37"/>
         </w:numPr>
-        <w:spacing w:before="100" w:beforeAutospacing="1" w:after="100" w:afterAutospacing="1" w:line="240" w:lineRule="auto"/>
         <w:jc w:val="both"/>
-        <w:rPr>
-          <w:rFonts w:ascii="Times New Roman" w:eastAsia="Times New Roman" w:hAnsi="Times New Roman" w:cs="Times New Roman"/>
-          <w:sz w:val="24"/>
-          <w:szCs w:val="24"/>
-        </w:rPr>
-      </w:pPr>
-      <w:r>
-        <w:rPr>
-          <w:rFonts w:ascii="Times New Roman" w:eastAsia="Times New Roman" w:hAnsi="Times New Roman" w:cs="Times New Roman"/>
-          <w:b/>
-          <w:bCs/>
-          <w:sz w:val="24"/>
-          <w:szCs w:val="24"/>
-        </w:rPr>
-        <w:t>E-Commerce Platform:</w:t>
-      </w:r>
-      <w:r>
-        <w:rPr>
-          <w:rFonts w:ascii="Times New Roman" w:eastAsia="Times New Roman" w:hAnsi="Times New Roman" w:cs="Times New Roman"/>
-          <w:sz w:val="24"/>
-          <w:szCs w:val="24"/>
-        </w:rPr>
-        <w:t xml:space="preserve"> Built a full-stack online marketplace with </w:t>
-      </w:r>
-      <w:r>
-        <w:rPr>
-          <w:rFonts w:ascii="Times New Roman" w:eastAsia="Times New Roman" w:hAnsi="Times New Roman" w:cs="Times New Roman"/>
-          <w:b/>
-          <w:bCs/>
-          <w:sz w:val="24"/>
-          <w:szCs w:val="24"/>
-        </w:rPr>
-        <w:t xml:space="preserve">Python </w:t>
+      </w:pPr>
+      <w:r>
+        <w:t xml:space="preserve">Built a scalable analytics platform using </w:t>
+      </w:r>
+      <w:r>
+        <w:rPr>
+          <w:rStyle w:val="Strong"/>
+        </w:rPr>
+        <w:t>Python</w:t>
+      </w:r>
+      <w:r>
+        <w:t xml:space="preserve">, </w:t>
       </w:r>
       <w:proofErr w:type="spellStart"/>
       <w:r>
         <w:rPr>
-          <w:rFonts w:ascii="Times New Roman" w:eastAsia="Times New Roman" w:hAnsi="Times New Roman" w:cs="Times New Roman"/>
-          <w:b/>
-          <w:bCs/>
-          <w:sz w:val="24"/>
-          <w:szCs w:val="24"/>
+          <w:rStyle w:val="Strong"/>
         </w:rPr>
         <w:t>FastAPI</w:t>
       </w:r>
       <w:proofErr w:type="spellEnd"/>
       <w:r>
-        <w:rPr>
-          <w:rFonts w:ascii="Times New Roman" w:eastAsia="Times New Roman" w:hAnsi="Times New Roman" w:cs="Times New Roman"/>
-          <w:b/>
-          <w:bCs/>
-          <w:sz w:val="24"/>
-          <w:szCs w:val="24"/>
-        </w:rPr>
-        <w:t xml:space="preserve"> backend, Vue.js frontend, PostgreSQL, and </w:t>
+        <w:t xml:space="preserve">, </w:t>
       </w:r>
       <w:proofErr w:type="spellStart"/>
       <w:r>
         <w:rPr>
-          <w:rFonts w:ascii="Times New Roman" w:eastAsia="Times New Roman" w:hAnsi="Times New Roman" w:cs="Times New Roman"/>
-          <w:b/>
-          <w:bCs/>
-          <w:sz w:val="24"/>
-          <w:szCs w:val="24"/>
-        </w:rPr>
-        <w:t>Dockerized</w:t>
+          <w:rStyle w:val="Strong"/>
+        </w:rPr>
+        <w:t>Vue</w:t>
       </w:r>
       <w:proofErr w:type="spellEnd"/>
       <w:r>
         <w:rPr>
-          <w:rFonts w:ascii="Times New Roman" w:eastAsia="Times New Roman" w:hAnsi="Times New Roman" w:cs="Times New Roman"/>
-          <w:b/>
-          <w:bCs/>
-          <w:sz w:val="24"/>
-          <w:szCs w:val="24"/>
-        </w:rPr>
-        <w:t xml:space="preserve"> AWS deployment</w:t>
-      </w:r>
-      <w:r>
-        <w:rPr>
-          <w:rFonts w:ascii="Times New Roman" w:eastAsia="Times New Roman" w:hAnsi="Times New Roman" w:cs="Times New Roman"/>
-          <w:sz w:val="24"/>
-          <w:szCs w:val="24"/>
-        </w:rPr>
-        <w:t>.</w:t>
-      </w:r>
-    </w:p>
-    <w:p>
-      <w:pPr>
-        <w:pStyle w:val="ListParagraph"/>
-        <w:numPr>
-          <w:ilvl w:val="0"/>
-          <w:numId w:val="28"/>
-        </w:numPr>
-        <w:spacing w:before="100" w:beforeAutospacing="1" w:after="100" w:afterAutospacing="1" w:line="240" w:lineRule="auto"/>
-        <w:jc w:val="both"/>
-        <w:rPr>
-          <w:rFonts w:ascii="Times New Roman" w:eastAsia="Times New Roman" w:hAnsi="Times New Roman" w:cs="Times New Roman"/>
-          <w:sz w:val="24"/>
-          <w:szCs w:val="24"/>
-        </w:rPr>
-      </w:pPr>
-      <w:r>
-        <w:rPr>
-          <w:rFonts w:ascii="Times New Roman" w:eastAsia="Times New Roman" w:hAnsi="Times New Roman" w:cs="Times New Roman"/>
-          <w:b/>
-          <w:bCs/>
-          <w:sz w:val="24"/>
-          <w:szCs w:val="24"/>
-        </w:rPr>
-        <w:t>Data Analytics Dashboard:</w:t>
-      </w:r>
-      <w:r>
-        <w:rPr>
-          <w:rFonts w:ascii="Times New Roman" w:eastAsia="Times New Roman" w:hAnsi="Times New Roman" w:cs="Times New Roman"/>
-          <w:sz w:val="24"/>
-          <w:szCs w:val="24"/>
-        </w:rPr>
-        <w:t xml:space="preserve"> Created real-time dashboards using </w:t>
-      </w:r>
-      <w:r>
-        <w:rPr>
-          <w:rFonts w:ascii="Times New Roman" w:eastAsia="Times New Roman" w:hAnsi="Times New Roman" w:cs="Times New Roman"/>
-          <w:b/>
-          <w:bCs/>
-          <w:sz w:val="24"/>
-          <w:szCs w:val="24"/>
-        </w:rPr>
-        <w:t>Vue.js + Python Flask APIs</w:t>
-      </w:r>
-      <w:r>
-        <w:rPr>
-          <w:rFonts w:ascii="Times New Roman" w:eastAsia="Times New Roman" w:hAnsi="Times New Roman" w:cs="Times New Roman"/>
-          <w:sz w:val="24"/>
-          <w:szCs w:val="24"/>
-        </w:rPr>
-        <w:t>, integrating MongoDB for dynamic insights.</w:t>
-      </w:r>
-    </w:p>
-    <w:p>
-      <w:pPr>
-        <w:pStyle w:val="ListParagraph"/>
-        <w:numPr>
-          <w:ilvl w:val="0"/>
-          <w:numId w:val="28"/>
-        </w:numPr>
-        <w:spacing w:before="100" w:beforeAutospacing="1" w:after="100" w:afterAutospacing="1" w:line="240" w:lineRule="auto"/>
-        <w:jc w:val="both"/>
-        <w:rPr>
-          <w:rFonts w:ascii="Times New Roman" w:eastAsia="Times New Roman" w:hAnsi="Times New Roman" w:cs="Times New Roman"/>
-          <w:sz w:val="24"/>
-          <w:szCs w:val="24"/>
-        </w:rPr>
-      </w:pPr>
-      <w:r>
-        <w:rPr>
-          <w:rFonts w:ascii="Times New Roman" w:eastAsia="Times New Roman" w:hAnsi="Times New Roman" w:cs="Times New Roman"/>
-          <w:b/>
-          <w:bCs/>
-          <w:sz w:val="24"/>
-          <w:szCs w:val="24"/>
-        </w:rPr>
-        <w:t>Chat Application:</w:t>
-      </w:r>
-      <w:r>
-        <w:rPr>
-          <w:rFonts w:ascii="Times New Roman" w:eastAsia="Times New Roman" w:hAnsi="Times New Roman" w:cs="Times New Roman"/>
-          <w:sz w:val="24"/>
-          <w:szCs w:val="24"/>
-        </w:rPr>
-        <w:t xml:space="preserve"> Developed scalable chat app with </w:t>
+          <w:rStyle w:val="Strong"/>
+        </w:rPr>
+        <w:t xml:space="preserve"> 3</w:t>
+      </w:r>
+      <w:r>
+        <w:t xml:space="preserve">, PostgreSQL, </w:t>
       </w:r>
       <w:proofErr w:type="spellStart"/>
       <w:r>
-        <w:rPr>
-          <w:rFonts w:ascii="Times New Roman" w:eastAsia="Times New Roman" w:hAnsi="Times New Roman" w:cs="Times New Roman"/>
-          <w:b/>
-          <w:bCs/>
-          <w:sz w:val="24"/>
-          <w:szCs w:val="24"/>
-        </w:rPr>
-        <w:t>WebSockets</w:t>
+        <w:t>Redis</w:t>
       </w:r>
       <w:proofErr w:type="spellEnd"/>
       <w:r>
-        <w:rPr>
-          <w:rFonts w:ascii="Times New Roman" w:eastAsia="Times New Roman" w:hAnsi="Times New Roman" w:cs="Times New Roman"/>
-          <w:b/>
-          <w:bCs/>
-          <w:sz w:val="24"/>
-          <w:szCs w:val="24"/>
-        </w:rPr>
-        <w:t xml:space="preserve"> in Python + Vue.js</w:t>
-      </w:r>
-      <w:r>
-        <w:rPr>
-          <w:rFonts w:ascii="Times New Roman" w:eastAsia="Times New Roman" w:hAnsi="Times New Roman" w:cs="Times New Roman"/>
-          <w:sz w:val="24"/>
-          <w:szCs w:val="24"/>
-        </w:rPr>
-        <w:t>, deployed on GCP Kubernetes clusters.</w:t>
-      </w:r>
-    </w:p>
-    <w:p>
-      <w:pPr>
-        <w:pStyle w:val="ListParagraph"/>
-        <w:numPr>
-          <w:ilvl w:val="0"/>
-          <w:numId w:val="28"/>
-        </w:numPr>
-        <w:spacing w:before="100" w:beforeAutospacing="1" w:after="100" w:afterAutospacing="1" w:line="240" w:lineRule="auto"/>
-        <w:jc w:val="both"/>
-        <w:rPr>
-          <w:rFonts w:ascii="Times New Roman" w:eastAsia="Times New Roman" w:hAnsi="Times New Roman" w:cs="Times New Roman"/>
-          <w:sz w:val="24"/>
-          <w:szCs w:val="24"/>
-        </w:rPr>
-      </w:pPr>
-      <w:r>
-        <w:rPr>
-          <w:rFonts w:ascii="Times New Roman" w:eastAsia="Times New Roman" w:hAnsi="Times New Roman" w:cs="Times New Roman"/>
-          <w:b/>
-          <w:bCs/>
-          <w:sz w:val="24"/>
-          <w:szCs w:val="24"/>
-        </w:rPr>
-        <w:t>CI/CD Automation:</w:t>
-      </w:r>
-      <w:r>
-        <w:rPr>
-          <w:rFonts w:ascii="Times New Roman" w:eastAsia="Times New Roman" w:hAnsi="Times New Roman" w:cs="Times New Roman"/>
-          <w:sz w:val="24"/>
-          <w:szCs w:val="24"/>
-        </w:rPr>
-        <w:t xml:space="preserve"> Implemented GitHub Actions pipelines with </w:t>
-      </w:r>
-      <w:r>
-        <w:rPr>
-          <w:rFonts w:ascii="Times New Roman" w:eastAsia="Times New Roman" w:hAnsi="Times New Roman" w:cs="Times New Roman"/>
-          <w:b/>
-          <w:bCs/>
-          <w:sz w:val="24"/>
-          <w:szCs w:val="24"/>
-        </w:rPr>
-        <w:t>Docker, AWS ECS, and Terraform</w:t>
-      </w:r>
-      <w:r>
-        <w:rPr>
-          <w:rFonts w:ascii="Times New Roman" w:eastAsia="Times New Roman" w:hAnsi="Times New Roman" w:cs="Times New Roman"/>
-          <w:sz w:val="24"/>
-          <w:szCs w:val="24"/>
-        </w:rPr>
-        <w:t>, enabling zero-downtime deployments.</w:t>
+        <w:t>, and AWS that processed large financial datasets with asynchronous workflows, automated reporting pipelines, and containerized deployment architecture.</w:t>
       </w:r>
     </w:p>
     <w:p>
@@ -2423,9 +2952,9 @@
         <w:pStyle w:val="ListParagraph"/>
         <w:numPr>
           <w:ilvl w:val="0"/>
-          <w:numId w:val="30"/>
+          <w:numId w:val="38"/>
         </w:numPr>
-        <w:spacing w:before="100" w:beforeAutospacing="1" w:after="100" w:afterAutospacing="1" w:line="240" w:lineRule="auto"/>
+        <w:spacing w:after="0" w:line="240" w:lineRule="auto"/>
         <w:jc w:val="both"/>
         <w:rPr>
           <w:rFonts w:ascii="Times New Roman" w:eastAsia="Times New Roman" w:hAnsi="Times New Roman" w:cs="Times New Roman"/>
@@ -2441,7 +2970,15 @@
           <w:sz w:val="24"/>
           <w:szCs w:val="24"/>
         </w:rPr>
-        <w:t>AWS Certified Solutions Architect – Associate</w:t>
+        <w:t>AWS Certified Developer – Associate</w:t>
+      </w:r>
+      <w:r>
+        <w:rPr>
+          <w:rFonts w:ascii="Times New Roman" w:eastAsia="Times New Roman" w:hAnsi="Times New Roman" w:cs="Times New Roman"/>
+          <w:sz w:val="24"/>
+          <w:szCs w:val="24"/>
+        </w:rPr>
+        <w:t xml:space="preserve"> </w:t>
       </w:r>
     </w:p>
     <w:p>
@@ -2449,9 +2986,9 @@
         <w:pStyle w:val="ListParagraph"/>
         <w:numPr>
           <w:ilvl w:val="0"/>
-          <w:numId w:val="30"/>
+          <w:numId w:val="38"/>
         </w:numPr>
-        <w:spacing w:before="100" w:beforeAutospacing="1" w:after="100" w:afterAutospacing="1" w:line="240" w:lineRule="auto"/>
+        <w:spacing w:after="0" w:line="240" w:lineRule="auto"/>
         <w:jc w:val="both"/>
         <w:rPr>
           <w:rFonts w:ascii="Times New Roman" w:eastAsia="Times New Roman" w:hAnsi="Times New Roman" w:cs="Times New Roman"/>
@@ -2467,7 +3004,15 @@
           <w:sz w:val="24"/>
           <w:szCs w:val="24"/>
         </w:rPr>
-        <w:t>Google Cloud Professional Cloud Developer</w:t>
+        <w:t>AWS Certified Solutions Architect – Associate</w:t>
+      </w:r>
+      <w:r>
+        <w:rPr>
+          <w:rFonts w:ascii="Times New Roman" w:eastAsia="Times New Roman" w:hAnsi="Times New Roman" w:cs="Times New Roman"/>
+          <w:sz w:val="24"/>
+          <w:szCs w:val="24"/>
+        </w:rPr>
+        <w:t xml:space="preserve"> </w:t>
       </w:r>
     </w:p>
     <w:p>
@@ -2475,9 +3020,9 @@
         <w:pStyle w:val="ListParagraph"/>
         <w:numPr>
           <w:ilvl w:val="0"/>
-          <w:numId w:val="30"/>
+          <w:numId w:val="38"/>
         </w:numPr>
-        <w:spacing w:before="100" w:beforeAutospacing="1" w:after="100" w:afterAutospacing="1" w:line="240" w:lineRule="auto"/>
+        <w:spacing w:after="0" w:line="240" w:lineRule="auto"/>
         <w:jc w:val="both"/>
         <w:rPr>
           <w:rFonts w:ascii="Times New Roman" w:eastAsia="Times New Roman" w:hAnsi="Times New Roman" w:cs="Times New Roman"/>
@@ -2493,7 +3038,15 @@
           <w:sz w:val="24"/>
           <w:szCs w:val="24"/>
         </w:rPr>
-        <w:t>Docker Certified Associate</w:t>
+        <w:t>Certified Kubernetes Application Developer (CKAD)</w:t>
+      </w:r>
+      <w:r>
+        <w:rPr>
+          <w:rFonts w:ascii="Times New Roman" w:eastAsia="Times New Roman" w:hAnsi="Times New Roman" w:cs="Times New Roman"/>
+          <w:sz w:val="24"/>
+          <w:szCs w:val="24"/>
+        </w:rPr>
+        <w:t xml:space="preserve"> </w:t>
       </w:r>
     </w:p>
     <w:p>
@@ -2501,9 +3054,9 @@
         <w:pStyle w:val="ListParagraph"/>
         <w:numPr>
           <w:ilvl w:val="0"/>
-          <w:numId w:val="30"/>
+          <w:numId w:val="38"/>
         </w:numPr>
-        <w:spacing w:before="100" w:beforeAutospacing="1" w:after="100" w:afterAutospacing="1" w:line="240" w:lineRule="auto"/>
+        <w:spacing w:after="0" w:line="240" w:lineRule="auto"/>
         <w:jc w:val="both"/>
         <w:rPr>
           <w:rFonts w:ascii="Times New Roman" w:eastAsia="Times New Roman" w:hAnsi="Times New Roman" w:cs="Times New Roman"/>
@@ -2519,7 +3072,41 @@
           <w:sz w:val="24"/>
           <w:szCs w:val="24"/>
         </w:rPr>
-        <w:t>MongoDB Certified Developer Associate</w:t>
+        <w:t>Microsoft Certified: Azure Fundamentals</w:t>
+      </w:r>
+      <w:r>
+        <w:rPr>
+          <w:rFonts w:ascii="Times New Roman" w:eastAsia="Times New Roman" w:hAnsi="Times New Roman" w:cs="Times New Roman"/>
+          <w:sz w:val="24"/>
+          <w:szCs w:val="24"/>
+        </w:rPr>
+        <w:t xml:space="preserve"> </w:t>
+      </w:r>
+    </w:p>
+    <w:p>
+      <w:pPr>
+        <w:pStyle w:val="ListParagraph"/>
+        <w:numPr>
+          <w:ilvl w:val="0"/>
+          <w:numId w:val="38"/>
+        </w:numPr>
+        <w:spacing w:after="0" w:line="240" w:lineRule="auto"/>
+        <w:jc w:val="both"/>
+        <w:rPr>
+          <w:rFonts w:ascii="Times New Roman" w:eastAsia="Times New Roman" w:hAnsi="Times New Roman" w:cs="Times New Roman"/>
+          <w:sz w:val="24"/>
+          <w:szCs w:val="24"/>
+        </w:rPr>
+      </w:pPr>
+      <w:r>
+        <w:rPr>
+          <w:rFonts w:ascii="Times New Roman" w:eastAsia="Times New Roman" w:hAnsi="Times New Roman" w:cs="Times New Roman"/>
+          <w:b/>
+          <w:bCs/>
+          <w:sz w:val="24"/>
+          <w:szCs w:val="24"/>
+        </w:rPr>
+        <w:t>Scrum Fundamentals Certified (SFC)</w:t>
       </w:r>
     </w:p>
     <w:p>
@@ -2804,6 +3391,119 @@
     </w:lvl>
   </w:abstractNum>
   <w:abstractNum w:abstractNumId="1">
+    <w:nsid w:val="041549AE"/>
+    <w:multiLevelType w:val="hybridMultilevel"/>
+    <w:tmpl w:val="A4862CD2"/>
+    <w:lvl w:ilvl="0" w:tplc="04090009">
+      <w:start w:val="1"/>
+      <w:numFmt w:val="bullet"/>
+      <w:lvlText w:val=""/>
+      <w:lvlJc w:val="left"/>
+      <w:pPr>
+        <w:ind w:left="360" w:hanging="360"/>
+      </w:pPr>
+      <w:rPr>
+        <w:rFonts w:ascii="Wingdings" w:hAnsi="Wingdings" w:hint="default"/>
+      </w:rPr>
+    </w:lvl>
+    <w:lvl w:ilvl="1" w:tplc="04090003" w:tentative="1">
+      <w:start w:val="1"/>
+      <w:numFmt w:val="bullet"/>
+      <w:lvlText w:val="o"/>
+      <w:lvlJc w:val="left"/>
+      <w:pPr>
+        <w:ind w:left="1080" w:hanging="360"/>
+      </w:pPr>
+      <w:rPr>
+        <w:rFonts w:ascii="Courier New" w:hAnsi="Courier New" w:cs="Courier New" w:hint="default"/>
+      </w:rPr>
+    </w:lvl>
+    <w:lvl w:ilvl="2" w:tplc="04090005" w:tentative="1">
+      <w:start w:val="1"/>
+      <w:numFmt w:val="bullet"/>
+      <w:lvlText w:val=""/>
+      <w:lvlJc w:val="left"/>
+      <w:pPr>
+        <w:ind w:left="1800" w:hanging="360"/>
+      </w:pPr>
+      <w:rPr>
+        <w:rFonts w:ascii="Wingdings" w:hAnsi="Wingdings" w:hint="default"/>
+      </w:rPr>
+    </w:lvl>
+    <w:lvl w:ilvl="3" w:tplc="04090001" w:tentative="1">
+      <w:start w:val="1"/>
+      <w:numFmt w:val="bullet"/>
+      <w:lvlText w:val=""/>
+      <w:lvlJc w:val="left"/>
+      <w:pPr>
+        <w:ind w:left="2520" w:hanging="360"/>
+      </w:pPr>
+      <w:rPr>
+        <w:rFonts w:ascii="Symbol" w:hAnsi="Symbol" w:hint="default"/>
+      </w:rPr>
+    </w:lvl>
+    <w:lvl w:ilvl="4" w:tplc="04090003" w:tentative="1">
+      <w:start w:val="1"/>
+      <w:numFmt w:val="bullet"/>
+      <w:lvlText w:val="o"/>
+      <w:lvlJc w:val="left"/>
+      <w:pPr>
+        <w:ind w:left="3240" w:hanging="360"/>
+      </w:pPr>
+      <w:rPr>
+        <w:rFonts w:ascii="Courier New" w:hAnsi="Courier New" w:cs="Courier New" w:hint="default"/>
+      </w:rPr>
+    </w:lvl>
+    <w:lvl w:ilvl="5" w:tplc="04090005" w:tentative="1">
+      <w:start w:val="1"/>
+      <w:numFmt w:val="bullet"/>
+      <w:lvlText w:val=""/>
+      <w:lvlJc w:val="left"/>
+      <w:pPr>
+        <w:ind w:left="3960" w:hanging="360"/>
+      </w:pPr>
+      <w:rPr>
+        <w:rFonts w:ascii="Wingdings" w:hAnsi="Wingdings" w:hint="default"/>
+      </w:rPr>
+    </w:lvl>
+    <w:lvl w:ilvl="6" w:tplc="04090001" w:tentative="1">
+      <w:start w:val="1"/>
+      <w:numFmt w:val="bullet"/>
+      <w:lvlText w:val=""/>
+      <w:lvlJc w:val="left"/>
+      <w:pPr>
+        <w:ind w:left="4680" w:hanging="360"/>
+      </w:pPr>
+      <w:rPr>
+        <w:rFonts w:ascii="Symbol" w:hAnsi="Symbol" w:hint="default"/>
+      </w:rPr>
+    </w:lvl>
+    <w:lvl w:ilvl="7" w:tplc="04090003" w:tentative="1">
+      <w:start w:val="1"/>
+      <w:numFmt w:val="bullet"/>
+      <w:lvlText w:val="o"/>
+      <w:lvlJc w:val="left"/>
+      <w:pPr>
+        <w:ind w:left="5400" w:hanging="360"/>
+      </w:pPr>
+      <w:rPr>
+        <w:rFonts w:ascii="Courier New" w:hAnsi="Courier New" w:cs="Courier New" w:hint="default"/>
+      </w:rPr>
+    </w:lvl>
+    <w:lvl w:ilvl="8" w:tplc="04090005" w:tentative="1">
+      <w:start w:val="1"/>
+      <w:numFmt w:val="bullet"/>
+      <w:lvlText w:val=""/>
+      <w:lvlJc w:val="left"/>
+      <w:pPr>
+        <w:ind w:left="6120" w:hanging="360"/>
+      </w:pPr>
+      <w:rPr>
+        <w:rFonts w:ascii="Wingdings" w:hAnsi="Wingdings" w:hint="default"/>
+      </w:rPr>
+    </w:lvl>
+  </w:abstractNum>
+  <w:abstractNum w:abstractNumId="2">
     <w:nsid w:val="06326A42"/>
     <w:multiLevelType w:val="hybridMultilevel"/>
     <w:tmpl w:val="85C8AF5C"/>
@@ -2916,7 +3616,7 @@
       </w:rPr>
     </w:lvl>
   </w:abstractNum>
-  <w:abstractNum w:abstractNumId="2">
+  <w:abstractNum w:abstractNumId="3">
     <w:nsid w:val="0B29671B"/>
     <w:multiLevelType w:val="hybridMultilevel"/>
     <w:tmpl w:val="73B2CEA6"/>
@@ -3029,7 +3729,7 @@
       </w:rPr>
     </w:lvl>
   </w:abstractNum>
-  <w:abstractNum w:abstractNumId="3">
+  <w:abstractNum w:abstractNumId="4">
     <w:nsid w:val="0B4A45D1"/>
     <w:multiLevelType w:val="hybridMultilevel"/>
     <w:tmpl w:val="3B70A860"/>
@@ -3142,7 +3842,7 @@
       </w:rPr>
     </w:lvl>
   </w:abstractNum>
-  <w:abstractNum w:abstractNumId="4">
+  <w:abstractNum w:abstractNumId="5">
     <w:nsid w:val="0B724B88"/>
     <w:multiLevelType w:val="hybridMultilevel"/>
     <w:tmpl w:val="E05EFFCE"/>
@@ -3255,7 +3955,7 @@
       </w:rPr>
     </w:lvl>
   </w:abstractNum>
-  <w:abstractNum w:abstractNumId="5">
+  <w:abstractNum w:abstractNumId="6">
     <w:nsid w:val="0D8B519C"/>
     <w:multiLevelType w:val="multilevel"/>
     <w:tmpl w:val="0D8B519C"/>
@@ -3404,7 +4104,7 @@
       </w:rPr>
     </w:lvl>
   </w:abstractNum>
-  <w:abstractNum w:abstractNumId="6">
+  <w:abstractNum w:abstractNumId="7">
     <w:nsid w:val="0FA025BE"/>
     <w:multiLevelType w:val="multilevel"/>
     <w:tmpl w:val="0FA025BE"/>
@@ -3553,7 +4253,7 @@
       </w:rPr>
     </w:lvl>
   </w:abstractNum>
-  <w:abstractNum w:abstractNumId="7">
+  <w:abstractNum w:abstractNumId="8">
     <w:nsid w:val="12E22EE5"/>
     <w:multiLevelType w:val="hybridMultilevel"/>
     <w:tmpl w:val="F6ACEF30"/>
@@ -3665,7 +4365,7 @@
       </w:rPr>
     </w:lvl>
   </w:abstractNum>
-  <w:abstractNum w:abstractNumId="8">
+  <w:abstractNum w:abstractNumId="9">
     <w:nsid w:val="137B005A"/>
     <w:multiLevelType w:val="hybridMultilevel"/>
     <w:tmpl w:val="6B9CDDCE"/>
@@ -3778,7 +4478,233 @@
       </w:rPr>
     </w:lvl>
   </w:abstractNum>
-  <w:abstractNum w:abstractNumId="9">
+  <w:abstractNum w:abstractNumId="10">
+    <w:nsid w:val="14687DF1"/>
+    <w:multiLevelType w:val="hybridMultilevel"/>
+    <w:tmpl w:val="D1008EA6"/>
+    <w:lvl w:ilvl="0" w:tplc="04090009">
+      <w:start w:val="1"/>
+      <w:numFmt w:val="bullet"/>
+      <w:lvlText w:val=""/>
+      <w:lvlJc w:val="left"/>
+      <w:pPr>
+        <w:ind w:left="360" w:hanging="360"/>
+      </w:pPr>
+      <w:rPr>
+        <w:rFonts w:ascii="Wingdings" w:hAnsi="Wingdings" w:hint="default"/>
+      </w:rPr>
+    </w:lvl>
+    <w:lvl w:ilvl="1" w:tplc="04090003" w:tentative="1">
+      <w:start w:val="1"/>
+      <w:numFmt w:val="bullet"/>
+      <w:lvlText w:val="o"/>
+      <w:lvlJc w:val="left"/>
+      <w:pPr>
+        <w:ind w:left="1080" w:hanging="360"/>
+      </w:pPr>
+      <w:rPr>
+        <w:rFonts w:ascii="Courier New" w:hAnsi="Courier New" w:cs="Courier New" w:hint="default"/>
+      </w:rPr>
+    </w:lvl>
+    <w:lvl w:ilvl="2" w:tplc="04090005" w:tentative="1">
+      <w:start w:val="1"/>
+      <w:numFmt w:val="bullet"/>
+      <w:lvlText w:val=""/>
+      <w:lvlJc w:val="left"/>
+      <w:pPr>
+        <w:ind w:left="1800" w:hanging="360"/>
+      </w:pPr>
+      <w:rPr>
+        <w:rFonts w:ascii="Wingdings" w:hAnsi="Wingdings" w:hint="default"/>
+      </w:rPr>
+    </w:lvl>
+    <w:lvl w:ilvl="3" w:tplc="04090001" w:tentative="1">
+      <w:start w:val="1"/>
+      <w:numFmt w:val="bullet"/>
+      <w:lvlText w:val=""/>
+      <w:lvlJc w:val="left"/>
+      <w:pPr>
+        <w:ind w:left="2520" w:hanging="360"/>
+      </w:pPr>
+      <w:rPr>
+        <w:rFonts w:ascii="Symbol" w:hAnsi="Symbol" w:hint="default"/>
+      </w:rPr>
+    </w:lvl>
+    <w:lvl w:ilvl="4" w:tplc="04090003" w:tentative="1">
+      <w:start w:val="1"/>
+      <w:numFmt w:val="bullet"/>
+      <w:lvlText w:val="o"/>
+      <w:lvlJc w:val="left"/>
+      <w:pPr>
+        <w:ind w:left="3240" w:hanging="360"/>
+      </w:pPr>
+      <w:rPr>
+        <w:rFonts w:ascii="Courier New" w:hAnsi="Courier New" w:cs="Courier New" w:hint="default"/>
+      </w:rPr>
+    </w:lvl>
+    <w:lvl w:ilvl="5" w:tplc="04090005" w:tentative="1">
+      <w:start w:val="1"/>
+      <w:numFmt w:val="bullet"/>
+      <w:lvlText w:val=""/>
+      <w:lvlJc w:val="left"/>
+      <w:pPr>
+        <w:ind w:left="3960" w:hanging="360"/>
+      </w:pPr>
+      <w:rPr>
+        <w:rFonts w:ascii="Wingdings" w:hAnsi="Wingdings" w:hint="default"/>
+      </w:rPr>
+    </w:lvl>
+    <w:lvl w:ilvl="6" w:tplc="04090001" w:tentative="1">
+      <w:start w:val="1"/>
+      <w:numFmt w:val="bullet"/>
+      <w:lvlText w:val=""/>
+      <w:lvlJc w:val="left"/>
+      <w:pPr>
+        <w:ind w:left="4680" w:hanging="360"/>
+      </w:pPr>
+      <w:rPr>
+        <w:rFonts w:ascii="Symbol" w:hAnsi="Symbol" w:hint="default"/>
+      </w:rPr>
+    </w:lvl>
+    <w:lvl w:ilvl="7" w:tplc="04090003" w:tentative="1">
+      <w:start w:val="1"/>
+      <w:numFmt w:val="bullet"/>
+      <w:lvlText w:val="o"/>
+      <w:lvlJc w:val="left"/>
+      <w:pPr>
+        <w:ind w:left="5400" w:hanging="360"/>
+      </w:pPr>
+      <w:rPr>
+        <w:rFonts w:ascii="Courier New" w:hAnsi="Courier New" w:cs="Courier New" w:hint="default"/>
+      </w:rPr>
+    </w:lvl>
+    <w:lvl w:ilvl="8" w:tplc="04090005" w:tentative="1">
+      <w:start w:val="1"/>
+      <w:numFmt w:val="bullet"/>
+      <w:lvlText w:val=""/>
+      <w:lvlJc w:val="left"/>
+      <w:pPr>
+        <w:ind w:left="6120" w:hanging="360"/>
+      </w:pPr>
+      <w:rPr>
+        <w:rFonts w:ascii="Wingdings" w:hAnsi="Wingdings" w:hint="default"/>
+      </w:rPr>
+    </w:lvl>
+  </w:abstractNum>
+  <w:abstractNum w:abstractNumId="11">
+    <w:nsid w:val="19157FF1"/>
+    <w:multiLevelType w:val="hybridMultilevel"/>
+    <w:tmpl w:val="2C70125C"/>
+    <w:lvl w:ilvl="0" w:tplc="04090009">
+      <w:start w:val="1"/>
+      <w:numFmt w:val="bullet"/>
+      <w:lvlText w:val=""/>
+      <w:lvlJc w:val="left"/>
+      <w:pPr>
+        <w:ind w:left="360" w:hanging="360"/>
+      </w:pPr>
+      <w:rPr>
+        <w:rFonts w:ascii="Wingdings" w:hAnsi="Wingdings" w:hint="default"/>
+      </w:rPr>
+    </w:lvl>
+    <w:lvl w:ilvl="1" w:tplc="04090003" w:tentative="1">
+      <w:start w:val="1"/>
+      <w:numFmt w:val="bullet"/>
+      <w:lvlText w:val="o"/>
+      <w:lvlJc w:val="left"/>
+      <w:pPr>
+        <w:ind w:left="1080" w:hanging="360"/>
+      </w:pPr>
+      <w:rPr>
+        <w:rFonts w:ascii="Courier New" w:hAnsi="Courier New" w:cs="Courier New" w:hint="default"/>
+      </w:rPr>
+    </w:lvl>
+    <w:lvl w:ilvl="2" w:tplc="04090005" w:tentative="1">
+      <w:start w:val="1"/>
+      <w:numFmt w:val="bullet"/>
+      <w:lvlText w:val=""/>
+      <w:lvlJc w:val="left"/>
+      <w:pPr>
+        <w:ind w:left="1800" w:hanging="360"/>
+      </w:pPr>
+      <w:rPr>
+        <w:rFonts w:ascii="Wingdings" w:hAnsi="Wingdings" w:hint="default"/>
+      </w:rPr>
+    </w:lvl>
+    <w:lvl w:ilvl="3" w:tplc="04090001" w:tentative="1">
+      <w:start w:val="1"/>
+      <w:numFmt w:val="bullet"/>
+      <w:lvlText w:val=""/>
+      <w:lvlJc w:val="left"/>
+      <w:pPr>
+        <w:ind w:left="2520" w:hanging="360"/>
+      </w:pPr>
+      <w:rPr>
+        <w:rFonts w:ascii="Symbol" w:hAnsi="Symbol" w:hint="default"/>
+      </w:rPr>
+    </w:lvl>
+    <w:lvl w:ilvl="4" w:tplc="04090003" w:tentative="1">
+      <w:start w:val="1"/>
+      <w:numFmt w:val="bullet"/>
+      <w:lvlText w:val="o"/>
+      <w:lvlJc w:val="left"/>
+      <w:pPr>
+        <w:ind w:left="3240" w:hanging="360"/>
+      </w:pPr>
+      <w:rPr>
+        <w:rFonts w:ascii="Courier New" w:hAnsi="Courier New" w:cs="Courier New" w:hint="default"/>
+      </w:rPr>
+    </w:lvl>
+    <w:lvl w:ilvl="5" w:tplc="04090005" w:tentative="1">
+      <w:start w:val="1"/>
+      <w:numFmt w:val="bullet"/>
+      <w:lvlText w:val=""/>
+      <w:lvlJc w:val="left"/>
+      <w:pPr>
+        <w:ind w:left="3960" w:hanging="360"/>
+      </w:pPr>
+      <w:rPr>
+        <w:rFonts w:ascii="Wingdings" w:hAnsi="Wingdings" w:hint="default"/>
+      </w:rPr>
+    </w:lvl>
+    <w:lvl w:ilvl="6" w:tplc="04090001" w:tentative="1">
+      <w:start w:val="1"/>
+      <w:numFmt w:val="bullet"/>
+      <w:lvlText w:val=""/>
+      <w:lvlJc w:val="left"/>
+      <w:pPr>
+        <w:ind w:left="4680" w:hanging="360"/>
+      </w:pPr>
+      <w:rPr>
+        <w:rFonts w:ascii="Symbol" w:hAnsi="Symbol" w:hint="default"/>
+      </w:rPr>
+    </w:lvl>
+    <w:lvl w:ilvl="7" w:tplc="04090003" w:tentative="1">
+      <w:start w:val="1"/>
+      <w:numFmt w:val="bullet"/>
+      <w:lvlText w:val="o"/>
+      <w:lvlJc w:val="left"/>
+      <w:pPr>
+        <w:ind w:left="5400" w:hanging="360"/>
+      </w:pPr>
+      <w:rPr>
+        <w:rFonts w:ascii="Courier New" w:hAnsi="Courier New" w:cs="Courier New" w:hint="default"/>
+      </w:rPr>
+    </w:lvl>
+    <w:lvl w:ilvl="8" w:tplc="04090005" w:tentative="1">
+      <w:start w:val="1"/>
+      <w:numFmt w:val="bullet"/>
+      <w:lvlText w:val=""/>
+      <w:lvlJc w:val="left"/>
+      <w:pPr>
+        <w:ind w:left="6120" w:hanging="360"/>
+      </w:pPr>
+      <w:rPr>
+        <w:rFonts w:ascii="Wingdings" w:hAnsi="Wingdings" w:hint="default"/>
+      </w:rPr>
+    </w:lvl>
+  </w:abstractNum>
+  <w:abstractNum w:abstractNumId="12">
     <w:nsid w:val="1EF60C02"/>
     <w:multiLevelType w:val="hybridMultilevel"/>
     <w:tmpl w:val="B3CE9A98"/>
@@ -3891,7 +4817,7 @@
       </w:rPr>
     </w:lvl>
   </w:abstractNum>
-  <w:abstractNum w:abstractNumId="10">
+  <w:abstractNum w:abstractNumId="13">
     <w:nsid w:val="1F6F2957"/>
     <w:multiLevelType w:val="hybridMultilevel"/>
     <w:tmpl w:val="110A01E2"/>
@@ -4003,7 +4929,7 @@
       </w:rPr>
     </w:lvl>
   </w:abstractNum>
-  <w:abstractNum w:abstractNumId="11">
+  <w:abstractNum w:abstractNumId="14">
     <w:nsid w:val="220C6A62"/>
     <w:multiLevelType w:val="hybridMultilevel"/>
     <w:tmpl w:val="1DEC4FD4"/>
@@ -4116,7 +5042,7 @@
       </w:rPr>
     </w:lvl>
   </w:abstractNum>
-  <w:abstractNum w:abstractNumId="12">
+  <w:abstractNum w:abstractNumId="15">
     <w:nsid w:val="264A315D"/>
     <w:multiLevelType w:val="multilevel"/>
     <w:tmpl w:val="264A315D"/>
@@ -4265,7 +5191,7 @@
       </w:rPr>
     </w:lvl>
   </w:abstractNum>
-  <w:abstractNum w:abstractNumId="13">
+  <w:abstractNum w:abstractNumId="16">
     <w:nsid w:val="298A5B21"/>
     <w:multiLevelType w:val="hybridMultilevel"/>
     <w:tmpl w:val="876A5F24"/>
@@ -4378,7 +5304,7 @@
       </w:rPr>
     </w:lvl>
   </w:abstractNum>
-  <w:abstractNum w:abstractNumId="14">
+  <w:abstractNum w:abstractNumId="17">
     <w:nsid w:val="2B4127C1"/>
     <w:multiLevelType w:val="hybridMultilevel"/>
     <w:tmpl w:val="B1BE7A2A"/>
@@ -4491,7 +5417,7 @@
       </w:rPr>
     </w:lvl>
   </w:abstractNum>
-  <w:abstractNum w:abstractNumId="15">
+  <w:abstractNum w:abstractNumId="18">
     <w:nsid w:val="2ECD265E"/>
     <w:multiLevelType w:val="multilevel"/>
     <w:tmpl w:val="EC529992"/>
@@ -4640,7 +5566,7 @@
       </w:rPr>
     </w:lvl>
   </w:abstractNum>
-  <w:abstractNum w:abstractNumId="16">
+  <w:abstractNum w:abstractNumId="19">
     <w:nsid w:val="31A1277E"/>
     <w:multiLevelType w:val="hybridMultilevel"/>
     <w:tmpl w:val="90769452"/>
@@ -4753,7 +5679,120 @@
       </w:rPr>
     </w:lvl>
   </w:abstractNum>
-  <w:abstractNum w:abstractNumId="17">
+  <w:abstractNum w:abstractNumId="20">
+    <w:nsid w:val="3F4B536C"/>
+    <w:multiLevelType w:val="hybridMultilevel"/>
+    <w:tmpl w:val="58761D50"/>
+    <w:lvl w:ilvl="0" w:tplc="04090009">
+      <w:start w:val="1"/>
+      <w:numFmt w:val="bullet"/>
+      <w:lvlText w:val=""/>
+      <w:lvlJc w:val="left"/>
+      <w:pPr>
+        <w:ind w:left="360" w:hanging="360"/>
+      </w:pPr>
+      <w:rPr>
+        <w:rFonts w:ascii="Wingdings" w:hAnsi="Wingdings" w:hint="default"/>
+      </w:rPr>
+    </w:lvl>
+    <w:lvl w:ilvl="1" w:tplc="04090003" w:tentative="1">
+      <w:start w:val="1"/>
+      <w:numFmt w:val="bullet"/>
+      <w:lvlText w:val="o"/>
+      <w:lvlJc w:val="left"/>
+      <w:pPr>
+        <w:ind w:left="1080" w:hanging="360"/>
+      </w:pPr>
+      <w:rPr>
+        <w:rFonts w:ascii="Courier New" w:hAnsi="Courier New" w:cs="Courier New" w:hint="default"/>
+      </w:rPr>
+    </w:lvl>
+    <w:lvl w:ilvl="2" w:tplc="04090005" w:tentative="1">
+      <w:start w:val="1"/>
+      <w:numFmt w:val="bullet"/>
+      <w:lvlText w:val=""/>
+      <w:lvlJc w:val="left"/>
+      <w:pPr>
+        <w:ind w:left="1800" w:hanging="360"/>
+      </w:pPr>
+      <w:rPr>
+        <w:rFonts w:ascii="Wingdings" w:hAnsi="Wingdings" w:hint="default"/>
+      </w:rPr>
+    </w:lvl>
+    <w:lvl w:ilvl="3" w:tplc="04090001" w:tentative="1">
+      <w:start w:val="1"/>
+      <w:numFmt w:val="bullet"/>
+      <w:lvlText w:val=""/>
+      <w:lvlJc w:val="left"/>
+      <w:pPr>
+        <w:ind w:left="2520" w:hanging="360"/>
+      </w:pPr>
+      <w:rPr>
+        <w:rFonts w:ascii="Symbol" w:hAnsi="Symbol" w:hint="default"/>
+      </w:rPr>
+    </w:lvl>
+    <w:lvl w:ilvl="4" w:tplc="04090003" w:tentative="1">
+      <w:start w:val="1"/>
+      <w:numFmt w:val="bullet"/>
+      <w:lvlText w:val="o"/>
+      <w:lvlJc w:val="left"/>
+      <w:pPr>
+        <w:ind w:left="3240" w:hanging="360"/>
+      </w:pPr>
+      <w:rPr>
+        <w:rFonts w:ascii="Courier New" w:hAnsi="Courier New" w:cs="Courier New" w:hint="default"/>
+      </w:rPr>
+    </w:lvl>
+    <w:lvl w:ilvl="5" w:tplc="04090005" w:tentative="1">
+      <w:start w:val="1"/>
+      <w:numFmt w:val="bullet"/>
+      <w:lvlText w:val=""/>
+      <w:lvlJc w:val="left"/>
+      <w:pPr>
+        <w:ind w:left="3960" w:hanging="360"/>
+      </w:pPr>
+      <w:rPr>
+        <w:rFonts w:ascii="Wingdings" w:hAnsi="Wingdings" w:hint="default"/>
+      </w:rPr>
+    </w:lvl>
+    <w:lvl w:ilvl="6" w:tplc="04090001" w:tentative="1">
+      <w:start w:val="1"/>
+      <w:numFmt w:val="bullet"/>
+      <w:lvlText w:val=""/>
+      <w:lvlJc w:val="left"/>
+      <w:pPr>
+        <w:ind w:left="4680" w:hanging="360"/>
+      </w:pPr>
+      <w:rPr>
+        <w:rFonts w:ascii="Symbol" w:hAnsi="Symbol" w:hint="default"/>
+      </w:rPr>
+    </w:lvl>
+    <w:lvl w:ilvl="7" w:tplc="04090003" w:tentative="1">
+      <w:start w:val="1"/>
+      <w:numFmt w:val="bullet"/>
+      <w:lvlText w:val="o"/>
+      <w:lvlJc w:val="left"/>
+      <w:pPr>
+        <w:ind w:left="5400" w:hanging="360"/>
+      </w:pPr>
+      <w:rPr>
+        <w:rFonts w:ascii="Courier New" w:hAnsi="Courier New" w:cs="Courier New" w:hint="default"/>
+      </w:rPr>
+    </w:lvl>
+    <w:lvl w:ilvl="8" w:tplc="04090005" w:tentative="1">
+      <w:start w:val="1"/>
+      <w:numFmt w:val="bullet"/>
+      <w:lvlText w:val=""/>
+      <w:lvlJc w:val="left"/>
+      <w:pPr>
+        <w:ind w:left="6120" w:hanging="360"/>
+      </w:pPr>
+      <w:rPr>
+        <w:rFonts w:ascii="Wingdings" w:hAnsi="Wingdings" w:hint="default"/>
+      </w:rPr>
+    </w:lvl>
+  </w:abstractNum>
+  <w:abstractNum w:abstractNumId="21">
     <w:nsid w:val="45F46571"/>
     <w:multiLevelType w:val="hybridMultilevel"/>
     <w:tmpl w:val="96F477A4"/>
@@ -4865,7 +5904,7 @@
       </w:rPr>
     </w:lvl>
   </w:abstractNum>
-  <w:abstractNum w:abstractNumId="18">
+  <w:abstractNum w:abstractNumId="22">
     <w:nsid w:val="48855658"/>
     <w:multiLevelType w:val="hybridMultilevel"/>
     <w:tmpl w:val="48C8725A"/>
@@ -4978,7 +6017,7 @@
       </w:rPr>
     </w:lvl>
   </w:abstractNum>
-  <w:abstractNum w:abstractNumId="19">
+  <w:abstractNum w:abstractNumId="23">
     <w:nsid w:val="48FC4289"/>
     <w:multiLevelType w:val="multilevel"/>
     <w:tmpl w:val="48FC4289"/>
@@ -5127,7 +6166,7 @@
       </w:rPr>
     </w:lvl>
   </w:abstractNum>
-  <w:abstractNum w:abstractNumId="20">
+  <w:abstractNum w:abstractNumId="24">
     <w:nsid w:val="4B2C24B2"/>
     <w:multiLevelType w:val="hybridMultilevel"/>
     <w:tmpl w:val="4C6C5E56"/>
@@ -5239,7 +6278,233 @@
       </w:rPr>
     </w:lvl>
   </w:abstractNum>
-  <w:abstractNum w:abstractNumId="21">
+  <w:abstractNum w:abstractNumId="25">
+    <w:nsid w:val="508245D4"/>
+    <w:multiLevelType w:val="hybridMultilevel"/>
+    <w:tmpl w:val="36CEEA16"/>
+    <w:lvl w:ilvl="0" w:tplc="04090009">
+      <w:start w:val="1"/>
+      <w:numFmt w:val="bullet"/>
+      <w:lvlText w:val=""/>
+      <w:lvlJc w:val="left"/>
+      <w:pPr>
+        <w:ind w:left="360" w:hanging="360"/>
+      </w:pPr>
+      <w:rPr>
+        <w:rFonts w:ascii="Wingdings" w:hAnsi="Wingdings" w:hint="default"/>
+      </w:rPr>
+    </w:lvl>
+    <w:lvl w:ilvl="1" w:tplc="04090003" w:tentative="1">
+      <w:start w:val="1"/>
+      <w:numFmt w:val="bullet"/>
+      <w:lvlText w:val="o"/>
+      <w:lvlJc w:val="left"/>
+      <w:pPr>
+        <w:ind w:left="1080" w:hanging="360"/>
+      </w:pPr>
+      <w:rPr>
+        <w:rFonts w:ascii="Courier New" w:hAnsi="Courier New" w:cs="Courier New" w:hint="default"/>
+      </w:rPr>
+    </w:lvl>
+    <w:lvl w:ilvl="2" w:tplc="04090005" w:tentative="1">
+      <w:start w:val="1"/>
+      <w:numFmt w:val="bullet"/>
+      <w:lvlText w:val=""/>
+      <w:lvlJc w:val="left"/>
+      <w:pPr>
+        <w:ind w:left="1800" w:hanging="360"/>
+      </w:pPr>
+      <w:rPr>
+        <w:rFonts w:ascii="Wingdings" w:hAnsi="Wingdings" w:hint="default"/>
+      </w:rPr>
+    </w:lvl>
+    <w:lvl w:ilvl="3" w:tplc="04090001" w:tentative="1">
+      <w:start w:val="1"/>
+      <w:numFmt w:val="bullet"/>
+      <w:lvlText w:val=""/>
+      <w:lvlJc w:val="left"/>
+      <w:pPr>
+        <w:ind w:left="2520" w:hanging="360"/>
+      </w:pPr>
+      <w:rPr>
+        <w:rFonts w:ascii="Symbol" w:hAnsi="Symbol" w:hint="default"/>
+      </w:rPr>
+    </w:lvl>
+    <w:lvl w:ilvl="4" w:tplc="04090003" w:tentative="1">
+      <w:start w:val="1"/>
+      <w:numFmt w:val="bullet"/>
+      <w:lvlText w:val="o"/>
+      <w:lvlJc w:val="left"/>
+      <w:pPr>
+        <w:ind w:left="3240" w:hanging="360"/>
+      </w:pPr>
+      <w:rPr>
+        <w:rFonts w:ascii="Courier New" w:hAnsi="Courier New" w:cs="Courier New" w:hint="default"/>
+      </w:rPr>
+    </w:lvl>
+    <w:lvl w:ilvl="5" w:tplc="04090005" w:tentative="1">
+      <w:start w:val="1"/>
+      <w:numFmt w:val="bullet"/>
+      <w:lvlText w:val=""/>
+      <w:lvlJc w:val="left"/>
+      <w:pPr>
+        <w:ind w:left="3960" w:hanging="360"/>
+      </w:pPr>
+      <w:rPr>
+        <w:rFonts w:ascii="Wingdings" w:hAnsi="Wingdings" w:hint="default"/>
+      </w:rPr>
+    </w:lvl>
+    <w:lvl w:ilvl="6" w:tplc="04090001" w:tentative="1">
+      <w:start w:val="1"/>
+      <w:numFmt w:val="bullet"/>
+      <w:lvlText w:val=""/>
+      <w:lvlJc w:val="left"/>
+      <w:pPr>
+        <w:ind w:left="4680" w:hanging="360"/>
+      </w:pPr>
+      <w:rPr>
+        <w:rFonts w:ascii="Symbol" w:hAnsi="Symbol" w:hint="default"/>
+      </w:rPr>
+    </w:lvl>
+    <w:lvl w:ilvl="7" w:tplc="04090003" w:tentative="1">
+      <w:start w:val="1"/>
+      <w:numFmt w:val="bullet"/>
+      <w:lvlText w:val="o"/>
+      <w:lvlJc w:val="left"/>
+      <w:pPr>
+        <w:ind w:left="5400" w:hanging="360"/>
+      </w:pPr>
+      <w:rPr>
+        <w:rFonts w:ascii="Courier New" w:hAnsi="Courier New" w:cs="Courier New" w:hint="default"/>
+      </w:rPr>
+    </w:lvl>
+    <w:lvl w:ilvl="8" w:tplc="04090005" w:tentative="1">
+      <w:start w:val="1"/>
+      <w:numFmt w:val="bullet"/>
+      <w:lvlText w:val=""/>
+      <w:lvlJc w:val="left"/>
+      <w:pPr>
+        <w:ind w:left="6120" w:hanging="360"/>
+      </w:pPr>
+      <w:rPr>
+        <w:rFonts w:ascii="Wingdings" w:hAnsi="Wingdings" w:hint="default"/>
+      </w:rPr>
+    </w:lvl>
+  </w:abstractNum>
+  <w:abstractNum w:abstractNumId="26">
+    <w:nsid w:val="50BC0D4D"/>
+    <w:multiLevelType w:val="hybridMultilevel"/>
+    <w:tmpl w:val="FA58BF66"/>
+    <w:lvl w:ilvl="0" w:tplc="04090009">
+      <w:start w:val="1"/>
+      <w:numFmt w:val="bullet"/>
+      <w:lvlText w:val=""/>
+      <w:lvlJc w:val="left"/>
+      <w:pPr>
+        <w:ind w:left="360" w:hanging="360"/>
+      </w:pPr>
+      <w:rPr>
+        <w:rFonts w:ascii="Wingdings" w:hAnsi="Wingdings" w:hint="default"/>
+      </w:rPr>
+    </w:lvl>
+    <w:lvl w:ilvl="1" w:tplc="04090003" w:tentative="1">
+      <w:start w:val="1"/>
+      <w:numFmt w:val="bullet"/>
+      <w:lvlText w:val="o"/>
+      <w:lvlJc w:val="left"/>
+      <w:pPr>
+        <w:ind w:left="1080" w:hanging="360"/>
+      </w:pPr>
+      <w:rPr>
+        <w:rFonts w:ascii="Courier New" w:hAnsi="Courier New" w:cs="Courier New" w:hint="default"/>
+      </w:rPr>
+    </w:lvl>
+    <w:lvl w:ilvl="2" w:tplc="04090005" w:tentative="1">
+      <w:start w:val="1"/>
+      <w:numFmt w:val="bullet"/>
+      <w:lvlText w:val=""/>
+      <w:lvlJc w:val="left"/>
+      <w:pPr>
+        <w:ind w:left="1800" w:hanging="360"/>
+      </w:pPr>
+      <w:rPr>
+        <w:rFonts w:ascii="Wingdings" w:hAnsi="Wingdings" w:hint="default"/>
+      </w:rPr>
+    </w:lvl>
+    <w:lvl w:ilvl="3" w:tplc="04090001" w:tentative="1">
+      <w:start w:val="1"/>
+      <w:numFmt w:val="bullet"/>
+      <w:lvlText w:val=""/>
+      <w:lvlJc w:val="left"/>
+      <w:pPr>
+        <w:ind w:left="2520" w:hanging="360"/>
+      </w:pPr>
+      <w:rPr>
+        <w:rFonts w:ascii="Symbol" w:hAnsi="Symbol" w:hint="default"/>
+      </w:rPr>
+    </w:lvl>
+    <w:lvl w:ilvl="4" w:tplc="04090003" w:tentative="1">
+      <w:start w:val="1"/>
+      <w:numFmt w:val="bullet"/>
+      <w:lvlText w:val="o"/>
+      <w:lvlJc w:val="left"/>
+      <w:pPr>
+        <w:ind w:left="3240" w:hanging="360"/>
+      </w:pPr>
+      <w:rPr>
+        <w:rFonts w:ascii="Courier New" w:hAnsi="Courier New" w:cs="Courier New" w:hint="default"/>
+      </w:rPr>
+    </w:lvl>
+    <w:lvl w:ilvl="5" w:tplc="04090005" w:tentative="1">
+      <w:start w:val="1"/>
+      <w:numFmt w:val="bullet"/>
+      <w:lvlText w:val=""/>
+      <w:lvlJc w:val="left"/>
+      <w:pPr>
+        <w:ind w:left="3960" w:hanging="360"/>
+      </w:pPr>
+      <w:rPr>
+        <w:rFonts w:ascii="Wingdings" w:hAnsi="Wingdings" w:hint="default"/>
+      </w:rPr>
+    </w:lvl>
+    <w:lvl w:ilvl="6" w:tplc="04090001" w:tentative="1">
+      <w:start w:val="1"/>
+      <w:numFmt w:val="bullet"/>
+      <w:lvlText w:val=""/>
+      <w:lvlJc w:val="left"/>
+      <w:pPr>
+        <w:ind w:left="4680" w:hanging="360"/>
+      </w:pPr>
+      <w:rPr>
+        <w:rFonts w:ascii="Symbol" w:hAnsi="Symbol" w:hint="default"/>
+      </w:rPr>
+    </w:lvl>
+    <w:lvl w:ilvl="7" w:tplc="04090003" w:tentative="1">
+      <w:start w:val="1"/>
+      <w:numFmt w:val="bullet"/>
+      <w:lvlText w:val="o"/>
+      <w:lvlJc w:val="left"/>
+      <w:pPr>
+        <w:ind w:left="5400" w:hanging="360"/>
+      </w:pPr>
+      <w:rPr>
+        <w:rFonts w:ascii="Courier New" w:hAnsi="Courier New" w:cs="Courier New" w:hint="default"/>
+      </w:rPr>
+    </w:lvl>
+    <w:lvl w:ilvl="8" w:tplc="04090005" w:tentative="1">
+      <w:start w:val="1"/>
+      <w:numFmt w:val="bullet"/>
+      <w:lvlText w:val=""/>
+      <w:lvlJc w:val="left"/>
+      <w:pPr>
+        <w:ind w:left="6120" w:hanging="360"/>
+      </w:pPr>
+      <w:rPr>
+        <w:rFonts w:ascii="Wingdings" w:hAnsi="Wingdings" w:hint="default"/>
+      </w:rPr>
+    </w:lvl>
+  </w:abstractNum>
+  <w:abstractNum w:abstractNumId="27">
     <w:nsid w:val="51382AD3"/>
     <w:multiLevelType w:val="multilevel"/>
     <w:tmpl w:val="51382AD3"/>
@@ -5388,7 +6653,7 @@
       </w:rPr>
     </w:lvl>
   </w:abstractNum>
-  <w:abstractNum w:abstractNumId="22">
+  <w:abstractNum w:abstractNumId="28">
     <w:nsid w:val="590274EA"/>
     <w:multiLevelType w:val="hybridMultilevel"/>
     <w:tmpl w:val="23FCE6CC"/>
@@ -5500,7 +6765,7 @@
       </w:rPr>
     </w:lvl>
   </w:abstractNum>
-  <w:abstractNum w:abstractNumId="23">
+  <w:abstractNum w:abstractNumId="29">
     <w:nsid w:val="5B825AC1"/>
     <w:multiLevelType w:val="multilevel"/>
     <w:tmpl w:val="BDC6DACA"/>
@@ -5649,7 +6914,7 @@
       </w:rPr>
     </w:lvl>
   </w:abstractNum>
-  <w:abstractNum w:abstractNumId="24">
+  <w:abstractNum w:abstractNumId="30">
     <w:nsid w:val="606F3BC6"/>
     <w:multiLevelType w:val="hybridMultilevel"/>
     <w:tmpl w:val="CC882630"/>
@@ -5762,7 +7027,7 @@
       </w:rPr>
     </w:lvl>
   </w:abstractNum>
-  <w:abstractNum w:abstractNumId="25">
+  <w:abstractNum w:abstractNumId="31">
     <w:nsid w:val="6B851370"/>
     <w:multiLevelType w:val="hybridMultilevel"/>
     <w:tmpl w:val="253E14C0"/>
@@ -5874,7 +7139,7 @@
       </w:rPr>
     </w:lvl>
   </w:abstractNum>
-  <w:abstractNum w:abstractNumId="26">
+  <w:abstractNum w:abstractNumId="32">
     <w:nsid w:val="6C3908AE"/>
     <w:multiLevelType w:val="multilevel"/>
     <w:tmpl w:val="6C3908AE"/>
@@ -6023,7 +7288,7 @@
       </w:rPr>
     </w:lvl>
   </w:abstractNum>
-  <w:abstractNum w:abstractNumId="27">
+  <w:abstractNum w:abstractNumId="33">
     <w:nsid w:val="710239B6"/>
     <w:multiLevelType w:val="hybridMultilevel"/>
     <w:tmpl w:val="6486E868"/>
@@ -6136,7 +7401,120 @@
       </w:rPr>
     </w:lvl>
   </w:abstractNum>
-  <w:abstractNum w:abstractNumId="28">
+  <w:abstractNum w:abstractNumId="34">
+    <w:nsid w:val="76BC4D90"/>
+    <w:multiLevelType w:val="hybridMultilevel"/>
+    <w:tmpl w:val="C1EC294C"/>
+    <w:lvl w:ilvl="0" w:tplc="04090009">
+      <w:start w:val="1"/>
+      <w:numFmt w:val="bullet"/>
+      <w:lvlText w:val=""/>
+      <w:lvlJc w:val="left"/>
+      <w:pPr>
+        <w:ind w:left="360" w:hanging="360"/>
+      </w:pPr>
+      <w:rPr>
+        <w:rFonts w:ascii="Wingdings" w:hAnsi="Wingdings" w:hint="default"/>
+      </w:rPr>
+    </w:lvl>
+    <w:lvl w:ilvl="1" w:tplc="04090003" w:tentative="1">
+      <w:start w:val="1"/>
+      <w:numFmt w:val="bullet"/>
+      <w:lvlText w:val="o"/>
+      <w:lvlJc w:val="left"/>
+      <w:pPr>
+        <w:ind w:left="1080" w:hanging="360"/>
+      </w:pPr>
+      <w:rPr>
+        <w:rFonts w:ascii="Courier New" w:hAnsi="Courier New" w:cs="Courier New" w:hint="default"/>
+      </w:rPr>
+    </w:lvl>
+    <w:lvl w:ilvl="2" w:tplc="04090005" w:tentative="1">
+      <w:start w:val="1"/>
+      <w:numFmt w:val="bullet"/>
+      <w:lvlText w:val=""/>
+      <w:lvlJc w:val="left"/>
+      <w:pPr>
+        <w:ind w:left="1800" w:hanging="360"/>
+      </w:pPr>
+      <w:rPr>
+        <w:rFonts w:ascii="Wingdings" w:hAnsi="Wingdings" w:hint="default"/>
+      </w:rPr>
+    </w:lvl>
+    <w:lvl w:ilvl="3" w:tplc="04090001" w:tentative="1">
+      <w:start w:val="1"/>
+      <w:numFmt w:val="bullet"/>
+      <w:lvlText w:val=""/>
+      <w:lvlJc w:val="left"/>
+      <w:pPr>
+        <w:ind w:left="2520" w:hanging="360"/>
+      </w:pPr>
+      <w:rPr>
+        <w:rFonts w:ascii="Symbol" w:hAnsi="Symbol" w:hint="default"/>
+      </w:rPr>
+    </w:lvl>
+    <w:lvl w:ilvl="4" w:tplc="04090003" w:tentative="1">
+      <w:start w:val="1"/>
+      <w:numFmt w:val="bullet"/>
+      <w:lvlText w:val="o"/>
+      <w:lvlJc w:val="left"/>
+      <w:pPr>
+        <w:ind w:left="3240" w:hanging="360"/>
+      </w:pPr>
+      <w:rPr>
+        <w:rFonts w:ascii="Courier New" w:hAnsi="Courier New" w:cs="Courier New" w:hint="default"/>
+      </w:rPr>
+    </w:lvl>
+    <w:lvl w:ilvl="5" w:tplc="04090005" w:tentative="1">
+      <w:start w:val="1"/>
+      <w:numFmt w:val="bullet"/>
+      <w:lvlText w:val=""/>
+      <w:lvlJc w:val="left"/>
+      <w:pPr>
+        <w:ind w:left="3960" w:hanging="360"/>
+      </w:pPr>
+      <w:rPr>
+        <w:rFonts w:ascii="Wingdings" w:hAnsi="Wingdings" w:hint="default"/>
+      </w:rPr>
+    </w:lvl>
+    <w:lvl w:ilvl="6" w:tplc="04090001" w:tentative="1">
+      <w:start w:val="1"/>
+      <w:numFmt w:val="bullet"/>
+      <w:lvlText w:val=""/>
+      <w:lvlJc w:val="left"/>
+      <w:pPr>
+        <w:ind w:left="4680" w:hanging="360"/>
+      </w:pPr>
+      <w:rPr>
+        <w:rFonts w:ascii="Symbol" w:hAnsi="Symbol" w:hint="default"/>
+      </w:rPr>
+    </w:lvl>
+    <w:lvl w:ilvl="7" w:tplc="04090003" w:tentative="1">
+      <w:start w:val="1"/>
+      <w:numFmt w:val="bullet"/>
+      <w:lvlText w:val="o"/>
+      <w:lvlJc w:val="left"/>
+      <w:pPr>
+        <w:ind w:left="5400" w:hanging="360"/>
+      </w:pPr>
+      <w:rPr>
+        <w:rFonts w:ascii="Courier New" w:hAnsi="Courier New" w:cs="Courier New" w:hint="default"/>
+      </w:rPr>
+    </w:lvl>
+    <w:lvl w:ilvl="8" w:tplc="04090005" w:tentative="1">
+      <w:start w:val="1"/>
+      <w:numFmt w:val="bullet"/>
+      <w:lvlText w:val=""/>
+      <w:lvlJc w:val="left"/>
+      <w:pPr>
+        <w:ind w:left="6120" w:hanging="360"/>
+      </w:pPr>
+      <w:rPr>
+        <w:rFonts w:ascii="Wingdings" w:hAnsi="Wingdings" w:hint="default"/>
+      </w:rPr>
+    </w:lvl>
+  </w:abstractNum>
+  <w:abstractNum w:abstractNumId="35">
     <w:nsid w:val="77F07DB8"/>
     <w:multiLevelType w:val="hybridMultilevel"/>
     <w:tmpl w:val="0A025894"/>
@@ -6248,7 +7626,119 @@
       </w:rPr>
     </w:lvl>
   </w:abstractNum>
-  <w:abstractNum w:abstractNumId="29">
+  <w:abstractNum w:abstractNumId="36">
+    <w:nsid w:val="78662088"/>
+    <w:multiLevelType w:val="hybridMultilevel"/>
+    <w:tmpl w:val="5A8E83EA"/>
+    <w:lvl w:ilvl="0" w:tplc="1BB2F9F2">
+      <w:numFmt w:val="bullet"/>
+      <w:lvlText w:val=""/>
+      <w:lvlJc w:val="left"/>
+      <w:pPr>
+        <w:ind w:left="720" w:hanging="360"/>
+      </w:pPr>
+      <w:rPr>
+        <w:rFonts w:ascii="Symbol" w:eastAsia="Times New Roman" w:hAnsi="Symbol" w:cs="Times New Roman" w:hint="default"/>
+      </w:rPr>
+    </w:lvl>
+    <w:lvl w:ilvl="1" w:tplc="04090003" w:tentative="1">
+      <w:start w:val="1"/>
+      <w:numFmt w:val="bullet"/>
+      <w:lvlText w:val="o"/>
+      <w:lvlJc w:val="left"/>
+      <w:pPr>
+        <w:ind w:left="1440" w:hanging="360"/>
+      </w:pPr>
+      <w:rPr>
+        <w:rFonts w:ascii="Courier New" w:hAnsi="Courier New" w:cs="Courier New" w:hint="default"/>
+      </w:rPr>
+    </w:lvl>
+    <w:lvl w:ilvl="2" w:tplc="04090005" w:tentative="1">
+      <w:start w:val="1"/>
+      <w:numFmt w:val="bullet"/>
+      <w:lvlText w:val=""/>
+      <w:lvlJc w:val="left"/>
+      <w:pPr>
+        <w:ind w:left="2160" w:hanging="360"/>
+      </w:pPr>
+      <w:rPr>
+        <w:rFonts w:ascii="Wingdings" w:hAnsi="Wingdings" w:hint="default"/>
+      </w:rPr>
+    </w:lvl>
+    <w:lvl w:ilvl="3" w:tplc="04090001" w:tentative="1">
+      <w:start w:val="1"/>
+      <w:numFmt w:val="bullet"/>
+      <w:lvlText w:val=""/>
+      <w:lvlJc w:val="left"/>
+      <w:pPr>
+        <w:ind w:left="2880" w:hanging="360"/>
+      </w:pPr>
+      <w:rPr>
+        <w:rFonts w:ascii="Symbol" w:hAnsi="Symbol" w:hint="default"/>
+      </w:rPr>
+    </w:lvl>
+    <w:lvl w:ilvl="4" w:tplc="04090003" w:tentative="1">
+      <w:start w:val="1"/>
+      <w:numFmt w:val="bullet"/>
+      <w:lvlText w:val="o"/>
+      <w:lvlJc w:val="left"/>
+      <w:pPr>
+        <w:ind w:left="3600" w:hanging="360"/>
+      </w:pPr>
+      <w:rPr>
+        <w:rFonts w:ascii="Courier New" w:hAnsi="Courier New" w:cs="Courier New" w:hint="default"/>
+      </w:rPr>
+    </w:lvl>
+    <w:lvl w:ilvl="5" w:tplc="04090005" w:tentative="1">
+      <w:start w:val="1"/>
+      <w:numFmt w:val="bullet"/>
+      <w:lvlText w:val=""/>
+      <w:lvlJc w:val="left"/>
+      <w:pPr>
+        <w:ind w:left="4320" w:hanging="360"/>
+      </w:pPr>
+      <w:rPr>
+        <w:rFonts w:ascii="Wingdings" w:hAnsi="Wingdings" w:hint="default"/>
+      </w:rPr>
+    </w:lvl>
+    <w:lvl w:ilvl="6" w:tplc="04090001" w:tentative="1">
+      <w:start w:val="1"/>
+      <w:numFmt w:val="bullet"/>
+      <w:lvlText w:val=""/>
+      <w:lvlJc w:val="left"/>
+      <w:pPr>
+        <w:ind w:left="5040" w:hanging="360"/>
+      </w:pPr>
+      <w:rPr>
+        <w:rFonts w:ascii="Symbol" w:hAnsi="Symbol" w:hint="default"/>
+      </w:rPr>
+    </w:lvl>
+    <w:lvl w:ilvl="7" w:tplc="04090003" w:tentative="1">
+      <w:start w:val="1"/>
+      <w:numFmt w:val="bullet"/>
+      <w:lvlText w:val="o"/>
+      <w:lvlJc w:val="left"/>
+      <w:pPr>
+        <w:ind w:left="5760" w:hanging="360"/>
+      </w:pPr>
+      <w:rPr>
+        <w:rFonts w:ascii="Courier New" w:hAnsi="Courier New" w:cs="Courier New" w:hint="default"/>
+      </w:rPr>
+    </w:lvl>
+    <w:lvl w:ilvl="8" w:tplc="04090005" w:tentative="1">
+      <w:start w:val="1"/>
+      <w:numFmt w:val="bullet"/>
+      <w:lvlText w:val=""/>
+      <w:lvlJc w:val="left"/>
+      <w:pPr>
+        <w:ind w:left="6480" w:hanging="360"/>
+      </w:pPr>
+      <w:rPr>
+        <w:rFonts w:ascii="Wingdings" w:hAnsi="Wingdings" w:hint="default"/>
+      </w:rPr>
+    </w:lvl>
+  </w:abstractNum>
+  <w:abstractNum w:abstractNumId="37">
     <w:nsid w:val="78C57BF6"/>
     <w:multiLevelType w:val="hybridMultilevel"/>
     <w:tmpl w:val="C88ACCC6"/>
@@ -6361,7 +7851,7 @@
       </w:rPr>
     </w:lvl>
   </w:abstractNum>
-  <w:abstractNum w:abstractNumId="30">
+  <w:abstractNum w:abstractNumId="38">
     <w:nsid w:val="7B9D7980"/>
     <w:multiLevelType w:val="hybridMultilevel"/>
     <w:tmpl w:val="F020A50E"/>
@@ -6475,97 +7965,121 @@
     </w:lvl>
   </w:abstractNum>
   <w:num w:numId="1">
-    <w:abstractNumId w:val="6"/>
+    <w:abstractNumId w:val="7"/>
   </w:num>
   <w:num w:numId="2">
-    <w:abstractNumId w:val="26"/>
+    <w:abstractNumId w:val="32"/>
   </w:num>
   <w:num w:numId="3">
     <w:abstractNumId w:val="0"/>
   </w:num>
   <w:num w:numId="4">
+    <w:abstractNumId w:val="6"/>
+  </w:num>
+  <w:num w:numId="5">
+    <w:abstractNumId w:val="27"/>
+  </w:num>
+  <w:num w:numId="6">
+    <w:abstractNumId w:val="15"/>
+  </w:num>
+  <w:num w:numId="7">
+    <w:abstractNumId w:val="23"/>
+  </w:num>
+  <w:num w:numId="8">
+    <w:abstractNumId w:val="4"/>
+  </w:num>
+  <w:num w:numId="9">
+    <w:abstractNumId w:val="14"/>
+  </w:num>
+  <w:num w:numId="10">
+    <w:abstractNumId w:val="24"/>
+  </w:num>
+  <w:num w:numId="11">
+    <w:abstractNumId w:val="3"/>
+  </w:num>
+  <w:num w:numId="12">
     <w:abstractNumId w:val="5"/>
   </w:num>
-  <w:num w:numId="5">
+  <w:num w:numId="13">
+    <w:abstractNumId w:val="12"/>
+  </w:num>
+  <w:num w:numId="14">
+    <w:abstractNumId w:val="9"/>
+  </w:num>
+  <w:num w:numId="15">
+    <w:abstractNumId w:val="19"/>
+  </w:num>
+  <w:num w:numId="16">
+    <w:abstractNumId w:val="33"/>
+  </w:num>
+  <w:num w:numId="17">
+    <w:abstractNumId w:val="8"/>
+  </w:num>
+  <w:num w:numId="18">
+    <w:abstractNumId w:val="22"/>
+  </w:num>
+  <w:num w:numId="19">
+    <w:abstractNumId w:val="13"/>
+  </w:num>
+  <w:num w:numId="20">
+    <w:abstractNumId w:val="29"/>
+  </w:num>
+  <w:num w:numId="21">
+    <w:abstractNumId w:val="18"/>
+  </w:num>
+  <w:num w:numId="22">
+    <w:abstractNumId w:val="38"/>
+  </w:num>
+  <w:num w:numId="23">
+    <w:abstractNumId w:val="28"/>
+  </w:num>
+  <w:num w:numId="24">
+    <w:abstractNumId w:val="30"/>
+  </w:num>
+  <w:num w:numId="25">
     <w:abstractNumId w:val="21"/>
   </w:num>
-  <w:num w:numId="6">
-    <w:abstractNumId w:val="12"/>
+  <w:num w:numId="26">
+    <w:abstractNumId w:val="2"/>
   </w:num>
-  <w:num w:numId="7">
-    <w:abstractNumId w:val="19"/>
+  <w:num w:numId="27">
+    <w:abstractNumId w:val="35"/>
   </w:num>
-  <w:num w:numId="8">
-    <w:abstractNumId w:val="3"/>
+  <w:num w:numId="28">
+    <w:abstractNumId w:val="37"/>
   </w:num>
-  <w:num w:numId="9">
+  <w:num w:numId="29">
+    <w:abstractNumId w:val="17"/>
+  </w:num>
+  <w:num w:numId="30">
+    <w:abstractNumId w:val="16"/>
+  </w:num>
+  <w:num w:numId="31">
+    <w:abstractNumId w:val="31"/>
+  </w:num>
+  <w:num w:numId="32">
+    <w:abstractNumId w:val="26"/>
+  </w:num>
+  <w:num w:numId="33">
     <w:abstractNumId w:val="11"/>
   </w:num>
-  <w:num w:numId="10">
+  <w:num w:numId="34">
+    <w:abstractNumId w:val="10"/>
+  </w:num>
+  <w:num w:numId="35">
     <w:abstractNumId w:val="20"/>
   </w:num>
-  <w:num w:numId="11">
-    <w:abstractNumId w:val="2"/>
+  <w:num w:numId="36">
+    <w:abstractNumId w:val="34"/>
   </w:num>
-  <w:num w:numId="12">
-    <w:abstractNumId w:val="4"/>
-  </w:num>
-  <w:num w:numId="13">
-    <w:abstractNumId w:val="9"/>
-  </w:num>
-  <w:num w:numId="14">
-    <w:abstractNumId w:val="8"/>
-  </w:num>
-  <w:num w:numId="15">
-    <w:abstractNumId w:val="16"/>
-  </w:num>
-  <w:num w:numId="16">
-    <w:abstractNumId w:val="27"/>
-  </w:num>
-  <w:num w:numId="17">
-    <w:abstractNumId w:val="7"/>
-  </w:num>
-  <w:num w:numId="18">
-    <w:abstractNumId w:val="18"/>
-  </w:num>
-  <w:num w:numId="19">
-    <w:abstractNumId w:val="10"/>
-  </w:num>
-  <w:num w:numId="20">
-    <w:abstractNumId w:val="23"/>
-  </w:num>
-  <w:num w:numId="21">
-    <w:abstractNumId w:val="15"/>
-  </w:num>
-  <w:num w:numId="22">
-    <w:abstractNumId w:val="30"/>
-  </w:num>
-  <w:num w:numId="23">
-    <w:abstractNumId w:val="22"/>
-  </w:num>
-  <w:num w:numId="24">
-    <w:abstractNumId w:val="24"/>
-  </w:num>
-  <w:num w:numId="25">
-    <w:abstractNumId w:val="17"/>
-  </w:num>
-  <w:num w:numId="26">
+  <w:num w:numId="37">
     <w:abstractNumId w:val="1"/>
   </w:num>
-  <w:num w:numId="27">
-    <w:abstractNumId w:val="28"/>
+  <w:num w:numId="38">
+    <w:abstractNumId w:val="25"/>
   </w:num>
-  <w:num w:numId="28">
-    <w:abstractNumId w:val="29"/>
-  </w:num>
-  <w:num w:numId="29">
-    <w:abstractNumId w:val="14"/>
-  </w:num>
-  <w:num w:numId="30">
-    <w:abstractNumId w:val="13"/>
-  </w:num>
-  <w:num w:numId="31">
-    <w:abstractNumId w:val="25"/>
+  <w:num w:numId="39">
+    <w:abstractNumId w:val="36"/>
   </w:num>
 </w:numbering>
 </file>
@@ -7502,7 +9016,7 @@
 </file>
 
 <file path=customXml/itemProps1.xml><?xml version="1.0" encoding="utf-8"?>
-<ds:datastoreItem xmlns:ds="http://schemas.openxmlformats.org/officeDocument/2006/customXml" ds:itemID="{4BED8279-1470-4609-976C-47D0504DE40D}">
+<ds:datastoreItem xmlns:ds="http://schemas.openxmlformats.org/officeDocument/2006/customXml" ds:itemID="{2FF07116-EABD-4F47-AC90-345156EEF795}">
   <ds:schemaRefs>
     <ds:schemaRef ds:uri="http://schemas.openxmlformats.org/officeDocument/2006/bibliography"/>
   </ds:schemaRefs>
